--- a/TP2/documentos/samuel_hermany_DR1_TP2.docx
+++ b/TP2/documentos/samuel_hermany_DR1_TP2.docx
@@ -65,7 +65,7 @@
                 <wp:extent cx="2194560" cy="9125585"/>
                 <wp:effectExtent b="0" l="0" r="0" t="0"/>
                 <wp:wrapNone/>
-                <wp:docPr id="227" name=""/>
+                <wp:docPr id="232" name=""/>
                 <a:graphic>
                   <a:graphicData uri="http://schemas.microsoft.com/office/word/2010/wordprocessingGroup">
                     <wpg:wgp>
@@ -126,8 +126,8 @@
                             <a:xfrm>
                               <a:off x="4248720" y="0"/>
                               <a:ext cx="2194560" cy="7560000"/>
-                              <a:chOff x="0" y="0"/>
-                              <a:chExt cx="2194560" cy="9125712"/>
+                              <a:chOff x="4248700" y="0"/>
+                              <a:chExt cx="2194600" cy="7560000"/>
                             </a:xfrm>
                           </wpg:grpSpPr>
                           <wps:wsp>
@@ -135,8 +135,8 @@
                             <wps:cNvPr id="9" name="Shape 9"/>
                             <wps:spPr>
                               <a:xfrm>
-                                <a:off x="0" y="0"/>
-                                <a:ext cx="2194550" cy="9125700"/>
+                                <a:off x="4248700" y="0"/>
+                                <a:ext cx="2194600" cy="7560000"/>
                               </a:xfrm>
                               <a:prstGeom prst="rect">
                                 <a:avLst/>
@@ -162,1733 +162,1776 @@
                               <a:noAutofit/>
                             </wps:bodyPr>
                           </wps:wsp>
-                          <wps:wsp>
-                            <wps:cNvSpPr/>
-                            <wps:cNvPr id="10" name="Shape 10"/>
-                            <wps:spPr>
-                              <a:xfrm>
-                                <a:off x="0" y="0"/>
-                                <a:ext cx="194535" cy="9125712"/>
-                              </a:xfrm>
-                              <a:prstGeom prst="rect">
-                                <a:avLst/>
-                              </a:prstGeom>
-                              <a:solidFill>
-                                <a:schemeClr val="dk2"/>
-                              </a:solidFill>
-                              <a:ln>
-                                <a:noFill/>
-                              </a:ln>
-                            </wps:spPr>
-                            <wps:txbx>
-                              <w:txbxContent>
-                                <w:p>
-                                  <w:pPr>
-                                    <w:spacing w:after="0" w:before="0" w:line="240"/>
-                                    <w:ind w:left="0" w:right="0" w:firstLine="0"/>
-                                    <w:jc w:val="left"/>
-                                    <w:textDirection w:val="btLr"/>
-                                  </w:pPr>
-                                </w:p>
-                              </w:txbxContent>
-                            </wps:txbx>
-                            <wps:bodyPr anchorCtr="0" anchor="ctr" bIns="91425" lIns="91425" spcFirstLastPara="1" rIns="91425" wrap="square" tIns="91425">
-                              <a:noAutofit/>
-                            </wps:bodyPr>
-                          </wps:wsp>
-                          <wps:wsp>
-                            <wps:cNvSpPr/>
-                            <wps:cNvPr id="11" name="Shape 11"/>
-                            <wps:spPr>
-                              <a:xfrm>
-                                <a:off x="0" y="1466850"/>
-                                <a:ext cx="2194560" cy="552055"/>
-                              </a:xfrm>
-                              <a:prstGeom prst="homePlate">
-                                <a:avLst>
-                                  <a:gd fmla="val 50000" name="adj"/>
-                                </a:avLst>
-                              </a:prstGeom>
-                              <a:solidFill>
-                                <a:schemeClr val="accent1"/>
-                              </a:solidFill>
-                              <a:ln>
-                                <a:noFill/>
-                              </a:ln>
-                            </wps:spPr>
-                            <wps:txbx>
-                              <w:txbxContent>
-                                <w:p>
-                                  <w:pPr>
-                                    <w:spacing w:after="0" w:before="0" w:line="240"/>
-                                    <w:ind w:left="0" w:right="0" w:firstLine="0"/>
-                                    <w:jc w:val="right"/>
-                                    <w:textDirection w:val="btLr"/>
-                                  </w:pPr>
-                                  <w:r>
-                                    <w:rPr>
-                                      <w:rFonts w:ascii="Calibri" w:cs="Calibri" w:eastAsia="Calibri" w:hAnsi="Calibri"/>
-                                      <w:b w:val="0"/>
-                                      <w:i w:val="0"/>
-                                      <w:smallCaps w:val="0"/>
-                                      <w:strike w:val="0"/>
-                                      <w:color w:val="ffffff"/>
-                                      <w:sz w:val="28"/>
-                                      <w:vertAlign w:val="baseline"/>
-                                    </w:rPr>
-                                    <w:t xml:space="preserve">5/3/2026</w:t>
-                                  </w:r>
-                                </w:p>
-                              </w:txbxContent>
-                            </wps:txbx>
-                            <wps:bodyPr anchorCtr="0" anchor="ctr" bIns="0" lIns="91425" spcFirstLastPara="1" rIns="182875" wrap="square" tIns="0">
-                              <a:noAutofit/>
-                            </wps:bodyPr>
-                          </wps:wsp>
                           <wpg:grpSp>
                             <wpg:cNvGrpSpPr/>
                             <wpg:grpSpPr>
                               <a:xfrm>
-                                <a:off x="76200" y="4210050"/>
-                                <a:ext cx="2057400" cy="4910328"/>
-                                <a:chOff x="80645" y="4211812"/>
-                                <a:chExt cx="1306273" cy="3121026"/>
+                                <a:off x="4248720" y="0"/>
+                                <a:ext cx="2194560" cy="7560000"/>
+                                <a:chOff x="0" y="0"/>
+                                <a:chExt cx="2194560" cy="9125712"/>
                               </a:xfrm>
                             </wpg:grpSpPr>
+                            <wps:wsp>
+                              <wps:cNvSpPr/>
+                              <wps:cNvPr id="11" name="Shape 11"/>
+                              <wps:spPr>
+                                <a:xfrm>
+                                  <a:off x="0" y="0"/>
+                                  <a:ext cx="2194550" cy="9125700"/>
+                                </a:xfrm>
+                                <a:prstGeom prst="rect">
+                                  <a:avLst/>
+                                </a:prstGeom>
+                                <a:noFill/>
+                                <a:ln>
+                                  <a:noFill/>
+                                </a:ln>
+                              </wps:spPr>
+                              <wps:txbx>
+                                <w:txbxContent>
+                                  <w:p>
+                                    <w:pPr>
+                                      <w:spacing w:after="0" w:before="0" w:line="240"/>
+                                      <w:ind w:left="0" w:right="0" w:firstLine="0"/>
+                                      <w:jc w:val="left"/>
+                                      <w:textDirection w:val="btLr"/>
+                                    </w:pPr>
+                                  </w:p>
+                                </w:txbxContent>
+                              </wps:txbx>
+                              <wps:bodyPr anchorCtr="0" anchor="ctr" bIns="91425" lIns="91425" spcFirstLastPara="1" rIns="91425" wrap="square" tIns="91425">
+                                <a:noAutofit/>
+                              </wps:bodyPr>
+                            </wps:wsp>
+                            <wps:wsp>
+                              <wps:cNvSpPr/>
+                              <wps:cNvPr id="12" name="Shape 12"/>
+                              <wps:spPr>
+                                <a:xfrm>
+                                  <a:off x="0" y="0"/>
+                                  <a:ext cx="194535" cy="9125712"/>
+                                </a:xfrm>
+                                <a:prstGeom prst="rect">
+                                  <a:avLst/>
+                                </a:prstGeom>
+                                <a:solidFill>
+                                  <a:schemeClr val="dk2"/>
+                                </a:solidFill>
+                                <a:ln>
+                                  <a:noFill/>
+                                </a:ln>
+                              </wps:spPr>
+                              <wps:txbx>
+                                <w:txbxContent>
+                                  <w:p>
+                                    <w:pPr>
+                                      <w:spacing w:after="0" w:before="0" w:line="240"/>
+                                      <w:ind w:left="0" w:right="0" w:firstLine="0"/>
+                                      <w:jc w:val="left"/>
+                                      <w:textDirection w:val="btLr"/>
+                                    </w:pPr>
+                                  </w:p>
+                                </w:txbxContent>
+                              </wps:txbx>
+                              <wps:bodyPr anchorCtr="0" anchor="ctr" bIns="91425" lIns="91425" spcFirstLastPara="1" rIns="91425" wrap="square" tIns="91425">
+                                <a:noAutofit/>
+                              </wps:bodyPr>
+                            </wps:wsp>
+                            <wps:wsp>
+                              <wps:cNvSpPr/>
+                              <wps:cNvPr id="13" name="Shape 13"/>
+                              <wps:spPr>
+                                <a:xfrm>
+                                  <a:off x="0" y="1466850"/>
+                                  <a:ext cx="2194560" cy="552055"/>
+                                </a:xfrm>
+                                <a:prstGeom prst="homePlate">
+                                  <a:avLst>
+                                    <a:gd fmla="val 50000" name="adj"/>
+                                  </a:avLst>
+                                </a:prstGeom>
+                                <a:solidFill>
+                                  <a:schemeClr val="accent1"/>
+                                </a:solidFill>
+                                <a:ln>
+                                  <a:noFill/>
+                                </a:ln>
+                              </wps:spPr>
+                              <wps:txbx>
+                                <w:txbxContent>
+                                  <w:p>
+                                    <w:pPr>
+                                      <w:spacing w:after="0" w:before="0" w:line="240"/>
+                                      <w:ind w:left="0" w:right="0" w:firstLine="0"/>
+                                      <w:jc w:val="right"/>
+                                      <w:textDirection w:val="btLr"/>
+                                    </w:pPr>
+                                    <w:r>
+                                      <w:rPr>
+                                        <w:rFonts w:ascii="Calibri" w:cs="Calibri" w:eastAsia="Calibri" w:hAnsi="Calibri"/>
+                                        <w:b w:val="0"/>
+                                        <w:i w:val="0"/>
+                                        <w:smallCaps w:val="0"/>
+                                        <w:strike w:val="0"/>
+                                        <w:color w:val="ffffff"/>
+                                        <w:sz w:val="28"/>
+                                        <w:vertAlign w:val="baseline"/>
+                                      </w:rPr>
+                                      <w:t xml:space="preserve">5/3/2026</w:t>
+                                    </w:r>
+                                  </w:p>
+                                </w:txbxContent>
+                              </wps:txbx>
+                              <wps:bodyPr anchorCtr="0" anchor="ctr" bIns="0" lIns="91425" spcFirstLastPara="1" rIns="182875" wrap="square" tIns="0">
+                                <a:noAutofit/>
+                              </wps:bodyPr>
+                            </wps:wsp>
                             <wpg:grpSp>
                               <wpg:cNvGrpSpPr/>
                               <wpg:grpSpPr>
                                 <a:xfrm>
-                                  <a:off x="141062" y="4211812"/>
-                                  <a:ext cx="1047750" cy="3121026"/>
-                                  <a:chOff x="141062" y="4211812"/>
-                                  <a:chExt cx="1047750" cy="3121026"/>
+                                  <a:off x="76200" y="4210050"/>
+                                  <a:ext cx="2057400" cy="4910328"/>
+                                  <a:chOff x="80645" y="4211812"/>
+                                  <a:chExt cx="1306273" cy="3121026"/>
                                 </a:xfrm>
                               </wpg:grpSpPr>
-                              <wps:wsp>
-                                <wps:cNvSpPr/>
-                                <wps:cNvPr id="14" name="Shape 14"/>
-                                <wps:spPr>
+                              <wpg:grpSp>
+                                <wpg:cNvGrpSpPr/>
+                                <wpg:grpSpPr>
                                   <a:xfrm>
-                                    <a:off x="369662" y="6216825"/>
-                                    <a:ext cx="193675" cy="698500"/>
+                                    <a:off x="141062" y="4211812"/>
+                                    <a:ext cx="1047750" cy="3121026"/>
+                                    <a:chOff x="141062" y="4211812"/>
+                                    <a:chExt cx="1047750" cy="3121026"/>
                                   </a:xfrm>
-                                  <a:custGeom>
-                                    <a:rect b="b" l="l" r="r" t="t"/>
-                                    <a:pathLst>
-                                      <a:path extrusionOk="0" h="440" w="122">
-                                        <a:moveTo>
-                                          <a:pt x="0" y="0"/>
-                                        </a:moveTo>
-                                        <a:lnTo>
-                                          <a:pt x="39" y="152"/>
-                                        </a:lnTo>
-                                        <a:lnTo>
-                                          <a:pt x="84" y="304"/>
-                                        </a:lnTo>
-                                        <a:lnTo>
-                                          <a:pt x="122" y="417"/>
-                                        </a:lnTo>
-                                        <a:lnTo>
-                                          <a:pt x="122" y="440"/>
-                                        </a:lnTo>
-                                        <a:lnTo>
-                                          <a:pt x="76" y="306"/>
-                                        </a:lnTo>
-                                        <a:lnTo>
-                                          <a:pt x="39" y="180"/>
-                                        </a:lnTo>
-                                        <a:lnTo>
-                                          <a:pt x="6" y="53"/>
-                                        </a:lnTo>
-                                        <a:lnTo>
-                                          <a:pt x="0" y="0"/>
-                                        </a:lnTo>
-                                        <a:close/>
-                                      </a:path>
-                                    </a:pathLst>
-                                  </a:custGeom>
-                                  <a:solidFill>
-                                    <a:schemeClr val="dk2"/>
-                                  </a:solidFill>
-                                  <a:ln cap="flat" cmpd="sng" w="9525">
+                                </wpg:grpSpPr>
+                                <wps:wsp>
+                                  <wps:cNvSpPr/>
+                                  <wps:cNvPr id="16" name="Shape 16"/>
+                                  <wps:spPr>
+                                    <a:xfrm>
+                                      <a:off x="369662" y="6216825"/>
+                                      <a:ext cx="193675" cy="698500"/>
+                                    </a:xfrm>
+                                    <a:custGeom>
+                                      <a:rect b="b" l="l" r="r" t="t"/>
+                                      <a:pathLst>
+                                        <a:path extrusionOk="0" h="440" w="122">
+                                          <a:moveTo>
+                                            <a:pt x="0" y="0"/>
+                                          </a:moveTo>
+                                          <a:lnTo>
+                                            <a:pt x="39" y="152"/>
+                                          </a:lnTo>
+                                          <a:lnTo>
+                                            <a:pt x="84" y="304"/>
+                                          </a:lnTo>
+                                          <a:lnTo>
+                                            <a:pt x="122" y="417"/>
+                                          </a:lnTo>
+                                          <a:lnTo>
+                                            <a:pt x="122" y="440"/>
+                                          </a:lnTo>
+                                          <a:lnTo>
+                                            <a:pt x="76" y="306"/>
+                                          </a:lnTo>
+                                          <a:lnTo>
+                                            <a:pt x="39" y="180"/>
+                                          </a:lnTo>
+                                          <a:lnTo>
+                                            <a:pt x="6" y="53"/>
+                                          </a:lnTo>
+                                          <a:lnTo>
+                                            <a:pt x="0" y="0"/>
+                                          </a:lnTo>
+                                          <a:close/>
+                                        </a:path>
+                                      </a:pathLst>
+                                    </a:custGeom>
                                     <a:solidFill>
                                       <a:schemeClr val="dk2"/>
                                     </a:solidFill>
-                                    <a:prstDash val="solid"/>
-                                    <a:round/>
-                                    <a:headEnd len="sm" w="sm" type="none"/>
-                                    <a:tailEnd len="sm" w="sm" type="none"/>
-                                  </a:ln>
-                                </wps:spPr>
-                                <wps:bodyPr anchorCtr="0" anchor="ctr" bIns="91425" lIns="91425" spcFirstLastPara="1" rIns="91425" wrap="square" tIns="91425">
-                                  <a:noAutofit/>
-                                </wps:bodyPr>
-                              </wps:wsp>
-                              <wps:wsp>
-                                <wps:cNvSpPr/>
-                                <wps:cNvPr id="15" name="Shape 15"/>
-                                <wps:spPr>
-                                  <a:xfrm>
-                                    <a:off x="572862" y="6905800"/>
-                                    <a:ext cx="184150" cy="427038"/>
-                                  </a:xfrm>
-                                  <a:custGeom>
-                                    <a:rect b="b" l="l" r="r" t="t"/>
-                                    <a:pathLst>
-                                      <a:path extrusionOk="0" h="269" w="116">
-                                        <a:moveTo>
-                                          <a:pt x="0" y="0"/>
-                                        </a:moveTo>
-                                        <a:lnTo>
-                                          <a:pt x="8" y="19"/>
-                                        </a:lnTo>
-                                        <a:lnTo>
-                                          <a:pt x="37" y="93"/>
-                                        </a:lnTo>
-                                        <a:lnTo>
-                                          <a:pt x="67" y="167"/>
-                                        </a:lnTo>
-                                        <a:lnTo>
-                                          <a:pt x="116" y="269"/>
-                                        </a:lnTo>
-                                        <a:lnTo>
-                                          <a:pt x="108" y="269"/>
-                                        </a:lnTo>
-                                        <a:lnTo>
-                                          <a:pt x="60" y="169"/>
-                                        </a:lnTo>
-                                        <a:lnTo>
-                                          <a:pt x="30" y="98"/>
-                                        </a:lnTo>
-                                        <a:lnTo>
-                                          <a:pt x="1" y="25"/>
-                                        </a:lnTo>
-                                        <a:lnTo>
-                                          <a:pt x="0" y="0"/>
-                                        </a:lnTo>
-                                        <a:close/>
-                                      </a:path>
-                                    </a:pathLst>
-                                  </a:custGeom>
-                                  <a:solidFill>
-                                    <a:schemeClr val="dk2"/>
-                                  </a:solidFill>
-                                  <a:ln cap="flat" cmpd="sng" w="9525">
+                                    <a:ln cap="flat" cmpd="sng" w="9525">
+                                      <a:solidFill>
+                                        <a:schemeClr val="dk2"/>
+                                      </a:solidFill>
+                                      <a:prstDash val="solid"/>
+                                      <a:round/>
+                                      <a:headEnd len="sm" w="sm" type="none"/>
+                                      <a:tailEnd len="sm" w="sm" type="none"/>
+                                    </a:ln>
+                                  </wps:spPr>
+                                  <wps:bodyPr anchorCtr="0" anchor="ctr" bIns="91425" lIns="91425" spcFirstLastPara="1" rIns="91425" wrap="square" tIns="91425">
+                                    <a:noAutofit/>
+                                  </wps:bodyPr>
+                                </wps:wsp>
+                                <wps:wsp>
+                                  <wps:cNvSpPr/>
+                                  <wps:cNvPr id="17" name="Shape 17"/>
+                                  <wps:spPr>
+                                    <a:xfrm>
+                                      <a:off x="572862" y="6905800"/>
+                                      <a:ext cx="184150" cy="427038"/>
+                                    </a:xfrm>
+                                    <a:custGeom>
+                                      <a:rect b="b" l="l" r="r" t="t"/>
+                                      <a:pathLst>
+                                        <a:path extrusionOk="0" h="269" w="116">
+                                          <a:moveTo>
+                                            <a:pt x="0" y="0"/>
+                                          </a:moveTo>
+                                          <a:lnTo>
+                                            <a:pt x="8" y="19"/>
+                                          </a:lnTo>
+                                          <a:lnTo>
+                                            <a:pt x="37" y="93"/>
+                                          </a:lnTo>
+                                          <a:lnTo>
+                                            <a:pt x="67" y="167"/>
+                                          </a:lnTo>
+                                          <a:lnTo>
+                                            <a:pt x="116" y="269"/>
+                                          </a:lnTo>
+                                          <a:lnTo>
+                                            <a:pt x="108" y="269"/>
+                                          </a:lnTo>
+                                          <a:lnTo>
+                                            <a:pt x="60" y="169"/>
+                                          </a:lnTo>
+                                          <a:lnTo>
+                                            <a:pt x="30" y="98"/>
+                                          </a:lnTo>
+                                          <a:lnTo>
+                                            <a:pt x="1" y="25"/>
+                                          </a:lnTo>
+                                          <a:lnTo>
+                                            <a:pt x="0" y="0"/>
+                                          </a:lnTo>
+                                          <a:close/>
+                                        </a:path>
+                                      </a:pathLst>
+                                    </a:custGeom>
                                     <a:solidFill>
                                       <a:schemeClr val="dk2"/>
                                     </a:solidFill>
-                                    <a:prstDash val="solid"/>
-                                    <a:round/>
-                                    <a:headEnd len="sm" w="sm" type="none"/>
-                                    <a:tailEnd len="sm" w="sm" type="none"/>
-                                  </a:ln>
-                                </wps:spPr>
-                                <wps:bodyPr anchorCtr="0" anchor="ctr" bIns="91425" lIns="91425" spcFirstLastPara="1" rIns="91425" wrap="square" tIns="91425">
-                                  <a:noAutofit/>
-                                </wps:bodyPr>
-                              </wps:wsp>
-                              <wps:wsp>
-                                <wps:cNvSpPr/>
-                                <wps:cNvPr id="16" name="Shape 16"/>
-                                <wps:spPr>
-                                  <a:xfrm>
-                                    <a:off x="141062" y="4211812"/>
-                                    <a:ext cx="222250" cy="2019300"/>
-                                  </a:xfrm>
-                                  <a:custGeom>
-                                    <a:rect b="b" l="l" r="r" t="t"/>
-                                    <a:pathLst>
-                                      <a:path extrusionOk="0" h="1272" w="140">
-                                        <a:moveTo>
-                                          <a:pt x="0" y="0"/>
-                                        </a:moveTo>
-                                        <a:lnTo>
-                                          <a:pt x="0" y="0"/>
-                                        </a:lnTo>
-                                        <a:lnTo>
-                                          <a:pt x="1" y="79"/>
-                                        </a:lnTo>
-                                        <a:lnTo>
-                                          <a:pt x="3" y="159"/>
-                                        </a:lnTo>
-                                        <a:lnTo>
-                                          <a:pt x="12" y="317"/>
-                                        </a:lnTo>
-                                        <a:lnTo>
-                                          <a:pt x="23" y="476"/>
-                                        </a:lnTo>
-                                        <a:lnTo>
-                                          <a:pt x="39" y="634"/>
-                                        </a:lnTo>
-                                        <a:lnTo>
-                                          <a:pt x="58" y="792"/>
-                                        </a:lnTo>
-                                        <a:lnTo>
-                                          <a:pt x="83" y="948"/>
-                                        </a:lnTo>
-                                        <a:lnTo>
-                                          <a:pt x="107" y="1086"/>
-                                        </a:lnTo>
-                                        <a:lnTo>
-                                          <a:pt x="135" y="1223"/>
-                                        </a:lnTo>
-                                        <a:lnTo>
-                                          <a:pt x="140" y="1272"/>
-                                        </a:lnTo>
-                                        <a:lnTo>
-                                          <a:pt x="138" y="1262"/>
-                                        </a:lnTo>
-                                        <a:lnTo>
-                                          <a:pt x="105" y="1106"/>
-                                        </a:lnTo>
-                                        <a:lnTo>
-                                          <a:pt x="77" y="949"/>
-                                        </a:lnTo>
-                                        <a:lnTo>
-                                          <a:pt x="53" y="792"/>
-                                        </a:lnTo>
-                                        <a:lnTo>
-                                          <a:pt x="35" y="634"/>
-                                        </a:lnTo>
-                                        <a:lnTo>
-                                          <a:pt x="20" y="476"/>
-                                        </a:lnTo>
-                                        <a:lnTo>
-                                          <a:pt x="9" y="317"/>
-                                        </a:lnTo>
-                                        <a:lnTo>
-                                          <a:pt x="2" y="159"/>
-                                        </a:lnTo>
-                                        <a:lnTo>
-                                          <a:pt x="0" y="79"/>
-                                        </a:lnTo>
-                                        <a:lnTo>
-                                          <a:pt x="0" y="0"/>
-                                        </a:lnTo>
-                                        <a:close/>
-                                      </a:path>
-                                    </a:pathLst>
-                                  </a:custGeom>
-                                  <a:solidFill>
-                                    <a:schemeClr val="dk2"/>
-                                  </a:solidFill>
-                                  <a:ln cap="flat" cmpd="sng" w="9525">
+                                    <a:ln cap="flat" cmpd="sng" w="9525">
+                                      <a:solidFill>
+                                        <a:schemeClr val="dk2"/>
+                                      </a:solidFill>
+                                      <a:prstDash val="solid"/>
+                                      <a:round/>
+                                      <a:headEnd len="sm" w="sm" type="none"/>
+                                      <a:tailEnd len="sm" w="sm" type="none"/>
+                                    </a:ln>
+                                  </wps:spPr>
+                                  <wps:bodyPr anchorCtr="0" anchor="ctr" bIns="91425" lIns="91425" spcFirstLastPara="1" rIns="91425" wrap="square" tIns="91425">
+                                    <a:noAutofit/>
+                                  </wps:bodyPr>
+                                </wps:wsp>
+                                <wps:wsp>
+                                  <wps:cNvSpPr/>
+                                  <wps:cNvPr id="18" name="Shape 18"/>
+                                  <wps:spPr>
+                                    <a:xfrm>
+                                      <a:off x="141062" y="4211812"/>
+                                      <a:ext cx="222250" cy="2019300"/>
+                                    </a:xfrm>
+                                    <a:custGeom>
+                                      <a:rect b="b" l="l" r="r" t="t"/>
+                                      <a:pathLst>
+                                        <a:path extrusionOk="0" h="1272" w="140">
+                                          <a:moveTo>
+                                            <a:pt x="0" y="0"/>
+                                          </a:moveTo>
+                                          <a:lnTo>
+                                            <a:pt x="0" y="0"/>
+                                          </a:lnTo>
+                                          <a:lnTo>
+                                            <a:pt x="1" y="79"/>
+                                          </a:lnTo>
+                                          <a:lnTo>
+                                            <a:pt x="3" y="159"/>
+                                          </a:lnTo>
+                                          <a:lnTo>
+                                            <a:pt x="12" y="317"/>
+                                          </a:lnTo>
+                                          <a:lnTo>
+                                            <a:pt x="23" y="476"/>
+                                          </a:lnTo>
+                                          <a:lnTo>
+                                            <a:pt x="39" y="634"/>
+                                          </a:lnTo>
+                                          <a:lnTo>
+                                            <a:pt x="58" y="792"/>
+                                          </a:lnTo>
+                                          <a:lnTo>
+                                            <a:pt x="83" y="948"/>
+                                          </a:lnTo>
+                                          <a:lnTo>
+                                            <a:pt x="107" y="1086"/>
+                                          </a:lnTo>
+                                          <a:lnTo>
+                                            <a:pt x="135" y="1223"/>
+                                          </a:lnTo>
+                                          <a:lnTo>
+                                            <a:pt x="140" y="1272"/>
+                                          </a:lnTo>
+                                          <a:lnTo>
+                                            <a:pt x="138" y="1262"/>
+                                          </a:lnTo>
+                                          <a:lnTo>
+                                            <a:pt x="105" y="1106"/>
+                                          </a:lnTo>
+                                          <a:lnTo>
+                                            <a:pt x="77" y="949"/>
+                                          </a:lnTo>
+                                          <a:lnTo>
+                                            <a:pt x="53" y="792"/>
+                                          </a:lnTo>
+                                          <a:lnTo>
+                                            <a:pt x="35" y="634"/>
+                                          </a:lnTo>
+                                          <a:lnTo>
+                                            <a:pt x="20" y="476"/>
+                                          </a:lnTo>
+                                          <a:lnTo>
+                                            <a:pt x="9" y="317"/>
+                                          </a:lnTo>
+                                          <a:lnTo>
+                                            <a:pt x="2" y="159"/>
+                                          </a:lnTo>
+                                          <a:lnTo>
+                                            <a:pt x="0" y="79"/>
+                                          </a:lnTo>
+                                          <a:lnTo>
+                                            <a:pt x="0" y="0"/>
+                                          </a:lnTo>
+                                          <a:close/>
+                                        </a:path>
+                                      </a:pathLst>
+                                    </a:custGeom>
                                     <a:solidFill>
                                       <a:schemeClr val="dk2"/>
                                     </a:solidFill>
-                                    <a:prstDash val="solid"/>
-                                    <a:round/>
-                                    <a:headEnd len="sm" w="sm" type="none"/>
-                                    <a:tailEnd len="sm" w="sm" type="none"/>
-                                  </a:ln>
-                                </wps:spPr>
-                                <wps:bodyPr anchorCtr="0" anchor="ctr" bIns="91425" lIns="91425" spcFirstLastPara="1" rIns="91425" wrap="square" tIns="91425">
-                                  <a:noAutofit/>
-                                </wps:bodyPr>
-                              </wps:wsp>
-                              <wps:wsp>
-                                <wps:cNvSpPr/>
-                                <wps:cNvPr id="17" name="Shape 17"/>
-                                <wps:spPr>
-                                  <a:xfrm>
-                                    <a:off x="341087" y="4861100"/>
-                                    <a:ext cx="71438" cy="1355725"/>
-                                  </a:xfrm>
-                                  <a:custGeom>
-                                    <a:rect b="b" l="l" r="r" t="t"/>
-                                    <a:pathLst>
-                                      <a:path extrusionOk="0" h="854" w="45">
-                                        <a:moveTo>
-                                          <a:pt x="45" y="0"/>
-                                        </a:moveTo>
-                                        <a:lnTo>
-                                          <a:pt x="45" y="0"/>
-                                        </a:lnTo>
-                                        <a:lnTo>
-                                          <a:pt x="35" y="66"/>
-                                        </a:lnTo>
-                                        <a:lnTo>
-                                          <a:pt x="26" y="133"/>
-                                        </a:lnTo>
-                                        <a:lnTo>
-                                          <a:pt x="14" y="267"/>
-                                        </a:lnTo>
-                                        <a:lnTo>
-                                          <a:pt x="6" y="401"/>
-                                        </a:lnTo>
-                                        <a:lnTo>
-                                          <a:pt x="3" y="534"/>
-                                        </a:lnTo>
-                                        <a:lnTo>
-                                          <a:pt x="6" y="669"/>
-                                        </a:lnTo>
-                                        <a:lnTo>
-                                          <a:pt x="14" y="803"/>
-                                        </a:lnTo>
-                                        <a:lnTo>
-                                          <a:pt x="18" y="854"/>
-                                        </a:lnTo>
-                                        <a:lnTo>
-                                          <a:pt x="18" y="851"/>
-                                        </a:lnTo>
-                                        <a:lnTo>
-                                          <a:pt x="9" y="814"/>
-                                        </a:lnTo>
-                                        <a:lnTo>
-                                          <a:pt x="8" y="803"/>
-                                        </a:lnTo>
-                                        <a:lnTo>
-                                          <a:pt x="1" y="669"/>
-                                        </a:lnTo>
-                                        <a:lnTo>
-                                          <a:pt x="0" y="534"/>
-                                        </a:lnTo>
-                                        <a:lnTo>
-                                          <a:pt x="3" y="401"/>
-                                        </a:lnTo>
-                                        <a:lnTo>
-                                          <a:pt x="12" y="267"/>
-                                        </a:lnTo>
-                                        <a:lnTo>
-                                          <a:pt x="25" y="132"/>
-                                        </a:lnTo>
-                                        <a:lnTo>
-                                          <a:pt x="34" y="66"/>
-                                        </a:lnTo>
-                                        <a:lnTo>
-                                          <a:pt x="45" y="0"/>
-                                        </a:lnTo>
-                                        <a:close/>
-                                      </a:path>
-                                    </a:pathLst>
-                                  </a:custGeom>
-                                  <a:solidFill>
-                                    <a:schemeClr val="dk2"/>
-                                  </a:solidFill>
-                                  <a:ln cap="flat" cmpd="sng" w="9525">
+                                    <a:ln cap="flat" cmpd="sng" w="9525">
+                                      <a:solidFill>
+                                        <a:schemeClr val="dk2"/>
+                                      </a:solidFill>
+                                      <a:prstDash val="solid"/>
+                                      <a:round/>
+                                      <a:headEnd len="sm" w="sm" type="none"/>
+                                      <a:tailEnd len="sm" w="sm" type="none"/>
+                                    </a:ln>
+                                  </wps:spPr>
+                                  <wps:bodyPr anchorCtr="0" anchor="ctr" bIns="91425" lIns="91425" spcFirstLastPara="1" rIns="91425" wrap="square" tIns="91425">
+                                    <a:noAutofit/>
+                                  </wps:bodyPr>
+                                </wps:wsp>
+                                <wps:wsp>
+                                  <wps:cNvSpPr/>
+                                  <wps:cNvPr id="19" name="Shape 19"/>
+                                  <wps:spPr>
+                                    <a:xfrm>
+                                      <a:off x="341087" y="4861100"/>
+                                      <a:ext cx="71438" cy="1355725"/>
+                                    </a:xfrm>
+                                    <a:custGeom>
+                                      <a:rect b="b" l="l" r="r" t="t"/>
+                                      <a:pathLst>
+                                        <a:path extrusionOk="0" h="854" w="45">
+                                          <a:moveTo>
+                                            <a:pt x="45" y="0"/>
+                                          </a:moveTo>
+                                          <a:lnTo>
+                                            <a:pt x="45" y="0"/>
+                                          </a:lnTo>
+                                          <a:lnTo>
+                                            <a:pt x="35" y="66"/>
+                                          </a:lnTo>
+                                          <a:lnTo>
+                                            <a:pt x="26" y="133"/>
+                                          </a:lnTo>
+                                          <a:lnTo>
+                                            <a:pt x="14" y="267"/>
+                                          </a:lnTo>
+                                          <a:lnTo>
+                                            <a:pt x="6" y="401"/>
+                                          </a:lnTo>
+                                          <a:lnTo>
+                                            <a:pt x="3" y="534"/>
+                                          </a:lnTo>
+                                          <a:lnTo>
+                                            <a:pt x="6" y="669"/>
+                                          </a:lnTo>
+                                          <a:lnTo>
+                                            <a:pt x="14" y="803"/>
+                                          </a:lnTo>
+                                          <a:lnTo>
+                                            <a:pt x="18" y="854"/>
+                                          </a:lnTo>
+                                          <a:lnTo>
+                                            <a:pt x="18" y="851"/>
+                                          </a:lnTo>
+                                          <a:lnTo>
+                                            <a:pt x="9" y="814"/>
+                                          </a:lnTo>
+                                          <a:lnTo>
+                                            <a:pt x="8" y="803"/>
+                                          </a:lnTo>
+                                          <a:lnTo>
+                                            <a:pt x="1" y="669"/>
+                                          </a:lnTo>
+                                          <a:lnTo>
+                                            <a:pt x="0" y="534"/>
+                                          </a:lnTo>
+                                          <a:lnTo>
+                                            <a:pt x="3" y="401"/>
+                                          </a:lnTo>
+                                          <a:lnTo>
+                                            <a:pt x="12" y="267"/>
+                                          </a:lnTo>
+                                          <a:lnTo>
+                                            <a:pt x="25" y="132"/>
+                                          </a:lnTo>
+                                          <a:lnTo>
+                                            <a:pt x="34" y="66"/>
+                                          </a:lnTo>
+                                          <a:lnTo>
+                                            <a:pt x="45" y="0"/>
+                                          </a:lnTo>
+                                          <a:close/>
+                                        </a:path>
+                                      </a:pathLst>
+                                    </a:custGeom>
                                     <a:solidFill>
                                       <a:schemeClr val="dk2"/>
                                     </a:solidFill>
-                                    <a:prstDash val="solid"/>
-                                    <a:round/>
-                                    <a:headEnd len="sm" w="sm" type="none"/>
-                                    <a:tailEnd len="sm" w="sm" type="none"/>
-                                  </a:ln>
-                                </wps:spPr>
-                                <wps:bodyPr anchorCtr="0" anchor="ctr" bIns="91425" lIns="91425" spcFirstLastPara="1" rIns="91425" wrap="square" tIns="91425">
-                                  <a:noAutofit/>
-                                </wps:bodyPr>
-                              </wps:wsp>
-                              <wps:wsp>
-                                <wps:cNvSpPr/>
-                                <wps:cNvPr id="18" name="Shape 18"/>
-                                <wps:spPr>
-                                  <a:xfrm>
-                                    <a:off x="363312" y="6231112"/>
-                                    <a:ext cx="244475" cy="998538"/>
-                                  </a:xfrm>
-                                  <a:custGeom>
-                                    <a:rect b="b" l="l" r="r" t="t"/>
-                                    <a:pathLst>
-                                      <a:path extrusionOk="0" h="629" w="154">
-                                        <a:moveTo>
-                                          <a:pt x="0" y="0"/>
-                                        </a:moveTo>
-                                        <a:lnTo>
-                                          <a:pt x="10" y="44"/>
-                                        </a:lnTo>
-                                        <a:lnTo>
-                                          <a:pt x="21" y="126"/>
-                                        </a:lnTo>
-                                        <a:lnTo>
-                                          <a:pt x="34" y="207"/>
-                                        </a:lnTo>
-                                        <a:lnTo>
-                                          <a:pt x="53" y="293"/>
-                                        </a:lnTo>
-                                        <a:lnTo>
-                                          <a:pt x="75" y="380"/>
-                                        </a:lnTo>
-                                        <a:lnTo>
-                                          <a:pt x="100" y="466"/>
-                                        </a:lnTo>
-                                        <a:lnTo>
-                                          <a:pt x="120" y="521"/>
-                                        </a:lnTo>
-                                        <a:lnTo>
-                                          <a:pt x="141" y="576"/>
-                                        </a:lnTo>
-                                        <a:lnTo>
-                                          <a:pt x="152" y="618"/>
-                                        </a:lnTo>
-                                        <a:lnTo>
-                                          <a:pt x="154" y="629"/>
-                                        </a:lnTo>
-                                        <a:lnTo>
-                                          <a:pt x="140" y="595"/>
-                                        </a:lnTo>
-                                        <a:lnTo>
-                                          <a:pt x="115" y="532"/>
-                                        </a:lnTo>
-                                        <a:lnTo>
-                                          <a:pt x="93" y="468"/>
-                                        </a:lnTo>
-                                        <a:lnTo>
-                                          <a:pt x="67" y="383"/>
-                                        </a:lnTo>
-                                        <a:lnTo>
-                                          <a:pt x="47" y="295"/>
-                                        </a:lnTo>
-                                        <a:lnTo>
-                                          <a:pt x="28" y="207"/>
-                                        </a:lnTo>
-                                        <a:lnTo>
-                                          <a:pt x="12" y="104"/>
-                                        </a:lnTo>
-                                        <a:lnTo>
-                                          <a:pt x="0" y="0"/>
-                                        </a:lnTo>
-                                        <a:close/>
-                                      </a:path>
-                                    </a:pathLst>
-                                  </a:custGeom>
-                                  <a:solidFill>
-                                    <a:schemeClr val="dk2"/>
-                                  </a:solidFill>
-                                  <a:ln cap="flat" cmpd="sng" w="9525">
+                                    <a:ln cap="flat" cmpd="sng" w="9525">
+                                      <a:solidFill>
+                                        <a:schemeClr val="dk2"/>
+                                      </a:solidFill>
+                                      <a:prstDash val="solid"/>
+                                      <a:round/>
+                                      <a:headEnd len="sm" w="sm" type="none"/>
+                                      <a:tailEnd len="sm" w="sm" type="none"/>
+                                    </a:ln>
+                                  </wps:spPr>
+                                  <wps:bodyPr anchorCtr="0" anchor="ctr" bIns="91425" lIns="91425" spcFirstLastPara="1" rIns="91425" wrap="square" tIns="91425">
+                                    <a:noAutofit/>
+                                  </wps:bodyPr>
+                                </wps:wsp>
+                                <wps:wsp>
+                                  <wps:cNvSpPr/>
+                                  <wps:cNvPr id="20" name="Shape 20"/>
+                                  <wps:spPr>
+                                    <a:xfrm>
+                                      <a:off x="363312" y="6231112"/>
+                                      <a:ext cx="244475" cy="998538"/>
+                                    </a:xfrm>
+                                    <a:custGeom>
+                                      <a:rect b="b" l="l" r="r" t="t"/>
+                                      <a:pathLst>
+                                        <a:path extrusionOk="0" h="629" w="154">
+                                          <a:moveTo>
+                                            <a:pt x="0" y="0"/>
+                                          </a:moveTo>
+                                          <a:lnTo>
+                                            <a:pt x="10" y="44"/>
+                                          </a:lnTo>
+                                          <a:lnTo>
+                                            <a:pt x="21" y="126"/>
+                                          </a:lnTo>
+                                          <a:lnTo>
+                                            <a:pt x="34" y="207"/>
+                                          </a:lnTo>
+                                          <a:lnTo>
+                                            <a:pt x="53" y="293"/>
+                                          </a:lnTo>
+                                          <a:lnTo>
+                                            <a:pt x="75" y="380"/>
+                                          </a:lnTo>
+                                          <a:lnTo>
+                                            <a:pt x="100" y="466"/>
+                                          </a:lnTo>
+                                          <a:lnTo>
+                                            <a:pt x="120" y="521"/>
+                                          </a:lnTo>
+                                          <a:lnTo>
+                                            <a:pt x="141" y="576"/>
+                                          </a:lnTo>
+                                          <a:lnTo>
+                                            <a:pt x="152" y="618"/>
+                                          </a:lnTo>
+                                          <a:lnTo>
+                                            <a:pt x="154" y="629"/>
+                                          </a:lnTo>
+                                          <a:lnTo>
+                                            <a:pt x="140" y="595"/>
+                                          </a:lnTo>
+                                          <a:lnTo>
+                                            <a:pt x="115" y="532"/>
+                                          </a:lnTo>
+                                          <a:lnTo>
+                                            <a:pt x="93" y="468"/>
+                                          </a:lnTo>
+                                          <a:lnTo>
+                                            <a:pt x="67" y="383"/>
+                                          </a:lnTo>
+                                          <a:lnTo>
+                                            <a:pt x="47" y="295"/>
+                                          </a:lnTo>
+                                          <a:lnTo>
+                                            <a:pt x="28" y="207"/>
+                                          </a:lnTo>
+                                          <a:lnTo>
+                                            <a:pt x="12" y="104"/>
+                                          </a:lnTo>
+                                          <a:lnTo>
+                                            <a:pt x="0" y="0"/>
+                                          </a:lnTo>
+                                          <a:close/>
+                                        </a:path>
+                                      </a:pathLst>
+                                    </a:custGeom>
                                     <a:solidFill>
                                       <a:schemeClr val="dk2"/>
                                     </a:solidFill>
-                                    <a:prstDash val="solid"/>
-                                    <a:round/>
-                                    <a:headEnd len="sm" w="sm" type="none"/>
-                                    <a:tailEnd len="sm" w="sm" type="none"/>
-                                  </a:ln>
-                                </wps:spPr>
-                                <wps:bodyPr anchorCtr="0" anchor="ctr" bIns="91425" lIns="91425" spcFirstLastPara="1" rIns="91425" wrap="square" tIns="91425">
-                                  <a:noAutofit/>
-                                </wps:bodyPr>
-                              </wps:wsp>
-                              <wps:wsp>
-                                <wps:cNvSpPr/>
-                                <wps:cNvPr id="19" name="Shape 19"/>
-                                <wps:spPr>
-                                  <a:xfrm>
-                                    <a:off x="620487" y="7223300"/>
-                                    <a:ext cx="52388" cy="109538"/>
-                                  </a:xfrm>
-                                  <a:custGeom>
-                                    <a:rect b="b" l="l" r="r" t="t"/>
-                                    <a:pathLst>
-                                      <a:path extrusionOk="0" h="69" w="33">
-                                        <a:moveTo>
-                                          <a:pt x="0" y="0"/>
-                                        </a:moveTo>
-                                        <a:lnTo>
-                                          <a:pt x="33" y="69"/>
-                                        </a:lnTo>
-                                        <a:lnTo>
-                                          <a:pt x="24" y="69"/>
-                                        </a:lnTo>
-                                        <a:lnTo>
-                                          <a:pt x="12" y="35"/>
-                                        </a:lnTo>
-                                        <a:lnTo>
-                                          <a:pt x="0" y="0"/>
-                                        </a:lnTo>
-                                        <a:close/>
-                                      </a:path>
-                                    </a:pathLst>
-                                  </a:custGeom>
-                                  <a:solidFill>
-                                    <a:schemeClr val="dk2"/>
-                                  </a:solidFill>
-                                  <a:ln cap="flat" cmpd="sng" w="9525">
+                                    <a:ln cap="flat" cmpd="sng" w="9525">
+                                      <a:solidFill>
+                                        <a:schemeClr val="dk2"/>
+                                      </a:solidFill>
+                                      <a:prstDash val="solid"/>
+                                      <a:round/>
+                                      <a:headEnd len="sm" w="sm" type="none"/>
+                                      <a:tailEnd len="sm" w="sm" type="none"/>
+                                    </a:ln>
+                                  </wps:spPr>
+                                  <wps:bodyPr anchorCtr="0" anchor="ctr" bIns="91425" lIns="91425" spcFirstLastPara="1" rIns="91425" wrap="square" tIns="91425">
+                                    <a:noAutofit/>
+                                  </wps:bodyPr>
+                                </wps:wsp>
+                                <wps:wsp>
+                                  <wps:cNvSpPr/>
+                                  <wps:cNvPr id="21" name="Shape 21"/>
+                                  <wps:spPr>
+                                    <a:xfrm>
+                                      <a:off x="620487" y="7223300"/>
+                                      <a:ext cx="52388" cy="109538"/>
+                                    </a:xfrm>
+                                    <a:custGeom>
+                                      <a:rect b="b" l="l" r="r" t="t"/>
+                                      <a:pathLst>
+                                        <a:path extrusionOk="0" h="69" w="33">
+                                          <a:moveTo>
+                                            <a:pt x="0" y="0"/>
+                                          </a:moveTo>
+                                          <a:lnTo>
+                                            <a:pt x="33" y="69"/>
+                                          </a:lnTo>
+                                          <a:lnTo>
+                                            <a:pt x="24" y="69"/>
+                                          </a:lnTo>
+                                          <a:lnTo>
+                                            <a:pt x="12" y="35"/>
+                                          </a:lnTo>
+                                          <a:lnTo>
+                                            <a:pt x="0" y="0"/>
+                                          </a:lnTo>
+                                          <a:close/>
+                                        </a:path>
+                                      </a:pathLst>
+                                    </a:custGeom>
                                     <a:solidFill>
                                       <a:schemeClr val="dk2"/>
                                     </a:solidFill>
-                                    <a:prstDash val="solid"/>
-                                    <a:round/>
-                                    <a:headEnd len="sm" w="sm" type="none"/>
-                                    <a:tailEnd len="sm" w="sm" type="none"/>
-                                  </a:ln>
-                                </wps:spPr>
-                                <wps:bodyPr anchorCtr="0" anchor="ctr" bIns="91425" lIns="91425" spcFirstLastPara="1" rIns="91425" wrap="square" tIns="91425">
-                                  <a:noAutofit/>
-                                </wps:bodyPr>
-                              </wps:wsp>
-                              <wps:wsp>
-                                <wps:cNvSpPr/>
-                                <wps:cNvPr id="20" name="Shape 20"/>
-                                <wps:spPr>
-                                  <a:xfrm>
-                                    <a:off x="355374" y="6153325"/>
-                                    <a:ext cx="23813" cy="147638"/>
-                                  </a:xfrm>
-                                  <a:custGeom>
-                                    <a:rect b="b" l="l" r="r" t="t"/>
-                                    <a:pathLst>
-                                      <a:path extrusionOk="0" h="93" w="15">
-                                        <a:moveTo>
-                                          <a:pt x="0" y="0"/>
-                                        </a:moveTo>
-                                        <a:lnTo>
-                                          <a:pt x="9" y="37"/>
-                                        </a:lnTo>
-                                        <a:lnTo>
-                                          <a:pt x="9" y="40"/>
-                                        </a:lnTo>
-                                        <a:lnTo>
-                                          <a:pt x="15" y="93"/>
-                                        </a:lnTo>
-                                        <a:lnTo>
-                                          <a:pt x="5" y="49"/>
-                                        </a:lnTo>
-                                        <a:lnTo>
-                                          <a:pt x="0" y="0"/>
-                                        </a:lnTo>
-                                        <a:close/>
-                                      </a:path>
-                                    </a:pathLst>
-                                  </a:custGeom>
-                                  <a:solidFill>
-                                    <a:schemeClr val="dk2"/>
-                                  </a:solidFill>
-                                  <a:ln cap="flat" cmpd="sng" w="9525">
+                                    <a:ln cap="flat" cmpd="sng" w="9525">
+                                      <a:solidFill>
+                                        <a:schemeClr val="dk2"/>
+                                      </a:solidFill>
+                                      <a:prstDash val="solid"/>
+                                      <a:round/>
+                                      <a:headEnd len="sm" w="sm" type="none"/>
+                                      <a:tailEnd len="sm" w="sm" type="none"/>
+                                    </a:ln>
+                                  </wps:spPr>
+                                  <wps:bodyPr anchorCtr="0" anchor="ctr" bIns="91425" lIns="91425" spcFirstLastPara="1" rIns="91425" wrap="square" tIns="91425">
+                                    <a:noAutofit/>
+                                  </wps:bodyPr>
+                                </wps:wsp>
+                                <wps:wsp>
+                                  <wps:cNvSpPr/>
+                                  <wps:cNvPr id="22" name="Shape 22"/>
+                                  <wps:spPr>
+                                    <a:xfrm>
+                                      <a:off x="355374" y="6153325"/>
+                                      <a:ext cx="23813" cy="147638"/>
+                                    </a:xfrm>
+                                    <a:custGeom>
+                                      <a:rect b="b" l="l" r="r" t="t"/>
+                                      <a:pathLst>
+                                        <a:path extrusionOk="0" h="93" w="15">
+                                          <a:moveTo>
+                                            <a:pt x="0" y="0"/>
+                                          </a:moveTo>
+                                          <a:lnTo>
+                                            <a:pt x="9" y="37"/>
+                                          </a:lnTo>
+                                          <a:lnTo>
+                                            <a:pt x="9" y="40"/>
+                                          </a:lnTo>
+                                          <a:lnTo>
+                                            <a:pt x="15" y="93"/>
+                                          </a:lnTo>
+                                          <a:lnTo>
+                                            <a:pt x="5" y="49"/>
+                                          </a:lnTo>
+                                          <a:lnTo>
+                                            <a:pt x="0" y="0"/>
+                                          </a:lnTo>
+                                          <a:close/>
+                                        </a:path>
+                                      </a:pathLst>
+                                    </a:custGeom>
                                     <a:solidFill>
                                       <a:schemeClr val="dk2"/>
                                     </a:solidFill>
-                                    <a:prstDash val="solid"/>
-                                    <a:round/>
-                                    <a:headEnd len="sm" w="sm" type="none"/>
-                                    <a:tailEnd len="sm" w="sm" type="none"/>
-                                  </a:ln>
-                                </wps:spPr>
-                                <wps:bodyPr anchorCtr="0" anchor="ctr" bIns="91425" lIns="91425" spcFirstLastPara="1" rIns="91425" wrap="square" tIns="91425">
-                                  <a:noAutofit/>
-                                </wps:bodyPr>
-                              </wps:wsp>
-                              <wps:wsp>
-                                <wps:cNvSpPr/>
-                                <wps:cNvPr id="21" name="Shape 21"/>
-                                <wps:spPr>
-                                  <a:xfrm>
-                                    <a:off x="563337" y="5689775"/>
-                                    <a:ext cx="625475" cy="1216025"/>
-                                  </a:xfrm>
-                                  <a:custGeom>
-                                    <a:rect b="b" l="l" r="r" t="t"/>
-                                    <a:pathLst>
-                                      <a:path extrusionOk="0" h="766" w="394">
-                                        <a:moveTo>
-                                          <a:pt x="394" y="0"/>
-                                        </a:moveTo>
-                                        <a:lnTo>
-                                          <a:pt x="394" y="0"/>
-                                        </a:lnTo>
-                                        <a:lnTo>
-                                          <a:pt x="356" y="38"/>
-                                        </a:lnTo>
-                                        <a:lnTo>
-                                          <a:pt x="319" y="77"/>
-                                        </a:lnTo>
-                                        <a:lnTo>
-                                          <a:pt x="284" y="117"/>
-                                        </a:lnTo>
-                                        <a:lnTo>
-                                          <a:pt x="249" y="160"/>
-                                        </a:lnTo>
-                                        <a:lnTo>
-                                          <a:pt x="207" y="218"/>
-                                        </a:lnTo>
-                                        <a:lnTo>
-                                          <a:pt x="168" y="276"/>
-                                        </a:lnTo>
-                                        <a:lnTo>
-                                          <a:pt x="131" y="339"/>
-                                        </a:lnTo>
-                                        <a:lnTo>
-                                          <a:pt x="98" y="402"/>
-                                        </a:lnTo>
-                                        <a:lnTo>
-                                          <a:pt x="69" y="467"/>
-                                        </a:lnTo>
-                                        <a:lnTo>
-                                          <a:pt x="45" y="535"/>
-                                        </a:lnTo>
-                                        <a:lnTo>
-                                          <a:pt x="26" y="604"/>
-                                        </a:lnTo>
-                                        <a:lnTo>
-                                          <a:pt x="14" y="673"/>
-                                        </a:lnTo>
-                                        <a:lnTo>
-                                          <a:pt x="7" y="746"/>
-                                        </a:lnTo>
-                                        <a:lnTo>
-                                          <a:pt x="6" y="766"/>
-                                        </a:lnTo>
-                                        <a:lnTo>
-                                          <a:pt x="0" y="749"/>
-                                        </a:lnTo>
-                                        <a:lnTo>
-                                          <a:pt x="1" y="744"/>
-                                        </a:lnTo>
-                                        <a:lnTo>
-                                          <a:pt x="7" y="673"/>
-                                        </a:lnTo>
-                                        <a:lnTo>
-                                          <a:pt x="21" y="603"/>
-                                        </a:lnTo>
-                                        <a:lnTo>
-                                          <a:pt x="40" y="533"/>
-                                        </a:lnTo>
-                                        <a:lnTo>
-                                          <a:pt x="65" y="466"/>
-                                        </a:lnTo>
-                                        <a:lnTo>
-                                          <a:pt x="94" y="400"/>
-                                        </a:lnTo>
-                                        <a:lnTo>
-                                          <a:pt x="127" y="336"/>
-                                        </a:lnTo>
-                                        <a:lnTo>
-                                          <a:pt x="164" y="275"/>
-                                        </a:lnTo>
-                                        <a:lnTo>
-                                          <a:pt x="204" y="215"/>
-                                        </a:lnTo>
-                                        <a:lnTo>
-                                          <a:pt x="248" y="158"/>
-                                        </a:lnTo>
-                                        <a:lnTo>
-                                          <a:pt x="282" y="116"/>
-                                        </a:lnTo>
-                                        <a:lnTo>
-                                          <a:pt x="318" y="76"/>
-                                        </a:lnTo>
-                                        <a:lnTo>
-                                          <a:pt x="354" y="37"/>
-                                        </a:lnTo>
-                                        <a:lnTo>
-                                          <a:pt x="394" y="0"/>
-                                        </a:lnTo>
-                                        <a:close/>
-                                      </a:path>
-                                    </a:pathLst>
-                                  </a:custGeom>
-                                  <a:solidFill>
-                                    <a:schemeClr val="dk2"/>
-                                  </a:solidFill>
-                                  <a:ln cap="flat" cmpd="sng" w="9525">
+                                    <a:ln cap="flat" cmpd="sng" w="9525">
+                                      <a:solidFill>
+                                        <a:schemeClr val="dk2"/>
+                                      </a:solidFill>
+                                      <a:prstDash val="solid"/>
+                                      <a:round/>
+                                      <a:headEnd len="sm" w="sm" type="none"/>
+                                      <a:tailEnd len="sm" w="sm" type="none"/>
+                                    </a:ln>
+                                  </wps:spPr>
+                                  <wps:bodyPr anchorCtr="0" anchor="ctr" bIns="91425" lIns="91425" spcFirstLastPara="1" rIns="91425" wrap="square" tIns="91425">
+                                    <a:noAutofit/>
+                                  </wps:bodyPr>
+                                </wps:wsp>
+                                <wps:wsp>
+                                  <wps:cNvSpPr/>
+                                  <wps:cNvPr id="23" name="Shape 23"/>
+                                  <wps:spPr>
+                                    <a:xfrm>
+                                      <a:off x="563337" y="5689775"/>
+                                      <a:ext cx="625475" cy="1216025"/>
+                                    </a:xfrm>
+                                    <a:custGeom>
+                                      <a:rect b="b" l="l" r="r" t="t"/>
+                                      <a:pathLst>
+                                        <a:path extrusionOk="0" h="766" w="394">
+                                          <a:moveTo>
+                                            <a:pt x="394" y="0"/>
+                                          </a:moveTo>
+                                          <a:lnTo>
+                                            <a:pt x="394" y="0"/>
+                                          </a:lnTo>
+                                          <a:lnTo>
+                                            <a:pt x="356" y="38"/>
+                                          </a:lnTo>
+                                          <a:lnTo>
+                                            <a:pt x="319" y="77"/>
+                                          </a:lnTo>
+                                          <a:lnTo>
+                                            <a:pt x="284" y="117"/>
+                                          </a:lnTo>
+                                          <a:lnTo>
+                                            <a:pt x="249" y="160"/>
+                                          </a:lnTo>
+                                          <a:lnTo>
+                                            <a:pt x="207" y="218"/>
+                                          </a:lnTo>
+                                          <a:lnTo>
+                                            <a:pt x="168" y="276"/>
+                                          </a:lnTo>
+                                          <a:lnTo>
+                                            <a:pt x="131" y="339"/>
+                                          </a:lnTo>
+                                          <a:lnTo>
+                                            <a:pt x="98" y="402"/>
+                                          </a:lnTo>
+                                          <a:lnTo>
+                                            <a:pt x="69" y="467"/>
+                                          </a:lnTo>
+                                          <a:lnTo>
+                                            <a:pt x="45" y="535"/>
+                                          </a:lnTo>
+                                          <a:lnTo>
+                                            <a:pt x="26" y="604"/>
+                                          </a:lnTo>
+                                          <a:lnTo>
+                                            <a:pt x="14" y="673"/>
+                                          </a:lnTo>
+                                          <a:lnTo>
+                                            <a:pt x="7" y="746"/>
+                                          </a:lnTo>
+                                          <a:lnTo>
+                                            <a:pt x="6" y="766"/>
+                                          </a:lnTo>
+                                          <a:lnTo>
+                                            <a:pt x="0" y="749"/>
+                                          </a:lnTo>
+                                          <a:lnTo>
+                                            <a:pt x="1" y="744"/>
+                                          </a:lnTo>
+                                          <a:lnTo>
+                                            <a:pt x="7" y="673"/>
+                                          </a:lnTo>
+                                          <a:lnTo>
+                                            <a:pt x="21" y="603"/>
+                                          </a:lnTo>
+                                          <a:lnTo>
+                                            <a:pt x="40" y="533"/>
+                                          </a:lnTo>
+                                          <a:lnTo>
+                                            <a:pt x="65" y="466"/>
+                                          </a:lnTo>
+                                          <a:lnTo>
+                                            <a:pt x="94" y="400"/>
+                                          </a:lnTo>
+                                          <a:lnTo>
+                                            <a:pt x="127" y="336"/>
+                                          </a:lnTo>
+                                          <a:lnTo>
+                                            <a:pt x="164" y="275"/>
+                                          </a:lnTo>
+                                          <a:lnTo>
+                                            <a:pt x="204" y="215"/>
+                                          </a:lnTo>
+                                          <a:lnTo>
+                                            <a:pt x="248" y="158"/>
+                                          </a:lnTo>
+                                          <a:lnTo>
+                                            <a:pt x="282" y="116"/>
+                                          </a:lnTo>
+                                          <a:lnTo>
+                                            <a:pt x="318" y="76"/>
+                                          </a:lnTo>
+                                          <a:lnTo>
+                                            <a:pt x="354" y="37"/>
+                                          </a:lnTo>
+                                          <a:lnTo>
+                                            <a:pt x="394" y="0"/>
+                                          </a:lnTo>
+                                          <a:close/>
+                                        </a:path>
+                                      </a:pathLst>
+                                    </a:custGeom>
                                     <a:solidFill>
                                       <a:schemeClr val="dk2"/>
                                     </a:solidFill>
-                                    <a:prstDash val="solid"/>
-                                    <a:round/>
-                                    <a:headEnd len="sm" w="sm" type="none"/>
-                                    <a:tailEnd len="sm" w="sm" type="none"/>
-                                  </a:ln>
-                                </wps:spPr>
-                                <wps:bodyPr anchorCtr="0" anchor="ctr" bIns="91425" lIns="91425" spcFirstLastPara="1" rIns="91425" wrap="square" tIns="91425">
-                                  <a:noAutofit/>
-                                </wps:bodyPr>
-                              </wps:wsp>
-                              <wps:wsp>
-                                <wps:cNvSpPr/>
-                                <wps:cNvPr id="22" name="Shape 22"/>
-                                <wps:spPr>
-                                  <a:xfrm>
-                                    <a:off x="563337" y="6915325"/>
-                                    <a:ext cx="57150" cy="307975"/>
-                                  </a:xfrm>
-                                  <a:custGeom>
-                                    <a:rect b="b" l="l" r="r" t="t"/>
-                                    <a:pathLst>
-                                      <a:path extrusionOk="0" h="194" w="36">
-                                        <a:moveTo>
-                                          <a:pt x="0" y="0"/>
-                                        </a:moveTo>
-                                        <a:lnTo>
-                                          <a:pt x="6" y="16"/>
-                                        </a:lnTo>
-                                        <a:lnTo>
-                                          <a:pt x="7" y="19"/>
-                                        </a:lnTo>
-                                        <a:lnTo>
-                                          <a:pt x="11" y="80"/>
-                                        </a:lnTo>
-                                        <a:lnTo>
-                                          <a:pt x="20" y="132"/>
-                                        </a:lnTo>
-                                        <a:lnTo>
-                                          <a:pt x="33" y="185"/>
-                                        </a:lnTo>
-                                        <a:lnTo>
-                                          <a:pt x="36" y="194"/>
-                                        </a:lnTo>
-                                        <a:lnTo>
-                                          <a:pt x="21" y="161"/>
-                                        </a:lnTo>
-                                        <a:lnTo>
-                                          <a:pt x="15" y="145"/>
-                                        </a:lnTo>
-                                        <a:lnTo>
-                                          <a:pt x="5" y="81"/>
-                                        </a:lnTo>
-                                        <a:lnTo>
-                                          <a:pt x="1" y="41"/>
-                                        </a:lnTo>
-                                        <a:lnTo>
-                                          <a:pt x="0" y="0"/>
-                                        </a:lnTo>
-                                        <a:close/>
-                                      </a:path>
-                                    </a:pathLst>
-                                  </a:custGeom>
-                                  <a:solidFill>
-                                    <a:schemeClr val="dk2"/>
-                                  </a:solidFill>
-                                  <a:ln cap="flat" cmpd="sng" w="9525">
+                                    <a:ln cap="flat" cmpd="sng" w="9525">
+                                      <a:solidFill>
+                                        <a:schemeClr val="dk2"/>
+                                      </a:solidFill>
+                                      <a:prstDash val="solid"/>
+                                      <a:round/>
+                                      <a:headEnd len="sm" w="sm" type="none"/>
+                                      <a:tailEnd len="sm" w="sm" type="none"/>
+                                    </a:ln>
+                                  </wps:spPr>
+                                  <wps:bodyPr anchorCtr="0" anchor="ctr" bIns="91425" lIns="91425" spcFirstLastPara="1" rIns="91425" wrap="square" tIns="91425">
+                                    <a:noAutofit/>
+                                  </wps:bodyPr>
+                                </wps:wsp>
+                                <wps:wsp>
+                                  <wps:cNvSpPr/>
+                                  <wps:cNvPr id="24" name="Shape 24"/>
+                                  <wps:spPr>
+                                    <a:xfrm>
+                                      <a:off x="563337" y="6915325"/>
+                                      <a:ext cx="57150" cy="307975"/>
+                                    </a:xfrm>
+                                    <a:custGeom>
+                                      <a:rect b="b" l="l" r="r" t="t"/>
+                                      <a:pathLst>
+                                        <a:path extrusionOk="0" h="194" w="36">
+                                          <a:moveTo>
+                                            <a:pt x="0" y="0"/>
+                                          </a:moveTo>
+                                          <a:lnTo>
+                                            <a:pt x="6" y="16"/>
+                                          </a:lnTo>
+                                          <a:lnTo>
+                                            <a:pt x="7" y="19"/>
+                                          </a:lnTo>
+                                          <a:lnTo>
+                                            <a:pt x="11" y="80"/>
+                                          </a:lnTo>
+                                          <a:lnTo>
+                                            <a:pt x="20" y="132"/>
+                                          </a:lnTo>
+                                          <a:lnTo>
+                                            <a:pt x="33" y="185"/>
+                                          </a:lnTo>
+                                          <a:lnTo>
+                                            <a:pt x="36" y="194"/>
+                                          </a:lnTo>
+                                          <a:lnTo>
+                                            <a:pt x="21" y="161"/>
+                                          </a:lnTo>
+                                          <a:lnTo>
+                                            <a:pt x="15" y="145"/>
+                                          </a:lnTo>
+                                          <a:lnTo>
+                                            <a:pt x="5" y="81"/>
+                                          </a:lnTo>
+                                          <a:lnTo>
+                                            <a:pt x="1" y="41"/>
+                                          </a:lnTo>
+                                          <a:lnTo>
+                                            <a:pt x="0" y="0"/>
+                                          </a:lnTo>
+                                          <a:close/>
+                                        </a:path>
+                                      </a:pathLst>
+                                    </a:custGeom>
                                     <a:solidFill>
                                       <a:schemeClr val="dk2"/>
                                     </a:solidFill>
-                                    <a:prstDash val="solid"/>
-                                    <a:round/>
-                                    <a:headEnd len="sm" w="sm" type="none"/>
-                                    <a:tailEnd len="sm" w="sm" type="none"/>
-                                  </a:ln>
-                                </wps:spPr>
-                                <wps:bodyPr anchorCtr="0" anchor="ctr" bIns="91425" lIns="91425" spcFirstLastPara="1" rIns="91425" wrap="square" tIns="91425">
-                                  <a:noAutofit/>
-                                </wps:bodyPr>
-                              </wps:wsp>
-                              <wps:wsp>
-                                <wps:cNvSpPr/>
-                                <wps:cNvPr id="23" name="Shape 23"/>
-                                <wps:spPr>
-                                  <a:xfrm>
-                                    <a:off x="607787" y="7229650"/>
-                                    <a:ext cx="49213" cy="103188"/>
-                                  </a:xfrm>
-                                  <a:custGeom>
-                                    <a:rect b="b" l="l" r="r" t="t"/>
-                                    <a:pathLst>
-                                      <a:path extrusionOk="0" h="65" w="31">
-                                        <a:moveTo>
-                                          <a:pt x="0" y="0"/>
-                                        </a:moveTo>
-                                        <a:lnTo>
-                                          <a:pt x="31" y="65"/>
-                                        </a:lnTo>
-                                        <a:lnTo>
-                                          <a:pt x="23" y="65"/>
-                                        </a:lnTo>
-                                        <a:lnTo>
-                                          <a:pt x="0" y="0"/>
-                                        </a:lnTo>
-                                        <a:close/>
-                                      </a:path>
-                                    </a:pathLst>
-                                  </a:custGeom>
-                                  <a:solidFill>
-                                    <a:schemeClr val="dk2"/>
-                                  </a:solidFill>
-                                  <a:ln cap="flat" cmpd="sng" w="9525">
+                                    <a:ln cap="flat" cmpd="sng" w="9525">
+                                      <a:solidFill>
+                                        <a:schemeClr val="dk2"/>
+                                      </a:solidFill>
+                                      <a:prstDash val="solid"/>
+                                      <a:round/>
+                                      <a:headEnd len="sm" w="sm" type="none"/>
+                                      <a:tailEnd len="sm" w="sm" type="none"/>
+                                    </a:ln>
+                                  </wps:spPr>
+                                  <wps:bodyPr anchorCtr="0" anchor="ctr" bIns="91425" lIns="91425" spcFirstLastPara="1" rIns="91425" wrap="square" tIns="91425">
+                                    <a:noAutofit/>
+                                  </wps:bodyPr>
+                                </wps:wsp>
+                                <wps:wsp>
+                                  <wps:cNvSpPr/>
+                                  <wps:cNvPr id="25" name="Shape 25"/>
+                                  <wps:spPr>
+                                    <a:xfrm>
+                                      <a:off x="607787" y="7229650"/>
+                                      <a:ext cx="49213" cy="103188"/>
+                                    </a:xfrm>
+                                    <a:custGeom>
+                                      <a:rect b="b" l="l" r="r" t="t"/>
+                                      <a:pathLst>
+                                        <a:path extrusionOk="0" h="65" w="31">
+                                          <a:moveTo>
+                                            <a:pt x="0" y="0"/>
+                                          </a:moveTo>
+                                          <a:lnTo>
+                                            <a:pt x="31" y="65"/>
+                                          </a:lnTo>
+                                          <a:lnTo>
+                                            <a:pt x="23" y="65"/>
+                                          </a:lnTo>
+                                          <a:lnTo>
+                                            <a:pt x="0" y="0"/>
+                                          </a:lnTo>
+                                          <a:close/>
+                                        </a:path>
+                                      </a:pathLst>
+                                    </a:custGeom>
                                     <a:solidFill>
                                       <a:schemeClr val="dk2"/>
                                     </a:solidFill>
-                                    <a:prstDash val="solid"/>
-                                    <a:round/>
-                                    <a:headEnd len="sm" w="sm" type="none"/>
-                                    <a:tailEnd len="sm" w="sm" type="none"/>
-                                  </a:ln>
-                                </wps:spPr>
-                                <wps:bodyPr anchorCtr="0" anchor="ctr" bIns="91425" lIns="91425" spcFirstLastPara="1" rIns="91425" wrap="square" tIns="91425">
-                                  <a:noAutofit/>
-                                </wps:bodyPr>
-                              </wps:wsp>
-                              <wps:wsp>
-                                <wps:cNvSpPr/>
-                                <wps:cNvPr id="24" name="Shape 24"/>
-                                <wps:spPr>
-                                  <a:xfrm>
-                                    <a:off x="563337" y="6878812"/>
-                                    <a:ext cx="11113" cy="66675"/>
-                                  </a:xfrm>
-                                  <a:custGeom>
-                                    <a:rect b="b" l="l" r="r" t="t"/>
-                                    <a:pathLst>
-                                      <a:path extrusionOk="0" h="42" w="7">
-                                        <a:moveTo>
-                                          <a:pt x="0" y="0"/>
-                                        </a:moveTo>
-                                        <a:lnTo>
-                                          <a:pt x="6" y="17"/>
-                                        </a:lnTo>
-                                        <a:lnTo>
-                                          <a:pt x="7" y="42"/>
-                                        </a:lnTo>
-                                        <a:lnTo>
-                                          <a:pt x="6" y="39"/>
-                                        </a:lnTo>
-                                        <a:lnTo>
-                                          <a:pt x="0" y="23"/>
-                                        </a:lnTo>
-                                        <a:lnTo>
-                                          <a:pt x="0" y="0"/>
-                                        </a:lnTo>
-                                        <a:close/>
-                                      </a:path>
-                                    </a:pathLst>
-                                  </a:custGeom>
-                                  <a:solidFill>
-                                    <a:schemeClr val="dk2"/>
-                                  </a:solidFill>
-                                  <a:ln cap="flat" cmpd="sng" w="9525">
+                                    <a:ln cap="flat" cmpd="sng" w="9525">
+                                      <a:solidFill>
+                                        <a:schemeClr val="dk2"/>
+                                      </a:solidFill>
+                                      <a:prstDash val="solid"/>
+                                      <a:round/>
+                                      <a:headEnd len="sm" w="sm" type="none"/>
+                                      <a:tailEnd len="sm" w="sm" type="none"/>
+                                    </a:ln>
+                                  </wps:spPr>
+                                  <wps:bodyPr anchorCtr="0" anchor="ctr" bIns="91425" lIns="91425" spcFirstLastPara="1" rIns="91425" wrap="square" tIns="91425">
+                                    <a:noAutofit/>
+                                  </wps:bodyPr>
+                                </wps:wsp>
+                                <wps:wsp>
+                                  <wps:cNvSpPr/>
+                                  <wps:cNvPr id="26" name="Shape 26"/>
+                                  <wps:spPr>
+                                    <a:xfrm>
+                                      <a:off x="563337" y="6878812"/>
+                                      <a:ext cx="11113" cy="66675"/>
+                                    </a:xfrm>
+                                    <a:custGeom>
+                                      <a:rect b="b" l="l" r="r" t="t"/>
+                                      <a:pathLst>
+                                        <a:path extrusionOk="0" h="42" w="7">
+                                          <a:moveTo>
+                                            <a:pt x="0" y="0"/>
+                                          </a:moveTo>
+                                          <a:lnTo>
+                                            <a:pt x="6" y="17"/>
+                                          </a:lnTo>
+                                          <a:lnTo>
+                                            <a:pt x="7" y="42"/>
+                                          </a:lnTo>
+                                          <a:lnTo>
+                                            <a:pt x="6" y="39"/>
+                                          </a:lnTo>
+                                          <a:lnTo>
+                                            <a:pt x="0" y="23"/>
+                                          </a:lnTo>
+                                          <a:lnTo>
+                                            <a:pt x="0" y="0"/>
+                                          </a:lnTo>
+                                          <a:close/>
+                                        </a:path>
+                                      </a:pathLst>
+                                    </a:custGeom>
                                     <a:solidFill>
                                       <a:schemeClr val="dk2"/>
                                     </a:solidFill>
-                                    <a:prstDash val="solid"/>
-                                    <a:round/>
-                                    <a:headEnd len="sm" w="sm" type="none"/>
-                                    <a:tailEnd len="sm" w="sm" type="none"/>
-                                  </a:ln>
-                                </wps:spPr>
-                                <wps:bodyPr anchorCtr="0" anchor="ctr" bIns="91425" lIns="91425" spcFirstLastPara="1" rIns="91425" wrap="square" tIns="91425">
-                                  <a:noAutofit/>
-                                </wps:bodyPr>
-                              </wps:wsp>
-                              <wps:wsp>
-                                <wps:cNvSpPr/>
-                                <wps:cNvPr id="25" name="Shape 25"/>
-                                <wps:spPr>
-                                  <a:xfrm>
-                                    <a:off x="587149" y="7145512"/>
-                                    <a:ext cx="71438" cy="187325"/>
-                                  </a:xfrm>
-                                  <a:custGeom>
-                                    <a:rect b="b" l="l" r="r" t="t"/>
-                                    <a:pathLst>
-                                      <a:path extrusionOk="0" h="118" w="45">
-                                        <a:moveTo>
-                                          <a:pt x="0" y="0"/>
-                                        </a:moveTo>
-                                        <a:lnTo>
-                                          <a:pt x="6" y="16"/>
-                                        </a:lnTo>
-                                        <a:lnTo>
-                                          <a:pt x="21" y="49"/>
-                                        </a:lnTo>
-                                        <a:lnTo>
-                                          <a:pt x="33" y="84"/>
-                                        </a:lnTo>
-                                        <a:lnTo>
-                                          <a:pt x="45" y="118"/>
-                                        </a:lnTo>
-                                        <a:lnTo>
-                                          <a:pt x="44" y="118"/>
-                                        </a:lnTo>
-                                        <a:lnTo>
-                                          <a:pt x="13" y="53"/>
-                                        </a:lnTo>
-                                        <a:lnTo>
-                                          <a:pt x="11" y="42"/>
-                                        </a:lnTo>
-                                        <a:lnTo>
-                                          <a:pt x="0" y="0"/>
-                                        </a:lnTo>
-                                        <a:close/>
-                                      </a:path>
-                                    </a:pathLst>
-                                  </a:custGeom>
-                                  <a:solidFill>
-                                    <a:schemeClr val="dk2"/>
-                                  </a:solidFill>
-                                  <a:ln cap="flat" cmpd="sng" w="9525">
+                                    <a:ln cap="flat" cmpd="sng" w="9525">
+                                      <a:solidFill>
+                                        <a:schemeClr val="dk2"/>
+                                      </a:solidFill>
+                                      <a:prstDash val="solid"/>
+                                      <a:round/>
+                                      <a:headEnd len="sm" w="sm" type="none"/>
+                                      <a:tailEnd len="sm" w="sm" type="none"/>
+                                    </a:ln>
+                                  </wps:spPr>
+                                  <wps:bodyPr anchorCtr="0" anchor="ctr" bIns="91425" lIns="91425" spcFirstLastPara="1" rIns="91425" wrap="square" tIns="91425">
+                                    <a:noAutofit/>
+                                  </wps:bodyPr>
+                                </wps:wsp>
+                                <wps:wsp>
+                                  <wps:cNvSpPr/>
+                                  <wps:cNvPr id="27" name="Shape 27"/>
+                                  <wps:spPr>
+                                    <a:xfrm>
+                                      <a:off x="587149" y="7145512"/>
+                                      <a:ext cx="71438" cy="187325"/>
+                                    </a:xfrm>
+                                    <a:custGeom>
+                                      <a:rect b="b" l="l" r="r" t="t"/>
+                                      <a:pathLst>
+                                        <a:path extrusionOk="0" h="118" w="45">
+                                          <a:moveTo>
+                                            <a:pt x="0" y="0"/>
+                                          </a:moveTo>
+                                          <a:lnTo>
+                                            <a:pt x="6" y="16"/>
+                                          </a:lnTo>
+                                          <a:lnTo>
+                                            <a:pt x="21" y="49"/>
+                                          </a:lnTo>
+                                          <a:lnTo>
+                                            <a:pt x="33" y="84"/>
+                                          </a:lnTo>
+                                          <a:lnTo>
+                                            <a:pt x="45" y="118"/>
+                                          </a:lnTo>
+                                          <a:lnTo>
+                                            <a:pt x="44" y="118"/>
+                                          </a:lnTo>
+                                          <a:lnTo>
+                                            <a:pt x="13" y="53"/>
+                                          </a:lnTo>
+                                          <a:lnTo>
+                                            <a:pt x="11" y="42"/>
+                                          </a:lnTo>
+                                          <a:lnTo>
+                                            <a:pt x="0" y="0"/>
+                                          </a:lnTo>
+                                          <a:close/>
+                                        </a:path>
+                                      </a:pathLst>
+                                    </a:custGeom>
                                     <a:solidFill>
                                       <a:schemeClr val="dk2"/>
                                     </a:solidFill>
-                                    <a:prstDash val="solid"/>
-                                    <a:round/>
-                                    <a:headEnd len="sm" w="sm" type="none"/>
-                                    <a:tailEnd len="sm" w="sm" type="none"/>
-                                  </a:ln>
-                                </wps:spPr>
-                                <wps:bodyPr anchorCtr="0" anchor="ctr" bIns="91425" lIns="91425" spcFirstLastPara="1" rIns="91425" wrap="square" tIns="91425">
-                                  <a:noAutofit/>
-                                </wps:bodyPr>
-                              </wps:wsp>
-                            </wpg:grpSp>
-                            <wpg:grpSp>
-                              <wpg:cNvGrpSpPr/>
-                              <wpg:grpSpPr>
-                                <a:xfrm>
-                                  <a:off x="80645" y="4826972"/>
-                                  <a:ext cx="1306273" cy="2505863"/>
-                                  <a:chOff x="80645" y="4649964"/>
-                                  <a:chExt cx="874712" cy="1677988"/>
-                                </a:xfrm>
-                              </wpg:grpSpPr>
-                              <wps:wsp>
-                                <wps:cNvSpPr/>
-                                <wps:cNvPr id="27" name="Shape 27"/>
-                                <wps:spPr>
+                                    <a:ln cap="flat" cmpd="sng" w="9525">
+                                      <a:solidFill>
+                                        <a:schemeClr val="dk2"/>
+                                      </a:solidFill>
+                                      <a:prstDash val="solid"/>
+                                      <a:round/>
+                                      <a:headEnd len="sm" w="sm" type="none"/>
+                                      <a:tailEnd len="sm" w="sm" type="none"/>
+                                    </a:ln>
+                                  </wps:spPr>
+                                  <wps:bodyPr anchorCtr="0" anchor="ctr" bIns="91425" lIns="91425" spcFirstLastPara="1" rIns="91425" wrap="square" tIns="91425">
+                                    <a:noAutofit/>
+                                  </wps:bodyPr>
+                                </wps:wsp>
+                              </wpg:grpSp>
+                              <wpg:grpSp>
+                                <wpg:cNvGrpSpPr/>
+                                <wpg:grpSpPr>
                                   <a:xfrm>
-                                    <a:off x="118745" y="5189714"/>
-                                    <a:ext cx="198438" cy="714375"/>
+                                    <a:off x="80645" y="4826972"/>
+                                    <a:ext cx="1306273" cy="2505863"/>
+                                    <a:chOff x="80645" y="4649964"/>
+                                    <a:chExt cx="874712" cy="1677988"/>
                                   </a:xfrm>
-                                  <a:custGeom>
-                                    <a:rect b="b" l="l" r="r" t="t"/>
-                                    <a:pathLst>
-                                      <a:path extrusionOk="0" h="450" w="125">
-                                        <a:moveTo>
-                                          <a:pt x="0" y="0"/>
-                                        </a:moveTo>
-                                        <a:lnTo>
-                                          <a:pt x="41" y="155"/>
-                                        </a:lnTo>
-                                        <a:lnTo>
-                                          <a:pt x="86" y="309"/>
-                                        </a:lnTo>
-                                        <a:lnTo>
-                                          <a:pt x="125" y="425"/>
-                                        </a:lnTo>
-                                        <a:lnTo>
-                                          <a:pt x="125" y="450"/>
-                                        </a:lnTo>
-                                        <a:lnTo>
-                                          <a:pt x="79" y="311"/>
-                                        </a:lnTo>
-                                        <a:lnTo>
-                                          <a:pt x="41" y="183"/>
-                                        </a:lnTo>
-                                        <a:lnTo>
-                                          <a:pt x="7" y="54"/>
-                                        </a:lnTo>
-                                        <a:lnTo>
-                                          <a:pt x="0" y="0"/>
-                                        </a:lnTo>
-                                        <a:close/>
-                                      </a:path>
-                                    </a:pathLst>
-                                  </a:custGeom>
-                                  <a:solidFill>
-                                    <a:schemeClr val="dk2">
-                                      <a:alpha val="20000"/>
-                                    </a:schemeClr>
-                                  </a:solidFill>
-                                  <a:ln cap="flat" cmpd="sng" w="9525">
+                                </wpg:grpSpPr>
+                                <wps:wsp>
+                                  <wps:cNvSpPr/>
+                                  <wps:cNvPr id="29" name="Shape 29"/>
+                                  <wps:spPr>
+                                    <a:xfrm>
+                                      <a:off x="118745" y="5189714"/>
+                                      <a:ext cx="198438" cy="714375"/>
+                                    </a:xfrm>
+                                    <a:custGeom>
+                                      <a:rect b="b" l="l" r="r" t="t"/>
+                                      <a:pathLst>
+                                        <a:path extrusionOk="0" h="450" w="125">
+                                          <a:moveTo>
+                                            <a:pt x="0" y="0"/>
+                                          </a:moveTo>
+                                          <a:lnTo>
+                                            <a:pt x="41" y="155"/>
+                                          </a:lnTo>
+                                          <a:lnTo>
+                                            <a:pt x="86" y="309"/>
+                                          </a:lnTo>
+                                          <a:lnTo>
+                                            <a:pt x="125" y="425"/>
+                                          </a:lnTo>
+                                          <a:lnTo>
+                                            <a:pt x="125" y="450"/>
+                                          </a:lnTo>
+                                          <a:lnTo>
+                                            <a:pt x="79" y="311"/>
+                                          </a:lnTo>
+                                          <a:lnTo>
+                                            <a:pt x="41" y="183"/>
+                                          </a:lnTo>
+                                          <a:lnTo>
+                                            <a:pt x="7" y="54"/>
+                                          </a:lnTo>
+                                          <a:lnTo>
+                                            <a:pt x="0" y="0"/>
+                                          </a:lnTo>
+                                          <a:close/>
+                                        </a:path>
+                                      </a:pathLst>
+                                    </a:custGeom>
                                     <a:solidFill>
                                       <a:schemeClr val="dk2">
                                         <a:alpha val="20000"/>
                                       </a:schemeClr>
                                     </a:solidFill>
-                                    <a:prstDash val="solid"/>
-                                    <a:round/>
-                                    <a:headEnd len="sm" w="sm" type="none"/>
-                                    <a:tailEnd len="sm" w="sm" type="none"/>
-                                  </a:ln>
-                                </wps:spPr>
-                                <wps:bodyPr anchorCtr="0" anchor="ctr" bIns="91425" lIns="91425" spcFirstLastPara="1" rIns="91425" wrap="square" tIns="91425">
-                                  <a:noAutofit/>
-                                </wps:bodyPr>
-                              </wps:wsp>
-                              <wps:wsp>
-                                <wps:cNvSpPr/>
-                                <wps:cNvPr id="28" name="Shape 28"/>
-                                <wps:spPr>
-                                  <a:xfrm>
-                                    <a:off x="328295" y="5891389"/>
-                                    <a:ext cx="187325" cy="436563"/>
-                                  </a:xfrm>
-                                  <a:custGeom>
-                                    <a:rect b="b" l="l" r="r" t="t"/>
-                                    <a:pathLst>
-                                      <a:path extrusionOk="0" h="275" w="118">
-                                        <a:moveTo>
-                                          <a:pt x="0" y="0"/>
-                                        </a:moveTo>
-                                        <a:lnTo>
-                                          <a:pt x="8" y="20"/>
-                                        </a:lnTo>
-                                        <a:lnTo>
-                                          <a:pt x="37" y="96"/>
-                                        </a:lnTo>
-                                        <a:lnTo>
-                                          <a:pt x="69" y="170"/>
-                                        </a:lnTo>
-                                        <a:lnTo>
-                                          <a:pt x="118" y="275"/>
-                                        </a:lnTo>
-                                        <a:lnTo>
-                                          <a:pt x="109" y="275"/>
-                                        </a:lnTo>
-                                        <a:lnTo>
-                                          <a:pt x="61" y="174"/>
-                                        </a:lnTo>
-                                        <a:lnTo>
-                                          <a:pt x="30" y="100"/>
-                                        </a:lnTo>
-                                        <a:lnTo>
-                                          <a:pt x="0" y="26"/>
-                                        </a:lnTo>
-                                        <a:lnTo>
-                                          <a:pt x="0" y="0"/>
-                                        </a:lnTo>
-                                        <a:close/>
-                                      </a:path>
-                                    </a:pathLst>
-                                  </a:custGeom>
-                                  <a:solidFill>
-                                    <a:schemeClr val="dk2">
-                                      <a:alpha val="20000"/>
-                                    </a:schemeClr>
-                                  </a:solidFill>
-                                  <a:ln cap="flat" cmpd="sng" w="9525">
+                                    <a:ln cap="flat" cmpd="sng" w="9525">
+                                      <a:solidFill>
+                                        <a:schemeClr val="dk2">
+                                          <a:alpha val="20000"/>
+                                        </a:schemeClr>
+                                      </a:solidFill>
+                                      <a:prstDash val="solid"/>
+                                      <a:round/>
+                                      <a:headEnd len="sm" w="sm" type="none"/>
+                                      <a:tailEnd len="sm" w="sm" type="none"/>
+                                    </a:ln>
+                                  </wps:spPr>
+                                  <wps:bodyPr anchorCtr="0" anchor="ctr" bIns="91425" lIns="91425" spcFirstLastPara="1" rIns="91425" wrap="square" tIns="91425">
+                                    <a:noAutofit/>
+                                  </wps:bodyPr>
+                                </wps:wsp>
+                                <wps:wsp>
+                                  <wps:cNvSpPr/>
+                                  <wps:cNvPr id="30" name="Shape 30"/>
+                                  <wps:spPr>
+                                    <a:xfrm>
+                                      <a:off x="328295" y="5891389"/>
+                                      <a:ext cx="187325" cy="436563"/>
+                                    </a:xfrm>
+                                    <a:custGeom>
+                                      <a:rect b="b" l="l" r="r" t="t"/>
+                                      <a:pathLst>
+                                        <a:path extrusionOk="0" h="275" w="118">
+                                          <a:moveTo>
+                                            <a:pt x="0" y="0"/>
+                                          </a:moveTo>
+                                          <a:lnTo>
+                                            <a:pt x="8" y="20"/>
+                                          </a:lnTo>
+                                          <a:lnTo>
+                                            <a:pt x="37" y="96"/>
+                                          </a:lnTo>
+                                          <a:lnTo>
+                                            <a:pt x="69" y="170"/>
+                                          </a:lnTo>
+                                          <a:lnTo>
+                                            <a:pt x="118" y="275"/>
+                                          </a:lnTo>
+                                          <a:lnTo>
+                                            <a:pt x="109" y="275"/>
+                                          </a:lnTo>
+                                          <a:lnTo>
+                                            <a:pt x="61" y="174"/>
+                                          </a:lnTo>
+                                          <a:lnTo>
+                                            <a:pt x="30" y="100"/>
+                                          </a:lnTo>
+                                          <a:lnTo>
+                                            <a:pt x="0" y="26"/>
+                                          </a:lnTo>
+                                          <a:lnTo>
+                                            <a:pt x="0" y="0"/>
+                                          </a:lnTo>
+                                          <a:close/>
+                                        </a:path>
+                                      </a:pathLst>
+                                    </a:custGeom>
                                     <a:solidFill>
                                       <a:schemeClr val="dk2">
                                         <a:alpha val="20000"/>
                                       </a:schemeClr>
                                     </a:solidFill>
-                                    <a:prstDash val="solid"/>
-                                    <a:round/>
-                                    <a:headEnd len="sm" w="sm" type="none"/>
-                                    <a:tailEnd len="sm" w="sm" type="none"/>
-                                  </a:ln>
-                                </wps:spPr>
-                                <wps:bodyPr anchorCtr="0" anchor="ctr" bIns="91425" lIns="91425" spcFirstLastPara="1" rIns="91425" wrap="square" tIns="91425">
-                                  <a:noAutofit/>
-                                </wps:bodyPr>
-                              </wps:wsp>
-                              <wps:wsp>
-                                <wps:cNvSpPr/>
-                                <wps:cNvPr id="29" name="Shape 29"/>
-                                <wps:spPr>
-                                  <a:xfrm>
-                                    <a:off x="80645" y="5010327"/>
-                                    <a:ext cx="31750" cy="192088"/>
-                                  </a:xfrm>
-                                  <a:custGeom>
-                                    <a:rect b="b" l="l" r="r" t="t"/>
-                                    <a:pathLst>
-                                      <a:path extrusionOk="0" h="121" w="20">
-                                        <a:moveTo>
-                                          <a:pt x="0" y="0"/>
-                                        </a:moveTo>
-                                        <a:lnTo>
-                                          <a:pt x="16" y="72"/>
-                                        </a:lnTo>
-                                        <a:lnTo>
-                                          <a:pt x="20" y="121"/>
-                                        </a:lnTo>
-                                        <a:lnTo>
-                                          <a:pt x="18" y="112"/>
-                                        </a:lnTo>
-                                        <a:lnTo>
-                                          <a:pt x="0" y="31"/>
-                                        </a:lnTo>
-                                        <a:lnTo>
-                                          <a:pt x="0" y="0"/>
-                                        </a:lnTo>
-                                        <a:close/>
-                                      </a:path>
-                                    </a:pathLst>
-                                  </a:custGeom>
-                                  <a:solidFill>
-                                    <a:schemeClr val="dk2">
-                                      <a:alpha val="20000"/>
-                                    </a:schemeClr>
-                                  </a:solidFill>
-                                  <a:ln cap="flat" cmpd="sng" w="9525">
+                                    <a:ln cap="flat" cmpd="sng" w="9525">
+                                      <a:solidFill>
+                                        <a:schemeClr val="dk2">
+                                          <a:alpha val="20000"/>
+                                        </a:schemeClr>
+                                      </a:solidFill>
+                                      <a:prstDash val="solid"/>
+                                      <a:round/>
+                                      <a:headEnd len="sm" w="sm" type="none"/>
+                                      <a:tailEnd len="sm" w="sm" type="none"/>
+                                    </a:ln>
+                                  </wps:spPr>
+                                  <wps:bodyPr anchorCtr="0" anchor="ctr" bIns="91425" lIns="91425" spcFirstLastPara="1" rIns="91425" wrap="square" tIns="91425">
+                                    <a:noAutofit/>
+                                  </wps:bodyPr>
+                                </wps:wsp>
+                                <wps:wsp>
+                                  <wps:cNvSpPr/>
+                                  <wps:cNvPr id="31" name="Shape 31"/>
+                                  <wps:spPr>
+                                    <a:xfrm>
+                                      <a:off x="80645" y="5010327"/>
+                                      <a:ext cx="31750" cy="192088"/>
+                                    </a:xfrm>
+                                    <a:custGeom>
+                                      <a:rect b="b" l="l" r="r" t="t"/>
+                                      <a:pathLst>
+                                        <a:path extrusionOk="0" h="121" w="20">
+                                          <a:moveTo>
+                                            <a:pt x="0" y="0"/>
+                                          </a:moveTo>
+                                          <a:lnTo>
+                                            <a:pt x="16" y="72"/>
+                                          </a:lnTo>
+                                          <a:lnTo>
+                                            <a:pt x="20" y="121"/>
+                                          </a:lnTo>
+                                          <a:lnTo>
+                                            <a:pt x="18" y="112"/>
+                                          </a:lnTo>
+                                          <a:lnTo>
+                                            <a:pt x="0" y="31"/>
+                                          </a:lnTo>
+                                          <a:lnTo>
+                                            <a:pt x="0" y="0"/>
+                                          </a:lnTo>
+                                          <a:close/>
+                                        </a:path>
+                                      </a:pathLst>
+                                    </a:custGeom>
                                     <a:solidFill>
                                       <a:schemeClr val="dk2">
                                         <a:alpha val="20000"/>
                                       </a:schemeClr>
                                     </a:solidFill>
-                                    <a:prstDash val="solid"/>
-                                    <a:round/>
-                                    <a:headEnd len="sm" w="sm" type="none"/>
-                                    <a:tailEnd len="sm" w="sm" type="none"/>
-                                  </a:ln>
-                                </wps:spPr>
-                                <wps:bodyPr anchorCtr="0" anchor="ctr" bIns="91425" lIns="91425" spcFirstLastPara="1" rIns="91425" wrap="square" tIns="91425">
-                                  <a:noAutofit/>
-                                </wps:bodyPr>
-                              </wps:wsp>
-                              <wps:wsp>
-                                <wps:cNvSpPr/>
-                                <wps:cNvPr id="30" name="Shape 30"/>
-                                <wps:spPr>
-                                  <a:xfrm>
-                                    <a:off x="112395" y="5202414"/>
-                                    <a:ext cx="250825" cy="1020763"/>
-                                  </a:xfrm>
-                                  <a:custGeom>
-                                    <a:rect b="b" l="l" r="r" t="t"/>
-                                    <a:pathLst>
-                                      <a:path extrusionOk="0" h="643" w="158">
-                                        <a:moveTo>
-                                          <a:pt x="0" y="0"/>
-                                        </a:moveTo>
-                                        <a:lnTo>
-                                          <a:pt x="11" y="46"/>
-                                        </a:lnTo>
-                                        <a:lnTo>
-                                          <a:pt x="22" y="129"/>
-                                        </a:lnTo>
-                                        <a:lnTo>
-                                          <a:pt x="36" y="211"/>
-                                        </a:lnTo>
-                                        <a:lnTo>
-                                          <a:pt x="55" y="301"/>
-                                        </a:lnTo>
-                                        <a:lnTo>
-                                          <a:pt x="76" y="389"/>
-                                        </a:lnTo>
-                                        <a:lnTo>
-                                          <a:pt x="103" y="476"/>
-                                        </a:lnTo>
-                                        <a:lnTo>
-                                          <a:pt x="123" y="533"/>
-                                        </a:lnTo>
-                                        <a:lnTo>
-                                          <a:pt x="144" y="588"/>
-                                        </a:lnTo>
-                                        <a:lnTo>
-                                          <a:pt x="155" y="632"/>
-                                        </a:lnTo>
-                                        <a:lnTo>
-                                          <a:pt x="158" y="643"/>
-                                        </a:lnTo>
-                                        <a:lnTo>
-                                          <a:pt x="142" y="608"/>
-                                        </a:lnTo>
-                                        <a:lnTo>
-                                          <a:pt x="118" y="544"/>
-                                        </a:lnTo>
-                                        <a:lnTo>
-                                          <a:pt x="95" y="478"/>
-                                        </a:lnTo>
-                                        <a:lnTo>
-                                          <a:pt x="69" y="391"/>
-                                        </a:lnTo>
-                                        <a:lnTo>
-                                          <a:pt x="47" y="302"/>
-                                        </a:lnTo>
-                                        <a:lnTo>
-                                          <a:pt x="29" y="212"/>
-                                        </a:lnTo>
-                                        <a:lnTo>
-                                          <a:pt x="13" y="107"/>
-                                        </a:lnTo>
-                                        <a:lnTo>
-                                          <a:pt x="0" y="0"/>
-                                        </a:lnTo>
-                                        <a:close/>
-                                      </a:path>
-                                    </a:pathLst>
-                                  </a:custGeom>
-                                  <a:solidFill>
-                                    <a:schemeClr val="dk2">
-                                      <a:alpha val="20000"/>
-                                    </a:schemeClr>
-                                  </a:solidFill>
-                                  <a:ln cap="flat" cmpd="sng" w="9525">
+                                    <a:ln cap="flat" cmpd="sng" w="9525">
+                                      <a:solidFill>
+                                        <a:schemeClr val="dk2">
+                                          <a:alpha val="20000"/>
+                                        </a:schemeClr>
+                                      </a:solidFill>
+                                      <a:prstDash val="solid"/>
+                                      <a:round/>
+                                      <a:headEnd len="sm" w="sm" type="none"/>
+                                      <a:tailEnd len="sm" w="sm" type="none"/>
+                                    </a:ln>
+                                  </wps:spPr>
+                                  <wps:bodyPr anchorCtr="0" anchor="ctr" bIns="91425" lIns="91425" spcFirstLastPara="1" rIns="91425" wrap="square" tIns="91425">
+                                    <a:noAutofit/>
+                                  </wps:bodyPr>
+                                </wps:wsp>
+                                <wps:wsp>
+                                  <wps:cNvSpPr/>
+                                  <wps:cNvPr id="32" name="Shape 32"/>
+                                  <wps:spPr>
+                                    <a:xfrm>
+                                      <a:off x="112395" y="5202414"/>
+                                      <a:ext cx="250825" cy="1020763"/>
+                                    </a:xfrm>
+                                    <a:custGeom>
+                                      <a:rect b="b" l="l" r="r" t="t"/>
+                                      <a:pathLst>
+                                        <a:path extrusionOk="0" h="643" w="158">
+                                          <a:moveTo>
+                                            <a:pt x="0" y="0"/>
+                                          </a:moveTo>
+                                          <a:lnTo>
+                                            <a:pt x="11" y="46"/>
+                                          </a:lnTo>
+                                          <a:lnTo>
+                                            <a:pt x="22" y="129"/>
+                                          </a:lnTo>
+                                          <a:lnTo>
+                                            <a:pt x="36" y="211"/>
+                                          </a:lnTo>
+                                          <a:lnTo>
+                                            <a:pt x="55" y="301"/>
+                                          </a:lnTo>
+                                          <a:lnTo>
+                                            <a:pt x="76" y="389"/>
+                                          </a:lnTo>
+                                          <a:lnTo>
+                                            <a:pt x="103" y="476"/>
+                                          </a:lnTo>
+                                          <a:lnTo>
+                                            <a:pt x="123" y="533"/>
+                                          </a:lnTo>
+                                          <a:lnTo>
+                                            <a:pt x="144" y="588"/>
+                                          </a:lnTo>
+                                          <a:lnTo>
+                                            <a:pt x="155" y="632"/>
+                                          </a:lnTo>
+                                          <a:lnTo>
+                                            <a:pt x="158" y="643"/>
+                                          </a:lnTo>
+                                          <a:lnTo>
+                                            <a:pt x="142" y="608"/>
+                                          </a:lnTo>
+                                          <a:lnTo>
+                                            <a:pt x="118" y="544"/>
+                                          </a:lnTo>
+                                          <a:lnTo>
+                                            <a:pt x="95" y="478"/>
+                                          </a:lnTo>
+                                          <a:lnTo>
+                                            <a:pt x="69" y="391"/>
+                                          </a:lnTo>
+                                          <a:lnTo>
+                                            <a:pt x="47" y="302"/>
+                                          </a:lnTo>
+                                          <a:lnTo>
+                                            <a:pt x="29" y="212"/>
+                                          </a:lnTo>
+                                          <a:lnTo>
+                                            <a:pt x="13" y="107"/>
+                                          </a:lnTo>
+                                          <a:lnTo>
+                                            <a:pt x="0" y="0"/>
+                                          </a:lnTo>
+                                          <a:close/>
+                                        </a:path>
+                                      </a:pathLst>
+                                    </a:custGeom>
                                     <a:solidFill>
                                       <a:schemeClr val="dk2">
                                         <a:alpha val="20000"/>
                                       </a:schemeClr>
                                     </a:solidFill>
-                                    <a:prstDash val="solid"/>
-                                    <a:round/>
-                                    <a:headEnd len="sm" w="sm" type="none"/>
-                                    <a:tailEnd len="sm" w="sm" type="none"/>
-                                  </a:ln>
-                                </wps:spPr>
-                                <wps:bodyPr anchorCtr="0" anchor="ctr" bIns="91425" lIns="91425" spcFirstLastPara="1" rIns="91425" wrap="square" tIns="91425">
-                                  <a:noAutofit/>
-                                </wps:bodyPr>
-                              </wps:wsp>
-                              <wps:wsp>
-                                <wps:cNvSpPr/>
-                                <wps:cNvPr id="31" name="Shape 31"/>
-                                <wps:spPr>
-                                  <a:xfrm>
-                                    <a:off x="375920" y="6215239"/>
-                                    <a:ext cx="52388" cy="112713"/>
-                                  </a:xfrm>
-                                  <a:custGeom>
-                                    <a:rect b="b" l="l" r="r" t="t"/>
-                                    <a:pathLst>
-                                      <a:path extrusionOk="0" h="71" w="33">
-                                        <a:moveTo>
-                                          <a:pt x="0" y="0"/>
-                                        </a:moveTo>
-                                        <a:lnTo>
-                                          <a:pt x="33" y="71"/>
-                                        </a:lnTo>
-                                        <a:lnTo>
-                                          <a:pt x="24" y="71"/>
-                                        </a:lnTo>
-                                        <a:lnTo>
-                                          <a:pt x="11" y="36"/>
-                                        </a:lnTo>
-                                        <a:lnTo>
-                                          <a:pt x="0" y="0"/>
-                                        </a:lnTo>
-                                        <a:close/>
-                                      </a:path>
-                                    </a:pathLst>
-                                  </a:custGeom>
-                                  <a:solidFill>
-                                    <a:schemeClr val="dk2">
-                                      <a:alpha val="20000"/>
-                                    </a:schemeClr>
-                                  </a:solidFill>
-                                  <a:ln cap="flat" cmpd="sng" w="9525">
+                                    <a:ln cap="flat" cmpd="sng" w="9525">
+                                      <a:solidFill>
+                                        <a:schemeClr val="dk2">
+                                          <a:alpha val="20000"/>
+                                        </a:schemeClr>
+                                      </a:solidFill>
+                                      <a:prstDash val="solid"/>
+                                      <a:round/>
+                                      <a:headEnd len="sm" w="sm" type="none"/>
+                                      <a:tailEnd len="sm" w="sm" type="none"/>
+                                    </a:ln>
+                                  </wps:spPr>
+                                  <wps:bodyPr anchorCtr="0" anchor="ctr" bIns="91425" lIns="91425" spcFirstLastPara="1" rIns="91425" wrap="square" tIns="91425">
+                                    <a:noAutofit/>
+                                  </wps:bodyPr>
+                                </wps:wsp>
+                                <wps:wsp>
+                                  <wps:cNvSpPr/>
+                                  <wps:cNvPr id="33" name="Shape 33"/>
+                                  <wps:spPr>
+                                    <a:xfrm>
+                                      <a:off x="375920" y="6215239"/>
+                                      <a:ext cx="52388" cy="112713"/>
+                                    </a:xfrm>
+                                    <a:custGeom>
+                                      <a:rect b="b" l="l" r="r" t="t"/>
+                                      <a:pathLst>
+                                        <a:path extrusionOk="0" h="71" w="33">
+                                          <a:moveTo>
+                                            <a:pt x="0" y="0"/>
+                                          </a:moveTo>
+                                          <a:lnTo>
+                                            <a:pt x="33" y="71"/>
+                                          </a:lnTo>
+                                          <a:lnTo>
+                                            <a:pt x="24" y="71"/>
+                                          </a:lnTo>
+                                          <a:lnTo>
+                                            <a:pt x="11" y="36"/>
+                                          </a:lnTo>
+                                          <a:lnTo>
+                                            <a:pt x="0" y="0"/>
+                                          </a:lnTo>
+                                          <a:close/>
+                                        </a:path>
+                                      </a:pathLst>
+                                    </a:custGeom>
                                     <a:solidFill>
                                       <a:schemeClr val="dk2">
                                         <a:alpha val="20000"/>
                                       </a:schemeClr>
                                     </a:solidFill>
-                                    <a:prstDash val="solid"/>
-                                    <a:round/>
-                                    <a:headEnd len="sm" w="sm" type="none"/>
-                                    <a:tailEnd len="sm" w="sm" type="none"/>
-                                  </a:ln>
-                                </wps:spPr>
-                                <wps:bodyPr anchorCtr="0" anchor="ctr" bIns="91425" lIns="91425" spcFirstLastPara="1" rIns="91425" wrap="square" tIns="91425">
-                                  <a:noAutofit/>
-                                </wps:bodyPr>
-                              </wps:wsp>
-                              <wps:wsp>
-                                <wps:cNvSpPr/>
-                                <wps:cNvPr id="32" name="Shape 32"/>
-                                <wps:spPr>
-                                  <a:xfrm>
-                                    <a:off x="106045" y="5124627"/>
-                                    <a:ext cx="23813" cy="150813"/>
-                                  </a:xfrm>
-                                  <a:custGeom>
-                                    <a:rect b="b" l="l" r="r" t="t"/>
-                                    <a:pathLst>
-                                      <a:path extrusionOk="0" h="95" w="15">
-                                        <a:moveTo>
-                                          <a:pt x="0" y="0"/>
-                                        </a:moveTo>
-                                        <a:lnTo>
-                                          <a:pt x="8" y="37"/>
-                                        </a:lnTo>
-                                        <a:lnTo>
-                                          <a:pt x="8" y="41"/>
-                                        </a:lnTo>
-                                        <a:lnTo>
-                                          <a:pt x="15" y="95"/>
-                                        </a:lnTo>
-                                        <a:lnTo>
-                                          <a:pt x="4" y="49"/>
-                                        </a:lnTo>
-                                        <a:lnTo>
-                                          <a:pt x="0" y="0"/>
-                                        </a:lnTo>
-                                        <a:close/>
-                                      </a:path>
-                                    </a:pathLst>
-                                  </a:custGeom>
-                                  <a:solidFill>
-                                    <a:schemeClr val="dk2">
-                                      <a:alpha val="20000"/>
-                                    </a:schemeClr>
-                                  </a:solidFill>
-                                  <a:ln cap="flat" cmpd="sng" w="9525">
+                                    <a:ln cap="flat" cmpd="sng" w="9525">
+                                      <a:solidFill>
+                                        <a:schemeClr val="dk2">
+                                          <a:alpha val="20000"/>
+                                        </a:schemeClr>
+                                      </a:solidFill>
+                                      <a:prstDash val="solid"/>
+                                      <a:round/>
+                                      <a:headEnd len="sm" w="sm" type="none"/>
+                                      <a:tailEnd len="sm" w="sm" type="none"/>
+                                    </a:ln>
+                                  </wps:spPr>
+                                  <wps:bodyPr anchorCtr="0" anchor="ctr" bIns="91425" lIns="91425" spcFirstLastPara="1" rIns="91425" wrap="square" tIns="91425">
+                                    <a:noAutofit/>
+                                  </wps:bodyPr>
+                                </wps:wsp>
+                                <wps:wsp>
+                                  <wps:cNvSpPr/>
+                                  <wps:cNvPr id="34" name="Shape 34"/>
+                                  <wps:spPr>
+                                    <a:xfrm>
+                                      <a:off x="106045" y="5124627"/>
+                                      <a:ext cx="23813" cy="150813"/>
+                                    </a:xfrm>
+                                    <a:custGeom>
+                                      <a:rect b="b" l="l" r="r" t="t"/>
+                                      <a:pathLst>
+                                        <a:path extrusionOk="0" h="95" w="15">
+                                          <a:moveTo>
+                                            <a:pt x="0" y="0"/>
+                                          </a:moveTo>
+                                          <a:lnTo>
+                                            <a:pt x="8" y="37"/>
+                                          </a:lnTo>
+                                          <a:lnTo>
+                                            <a:pt x="8" y="41"/>
+                                          </a:lnTo>
+                                          <a:lnTo>
+                                            <a:pt x="15" y="95"/>
+                                          </a:lnTo>
+                                          <a:lnTo>
+                                            <a:pt x="4" y="49"/>
+                                          </a:lnTo>
+                                          <a:lnTo>
+                                            <a:pt x="0" y="0"/>
+                                          </a:lnTo>
+                                          <a:close/>
+                                        </a:path>
+                                      </a:pathLst>
+                                    </a:custGeom>
                                     <a:solidFill>
                                       <a:schemeClr val="dk2">
                                         <a:alpha val="20000"/>
                                       </a:schemeClr>
                                     </a:solidFill>
-                                    <a:prstDash val="solid"/>
-                                    <a:round/>
-                                    <a:headEnd len="sm" w="sm" type="none"/>
-                                    <a:tailEnd len="sm" w="sm" type="none"/>
-                                  </a:ln>
-                                </wps:spPr>
-                                <wps:bodyPr anchorCtr="0" anchor="ctr" bIns="91425" lIns="91425" spcFirstLastPara="1" rIns="91425" wrap="square" tIns="91425">
-                                  <a:noAutofit/>
-                                </wps:bodyPr>
-                              </wps:wsp>
-                              <wps:wsp>
-                                <wps:cNvSpPr/>
-                                <wps:cNvPr id="33" name="Shape 33"/>
-                                <wps:spPr>
-                                  <a:xfrm>
-                                    <a:off x="317182" y="4649964"/>
-                                    <a:ext cx="638175" cy="1241425"/>
-                                  </a:xfrm>
-                                  <a:custGeom>
-                                    <a:rect b="b" l="l" r="r" t="t"/>
-                                    <a:pathLst>
-                                      <a:path extrusionOk="0" h="782" w="402">
-                                        <a:moveTo>
-                                          <a:pt x="402" y="0"/>
-                                        </a:moveTo>
-                                        <a:lnTo>
-                                          <a:pt x="402" y="1"/>
-                                        </a:lnTo>
-                                        <a:lnTo>
-                                          <a:pt x="363" y="39"/>
-                                        </a:lnTo>
-                                        <a:lnTo>
-                                          <a:pt x="325" y="79"/>
-                                        </a:lnTo>
-                                        <a:lnTo>
-                                          <a:pt x="290" y="121"/>
-                                        </a:lnTo>
-                                        <a:lnTo>
-                                          <a:pt x="255" y="164"/>
-                                        </a:lnTo>
-                                        <a:lnTo>
-                                          <a:pt x="211" y="222"/>
-                                        </a:lnTo>
-                                        <a:lnTo>
-                                          <a:pt x="171" y="284"/>
-                                        </a:lnTo>
-                                        <a:lnTo>
-                                          <a:pt x="133" y="346"/>
-                                        </a:lnTo>
-                                        <a:lnTo>
-                                          <a:pt x="100" y="411"/>
-                                        </a:lnTo>
-                                        <a:lnTo>
-                                          <a:pt x="71" y="478"/>
-                                        </a:lnTo>
-                                        <a:lnTo>
-                                          <a:pt x="45" y="546"/>
-                                        </a:lnTo>
-                                        <a:lnTo>
-                                          <a:pt x="27" y="617"/>
-                                        </a:lnTo>
-                                        <a:lnTo>
-                                          <a:pt x="13" y="689"/>
-                                        </a:lnTo>
-                                        <a:lnTo>
-                                          <a:pt x="7" y="761"/>
-                                        </a:lnTo>
-                                        <a:lnTo>
-                                          <a:pt x="7" y="782"/>
-                                        </a:lnTo>
-                                        <a:lnTo>
-                                          <a:pt x="0" y="765"/>
-                                        </a:lnTo>
-                                        <a:lnTo>
-                                          <a:pt x="1" y="761"/>
-                                        </a:lnTo>
-                                        <a:lnTo>
-                                          <a:pt x="7" y="688"/>
-                                        </a:lnTo>
-                                        <a:lnTo>
-                                          <a:pt x="21" y="616"/>
-                                        </a:lnTo>
-                                        <a:lnTo>
-                                          <a:pt x="40" y="545"/>
-                                        </a:lnTo>
-                                        <a:lnTo>
-                                          <a:pt x="66" y="475"/>
-                                        </a:lnTo>
-                                        <a:lnTo>
-                                          <a:pt x="95" y="409"/>
-                                        </a:lnTo>
-                                        <a:lnTo>
-                                          <a:pt x="130" y="343"/>
-                                        </a:lnTo>
-                                        <a:lnTo>
-                                          <a:pt x="167" y="281"/>
-                                        </a:lnTo>
-                                        <a:lnTo>
-                                          <a:pt x="209" y="220"/>
-                                        </a:lnTo>
-                                        <a:lnTo>
-                                          <a:pt x="253" y="163"/>
-                                        </a:lnTo>
-                                        <a:lnTo>
-                                          <a:pt x="287" y="120"/>
-                                        </a:lnTo>
-                                        <a:lnTo>
-                                          <a:pt x="324" y="78"/>
-                                        </a:lnTo>
-                                        <a:lnTo>
-                                          <a:pt x="362" y="38"/>
-                                        </a:lnTo>
-                                        <a:lnTo>
-                                          <a:pt x="402" y="0"/>
-                                        </a:lnTo>
-                                        <a:close/>
-                                      </a:path>
-                                    </a:pathLst>
-                                  </a:custGeom>
-                                  <a:solidFill>
-                                    <a:schemeClr val="dk2">
-                                      <a:alpha val="20000"/>
-                                    </a:schemeClr>
-                                  </a:solidFill>
-                                  <a:ln cap="flat" cmpd="sng" w="9525">
+                                    <a:ln cap="flat" cmpd="sng" w="9525">
+                                      <a:solidFill>
+                                        <a:schemeClr val="dk2">
+                                          <a:alpha val="20000"/>
+                                        </a:schemeClr>
+                                      </a:solidFill>
+                                      <a:prstDash val="solid"/>
+                                      <a:round/>
+                                      <a:headEnd len="sm" w="sm" type="none"/>
+                                      <a:tailEnd len="sm" w="sm" type="none"/>
+                                    </a:ln>
+                                  </wps:spPr>
+                                  <wps:bodyPr anchorCtr="0" anchor="ctr" bIns="91425" lIns="91425" spcFirstLastPara="1" rIns="91425" wrap="square" tIns="91425">
+                                    <a:noAutofit/>
+                                  </wps:bodyPr>
+                                </wps:wsp>
+                                <wps:wsp>
+                                  <wps:cNvSpPr/>
+                                  <wps:cNvPr id="35" name="Shape 35"/>
+                                  <wps:spPr>
+                                    <a:xfrm>
+                                      <a:off x="317182" y="4649964"/>
+                                      <a:ext cx="638175" cy="1241425"/>
+                                    </a:xfrm>
+                                    <a:custGeom>
+                                      <a:rect b="b" l="l" r="r" t="t"/>
+                                      <a:pathLst>
+                                        <a:path extrusionOk="0" h="782" w="402">
+                                          <a:moveTo>
+                                            <a:pt x="402" y="0"/>
+                                          </a:moveTo>
+                                          <a:lnTo>
+                                            <a:pt x="402" y="1"/>
+                                          </a:lnTo>
+                                          <a:lnTo>
+                                            <a:pt x="363" y="39"/>
+                                          </a:lnTo>
+                                          <a:lnTo>
+                                            <a:pt x="325" y="79"/>
+                                          </a:lnTo>
+                                          <a:lnTo>
+                                            <a:pt x="290" y="121"/>
+                                          </a:lnTo>
+                                          <a:lnTo>
+                                            <a:pt x="255" y="164"/>
+                                          </a:lnTo>
+                                          <a:lnTo>
+                                            <a:pt x="211" y="222"/>
+                                          </a:lnTo>
+                                          <a:lnTo>
+                                            <a:pt x="171" y="284"/>
+                                          </a:lnTo>
+                                          <a:lnTo>
+                                            <a:pt x="133" y="346"/>
+                                          </a:lnTo>
+                                          <a:lnTo>
+                                            <a:pt x="100" y="411"/>
+                                          </a:lnTo>
+                                          <a:lnTo>
+                                            <a:pt x="71" y="478"/>
+                                          </a:lnTo>
+                                          <a:lnTo>
+                                            <a:pt x="45" y="546"/>
+                                          </a:lnTo>
+                                          <a:lnTo>
+                                            <a:pt x="27" y="617"/>
+                                          </a:lnTo>
+                                          <a:lnTo>
+                                            <a:pt x="13" y="689"/>
+                                          </a:lnTo>
+                                          <a:lnTo>
+                                            <a:pt x="7" y="761"/>
+                                          </a:lnTo>
+                                          <a:lnTo>
+                                            <a:pt x="7" y="782"/>
+                                          </a:lnTo>
+                                          <a:lnTo>
+                                            <a:pt x="0" y="765"/>
+                                          </a:lnTo>
+                                          <a:lnTo>
+                                            <a:pt x="1" y="761"/>
+                                          </a:lnTo>
+                                          <a:lnTo>
+                                            <a:pt x="7" y="688"/>
+                                          </a:lnTo>
+                                          <a:lnTo>
+                                            <a:pt x="21" y="616"/>
+                                          </a:lnTo>
+                                          <a:lnTo>
+                                            <a:pt x="40" y="545"/>
+                                          </a:lnTo>
+                                          <a:lnTo>
+                                            <a:pt x="66" y="475"/>
+                                          </a:lnTo>
+                                          <a:lnTo>
+                                            <a:pt x="95" y="409"/>
+                                          </a:lnTo>
+                                          <a:lnTo>
+                                            <a:pt x="130" y="343"/>
+                                          </a:lnTo>
+                                          <a:lnTo>
+                                            <a:pt x="167" y="281"/>
+                                          </a:lnTo>
+                                          <a:lnTo>
+                                            <a:pt x="209" y="220"/>
+                                          </a:lnTo>
+                                          <a:lnTo>
+                                            <a:pt x="253" y="163"/>
+                                          </a:lnTo>
+                                          <a:lnTo>
+                                            <a:pt x="287" y="120"/>
+                                          </a:lnTo>
+                                          <a:lnTo>
+                                            <a:pt x="324" y="78"/>
+                                          </a:lnTo>
+                                          <a:lnTo>
+                                            <a:pt x="362" y="38"/>
+                                          </a:lnTo>
+                                          <a:lnTo>
+                                            <a:pt x="402" y="0"/>
+                                          </a:lnTo>
+                                          <a:close/>
+                                        </a:path>
+                                      </a:pathLst>
+                                    </a:custGeom>
                                     <a:solidFill>
                                       <a:schemeClr val="dk2">
                                         <a:alpha val="20000"/>
                                       </a:schemeClr>
                                     </a:solidFill>
-                                    <a:prstDash val="solid"/>
-                                    <a:round/>
-                                    <a:headEnd len="sm" w="sm" type="none"/>
-                                    <a:tailEnd len="sm" w="sm" type="none"/>
-                                  </a:ln>
-                                </wps:spPr>
-                                <wps:bodyPr anchorCtr="0" anchor="ctr" bIns="91425" lIns="91425" spcFirstLastPara="1" rIns="91425" wrap="square" tIns="91425">
-                                  <a:noAutofit/>
-                                </wps:bodyPr>
-                              </wps:wsp>
-                              <wps:wsp>
-                                <wps:cNvSpPr/>
-                                <wps:cNvPr id="34" name="Shape 34"/>
-                                <wps:spPr>
-                                  <a:xfrm>
-                                    <a:off x="317182" y="5904089"/>
-                                    <a:ext cx="58738" cy="311150"/>
-                                  </a:xfrm>
-                                  <a:custGeom>
-                                    <a:rect b="b" l="l" r="r" t="t"/>
-                                    <a:pathLst>
-                                      <a:path extrusionOk="0" h="196" w="37">
-                                        <a:moveTo>
-                                          <a:pt x="0" y="0"/>
-                                        </a:moveTo>
-                                        <a:lnTo>
-                                          <a:pt x="6" y="15"/>
-                                        </a:lnTo>
-                                        <a:lnTo>
-                                          <a:pt x="7" y="18"/>
-                                        </a:lnTo>
-                                        <a:lnTo>
-                                          <a:pt x="12" y="80"/>
-                                        </a:lnTo>
-                                        <a:lnTo>
-                                          <a:pt x="21" y="134"/>
-                                        </a:lnTo>
-                                        <a:lnTo>
-                                          <a:pt x="33" y="188"/>
-                                        </a:lnTo>
-                                        <a:lnTo>
-                                          <a:pt x="37" y="196"/>
-                                        </a:lnTo>
-                                        <a:lnTo>
-                                          <a:pt x="22" y="162"/>
-                                        </a:lnTo>
-                                        <a:lnTo>
-                                          <a:pt x="15" y="146"/>
-                                        </a:lnTo>
-                                        <a:lnTo>
-                                          <a:pt x="5" y="81"/>
-                                        </a:lnTo>
-                                        <a:lnTo>
-                                          <a:pt x="1" y="40"/>
-                                        </a:lnTo>
-                                        <a:lnTo>
-                                          <a:pt x="0" y="0"/>
-                                        </a:lnTo>
-                                        <a:close/>
-                                      </a:path>
-                                    </a:pathLst>
-                                  </a:custGeom>
-                                  <a:solidFill>
-                                    <a:schemeClr val="dk2">
-                                      <a:alpha val="20000"/>
-                                    </a:schemeClr>
-                                  </a:solidFill>
-                                  <a:ln cap="flat" cmpd="sng" w="9525">
+                                    <a:ln cap="flat" cmpd="sng" w="9525">
+                                      <a:solidFill>
+                                        <a:schemeClr val="dk2">
+                                          <a:alpha val="20000"/>
+                                        </a:schemeClr>
+                                      </a:solidFill>
+                                      <a:prstDash val="solid"/>
+                                      <a:round/>
+                                      <a:headEnd len="sm" w="sm" type="none"/>
+                                      <a:tailEnd len="sm" w="sm" type="none"/>
+                                    </a:ln>
+                                  </wps:spPr>
+                                  <wps:bodyPr anchorCtr="0" anchor="ctr" bIns="91425" lIns="91425" spcFirstLastPara="1" rIns="91425" wrap="square" tIns="91425">
+                                    <a:noAutofit/>
+                                  </wps:bodyPr>
+                                </wps:wsp>
+                                <wps:wsp>
+                                  <wps:cNvSpPr/>
+                                  <wps:cNvPr id="36" name="Shape 36"/>
+                                  <wps:spPr>
+                                    <a:xfrm>
+                                      <a:off x="317182" y="5904089"/>
+                                      <a:ext cx="58738" cy="311150"/>
+                                    </a:xfrm>
+                                    <a:custGeom>
+                                      <a:rect b="b" l="l" r="r" t="t"/>
+                                      <a:pathLst>
+                                        <a:path extrusionOk="0" h="196" w="37">
+                                          <a:moveTo>
+                                            <a:pt x="0" y="0"/>
+                                          </a:moveTo>
+                                          <a:lnTo>
+                                            <a:pt x="6" y="15"/>
+                                          </a:lnTo>
+                                          <a:lnTo>
+                                            <a:pt x="7" y="18"/>
+                                          </a:lnTo>
+                                          <a:lnTo>
+                                            <a:pt x="12" y="80"/>
+                                          </a:lnTo>
+                                          <a:lnTo>
+                                            <a:pt x="21" y="134"/>
+                                          </a:lnTo>
+                                          <a:lnTo>
+                                            <a:pt x="33" y="188"/>
+                                          </a:lnTo>
+                                          <a:lnTo>
+                                            <a:pt x="37" y="196"/>
+                                          </a:lnTo>
+                                          <a:lnTo>
+                                            <a:pt x="22" y="162"/>
+                                          </a:lnTo>
+                                          <a:lnTo>
+                                            <a:pt x="15" y="146"/>
+                                          </a:lnTo>
+                                          <a:lnTo>
+                                            <a:pt x="5" y="81"/>
+                                          </a:lnTo>
+                                          <a:lnTo>
+                                            <a:pt x="1" y="40"/>
+                                          </a:lnTo>
+                                          <a:lnTo>
+                                            <a:pt x="0" y="0"/>
+                                          </a:lnTo>
+                                          <a:close/>
+                                        </a:path>
+                                      </a:pathLst>
+                                    </a:custGeom>
                                     <a:solidFill>
                                       <a:schemeClr val="dk2">
                                         <a:alpha val="20000"/>
                                       </a:schemeClr>
                                     </a:solidFill>
-                                    <a:prstDash val="solid"/>
-                                    <a:round/>
-                                    <a:headEnd len="sm" w="sm" type="none"/>
-                                    <a:tailEnd len="sm" w="sm" type="none"/>
-                                  </a:ln>
-                                </wps:spPr>
-                                <wps:bodyPr anchorCtr="0" anchor="ctr" bIns="91425" lIns="91425" spcFirstLastPara="1" rIns="91425" wrap="square" tIns="91425">
-                                  <a:noAutofit/>
-                                </wps:bodyPr>
-                              </wps:wsp>
-                              <wps:wsp>
-                                <wps:cNvSpPr/>
-                                <wps:cNvPr id="35" name="Shape 35"/>
-                                <wps:spPr>
-                                  <a:xfrm>
-                                    <a:off x="363220" y="6223177"/>
-                                    <a:ext cx="49213" cy="104775"/>
-                                  </a:xfrm>
-                                  <a:custGeom>
-                                    <a:rect b="b" l="l" r="r" t="t"/>
-                                    <a:pathLst>
-                                      <a:path extrusionOk="0" h="66" w="31">
-                                        <a:moveTo>
-                                          <a:pt x="0" y="0"/>
-                                        </a:moveTo>
-                                        <a:lnTo>
-                                          <a:pt x="31" y="66"/>
-                                        </a:lnTo>
-                                        <a:lnTo>
-                                          <a:pt x="24" y="66"/>
-                                        </a:lnTo>
-                                        <a:lnTo>
-                                          <a:pt x="0" y="0"/>
-                                        </a:lnTo>
-                                        <a:close/>
-                                      </a:path>
-                                    </a:pathLst>
-                                  </a:custGeom>
-                                  <a:solidFill>
-                                    <a:schemeClr val="dk2">
-                                      <a:alpha val="20000"/>
-                                    </a:schemeClr>
-                                  </a:solidFill>
-                                  <a:ln cap="flat" cmpd="sng" w="9525">
+                                    <a:ln cap="flat" cmpd="sng" w="9525">
+                                      <a:solidFill>
+                                        <a:schemeClr val="dk2">
+                                          <a:alpha val="20000"/>
+                                        </a:schemeClr>
+                                      </a:solidFill>
+                                      <a:prstDash val="solid"/>
+                                      <a:round/>
+                                      <a:headEnd len="sm" w="sm" type="none"/>
+                                      <a:tailEnd len="sm" w="sm" type="none"/>
+                                    </a:ln>
+                                  </wps:spPr>
+                                  <wps:bodyPr anchorCtr="0" anchor="ctr" bIns="91425" lIns="91425" spcFirstLastPara="1" rIns="91425" wrap="square" tIns="91425">
+                                    <a:noAutofit/>
+                                  </wps:bodyPr>
+                                </wps:wsp>
+                                <wps:wsp>
+                                  <wps:cNvSpPr/>
+                                  <wps:cNvPr id="37" name="Shape 37"/>
+                                  <wps:spPr>
+                                    <a:xfrm>
+                                      <a:off x="363220" y="6223177"/>
+                                      <a:ext cx="49213" cy="104775"/>
+                                    </a:xfrm>
+                                    <a:custGeom>
+                                      <a:rect b="b" l="l" r="r" t="t"/>
+                                      <a:pathLst>
+                                        <a:path extrusionOk="0" h="66" w="31">
+                                          <a:moveTo>
+                                            <a:pt x="0" y="0"/>
+                                          </a:moveTo>
+                                          <a:lnTo>
+                                            <a:pt x="31" y="66"/>
+                                          </a:lnTo>
+                                          <a:lnTo>
+                                            <a:pt x="24" y="66"/>
+                                          </a:lnTo>
+                                          <a:lnTo>
+                                            <a:pt x="0" y="0"/>
+                                          </a:lnTo>
+                                          <a:close/>
+                                        </a:path>
+                                      </a:pathLst>
+                                    </a:custGeom>
                                     <a:solidFill>
                                       <a:schemeClr val="dk2">
                                         <a:alpha val="20000"/>
                                       </a:schemeClr>
                                     </a:solidFill>
-                                    <a:prstDash val="solid"/>
-                                    <a:round/>
-                                    <a:headEnd len="sm" w="sm" type="none"/>
-                                    <a:tailEnd len="sm" w="sm" type="none"/>
-                                  </a:ln>
-                                </wps:spPr>
-                                <wps:bodyPr anchorCtr="0" anchor="ctr" bIns="91425" lIns="91425" spcFirstLastPara="1" rIns="91425" wrap="square" tIns="91425">
-                                  <a:noAutofit/>
-                                </wps:bodyPr>
-                              </wps:wsp>
-                              <wps:wsp>
-                                <wps:cNvSpPr/>
-                                <wps:cNvPr id="36" name="Shape 36"/>
-                                <wps:spPr>
-                                  <a:xfrm>
-                                    <a:off x="317182" y="5864402"/>
-                                    <a:ext cx="11113" cy="68263"/>
-                                  </a:xfrm>
-                                  <a:custGeom>
-                                    <a:rect b="b" l="l" r="r" t="t"/>
-                                    <a:pathLst>
-                                      <a:path extrusionOk="0" h="43" w="7">
-                                        <a:moveTo>
-                                          <a:pt x="0" y="0"/>
-                                        </a:moveTo>
-                                        <a:lnTo>
-                                          <a:pt x="7" y="17"/>
-                                        </a:lnTo>
-                                        <a:lnTo>
-                                          <a:pt x="7" y="43"/>
-                                        </a:lnTo>
-                                        <a:lnTo>
-                                          <a:pt x="6" y="40"/>
-                                        </a:lnTo>
-                                        <a:lnTo>
-                                          <a:pt x="0" y="25"/>
-                                        </a:lnTo>
-                                        <a:lnTo>
-                                          <a:pt x="0" y="0"/>
-                                        </a:lnTo>
-                                        <a:close/>
-                                      </a:path>
-                                    </a:pathLst>
-                                  </a:custGeom>
-                                  <a:solidFill>
-                                    <a:schemeClr val="dk2">
-                                      <a:alpha val="20000"/>
-                                    </a:schemeClr>
-                                  </a:solidFill>
-                                  <a:ln cap="flat" cmpd="sng" w="9525">
+                                    <a:ln cap="flat" cmpd="sng" w="9525">
+                                      <a:solidFill>
+                                        <a:schemeClr val="dk2">
+                                          <a:alpha val="20000"/>
+                                        </a:schemeClr>
+                                      </a:solidFill>
+                                      <a:prstDash val="solid"/>
+                                      <a:round/>
+                                      <a:headEnd len="sm" w="sm" type="none"/>
+                                      <a:tailEnd len="sm" w="sm" type="none"/>
+                                    </a:ln>
+                                  </wps:spPr>
+                                  <wps:bodyPr anchorCtr="0" anchor="ctr" bIns="91425" lIns="91425" spcFirstLastPara="1" rIns="91425" wrap="square" tIns="91425">
+                                    <a:noAutofit/>
+                                  </wps:bodyPr>
+                                </wps:wsp>
+                                <wps:wsp>
+                                  <wps:cNvSpPr/>
+                                  <wps:cNvPr id="38" name="Shape 38"/>
+                                  <wps:spPr>
+                                    <a:xfrm>
+                                      <a:off x="317182" y="5864402"/>
+                                      <a:ext cx="11113" cy="68263"/>
+                                    </a:xfrm>
+                                    <a:custGeom>
+                                      <a:rect b="b" l="l" r="r" t="t"/>
+                                      <a:pathLst>
+                                        <a:path extrusionOk="0" h="43" w="7">
+                                          <a:moveTo>
+                                            <a:pt x="0" y="0"/>
+                                          </a:moveTo>
+                                          <a:lnTo>
+                                            <a:pt x="7" y="17"/>
+                                          </a:lnTo>
+                                          <a:lnTo>
+                                            <a:pt x="7" y="43"/>
+                                          </a:lnTo>
+                                          <a:lnTo>
+                                            <a:pt x="6" y="40"/>
+                                          </a:lnTo>
+                                          <a:lnTo>
+                                            <a:pt x="0" y="25"/>
+                                          </a:lnTo>
+                                          <a:lnTo>
+                                            <a:pt x="0" y="0"/>
+                                          </a:lnTo>
+                                          <a:close/>
+                                        </a:path>
+                                      </a:pathLst>
+                                    </a:custGeom>
                                     <a:solidFill>
                                       <a:schemeClr val="dk2">
                                         <a:alpha val="20000"/>
                                       </a:schemeClr>
                                     </a:solidFill>
-                                    <a:prstDash val="solid"/>
-                                    <a:round/>
-                                    <a:headEnd len="sm" w="sm" type="none"/>
-                                    <a:tailEnd len="sm" w="sm" type="none"/>
-                                  </a:ln>
-                                </wps:spPr>
-                                <wps:bodyPr anchorCtr="0" anchor="ctr" bIns="91425" lIns="91425" spcFirstLastPara="1" rIns="91425" wrap="square" tIns="91425">
-                                  <a:noAutofit/>
-                                </wps:bodyPr>
-                              </wps:wsp>
-                              <wps:wsp>
-                                <wps:cNvSpPr/>
-                                <wps:cNvPr id="37" name="Shape 37"/>
-                                <wps:spPr>
-                                  <a:xfrm>
-                                    <a:off x="340995" y="6135864"/>
-                                    <a:ext cx="73025" cy="192088"/>
-                                  </a:xfrm>
-                                  <a:custGeom>
-                                    <a:rect b="b" l="l" r="r" t="t"/>
-                                    <a:pathLst>
-                                      <a:path extrusionOk="0" h="121" w="46">
-                                        <a:moveTo>
-                                          <a:pt x="0" y="0"/>
-                                        </a:moveTo>
-                                        <a:lnTo>
-                                          <a:pt x="7" y="16"/>
-                                        </a:lnTo>
-                                        <a:lnTo>
-                                          <a:pt x="22" y="50"/>
-                                        </a:lnTo>
-                                        <a:lnTo>
-                                          <a:pt x="33" y="86"/>
-                                        </a:lnTo>
-                                        <a:lnTo>
-                                          <a:pt x="46" y="121"/>
-                                        </a:lnTo>
-                                        <a:lnTo>
-                                          <a:pt x="45" y="121"/>
-                                        </a:lnTo>
-                                        <a:lnTo>
-                                          <a:pt x="14" y="55"/>
-                                        </a:lnTo>
-                                        <a:lnTo>
-                                          <a:pt x="11" y="44"/>
-                                        </a:lnTo>
-                                        <a:lnTo>
-                                          <a:pt x="0" y="0"/>
-                                        </a:lnTo>
-                                        <a:close/>
-                                      </a:path>
-                                    </a:pathLst>
-                                  </a:custGeom>
-                                  <a:solidFill>
-                                    <a:schemeClr val="dk2">
-                                      <a:alpha val="20000"/>
-                                    </a:schemeClr>
-                                  </a:solidFill>
-                                  <a:ln cap="flat" cmpd="sng" w="9525">
+                                    <a:ln cap="flat" cmpd="sng" w="9525">
+                                      <a:solidFill>
+                                        <a:schemeClr val="dk2">
+                                          <a:alpha val="20000"/>
+                                        </a:schemeClr>
+                                      </a:solidFill>
+                                      <a:prstDash val="solid"/>
+                                      <a:round/>
+                                      <a:headEnd len="sm" w="sm" type="none"/>
+                                      <a:tailEnd len="sm" w="sm" type="none"/>
+                                    </a:ln>
+                                  </wps:spPr>
+                                  <wps:bodyPr anchorCtr="0" anchor="ctr" bIns="91425" lIns="91425" spcFirstLastPara="1" rIns="91425" wrap="square" tIns="91425">
+                                    <a:noAutofit/>
+                                  </wps:bodyPr>
+                                </wps:wsp>
+                                <wps:wsp>
+                                  <wps:cNvSpPr/>
+                                  <wps:cNvPr id="39" name="Shape 39"/>
+                                  <wps:spPr>
+                                    <a:xfrm>
+                                      <a:off x="340995" y="6135864"/>
+                                      <a:ext cx="73025" cy="192088"/>
+                                    </a:xfrm>
+                                    <a:custGeom>
+                                      <a:rect b="b" l="l" r="r" t="t"/>
+                                      <a:pathLst>
+                                        <a:path extrusionOk="0" h="121" w="46">
+                                          <a:moveTo>
+                                            <a:pt x="0" y="0"/>
+                                          </a:moveTo>
+                                          <a:lnTo>
+                                            <a:pt x="7" y="16"/>
+                                          </a:lnTo>
+                                          <a:lnTo>
+                                            <a:pt x="22" y="50"/>
+                                          </a:lnTo>
+                                          <a:lnTo>
+                                            <a:pt x="33" y="86"/>
+                                          </a:lnTo>
+                                          <a:lnTo>
+                                            <a:pt x="46" y="121"/>
+                                          </a:lnTo>
+                                          <a:lnTo>
+                                            <a:pt x="45" y="121"/>
+                                          </a:lnTo>
+                                          <a:lnTo>
+                                            <a:pt x="14" y="55"/>
+                                          </a:lnTo>
+                                          <a:lnTo>
+                                            <a:pt x="11" y="44"/>
+                                          </a:lnTo>
+                                          <a:lnTo>
+                                            <a:pt x="0" y="0"/>
+                                          </a:lnTo>
+                                          <a:close/>
+                                        </a:path>
+                                      </a:pathLst>
+                                    </a:custGeom>
                                     <a:solidFill>
                                       <a:schemeClr val="dk2">
                                         <a:alpha val="20000"/>
                                       </a:schemeClr>
                                     </a:solidFill>
-                                    <a:prstDash val="solid"/>
-                                    <a:round/>
-                                    <a:headEnd len="sm" w="sm" type="none"/>
-                                    <a:tailEnd len="sm" w="sm" type="none"/>
-                                  </a:ln>
-                                </wps:spPr>
-                                <wps:bodyPr anchorCtr="0" anchor="ctr" bIns="91425" lIns="91425" spcFirstLastPara="1" rIns="91425" wrap="square" tIns="91425">
-                                  <a:noAutofit/>
-                                </wps:bodyPr>
-                              </wps:wsp>
+                                    <a:ln cap="flat" cmpd="sng" w="9525">
+                                      <a:solidFill>
+                                        <a:schemeClr val="dk2">
+                                          <a:alpha val="20000"/>
+                                        </a:schemeClr>
+                                      </a:solidFill>
+                                      <a:prstDash val="solid"/>
+                                      <a:round/>
+                                      <a:headEnd len="sm" w="sm" type="none"/>
+                                      <a:tailEnd len="sm" w="sm" type="none"/>
+                                    </a:ln>
+                                  </wps:spPr>
+                                  <wps:bodyPr anchorCtr="0" anchor="ctr" bIns="91425" lIns="91425" spcFirstLastPara="1" rIns="91425" wrap="square" tIns="91425">
+                                    <a:noAutofit/>
+                                  </wps:bodyPr>
+                                </wps:wsp>
+                              </wpg:grpSp>
                             </wpg:grpSp>
                           </wpg:grpSp>
                         </wpg:grpSp>
@@ -1912,7 +1955,7 @@
                 <wp:extent cx="2194560" cy="9125585"/>
                 <wp:effectExtent b="0" l="0" r="0" t="0"/>
                 <wp:wrapNone/>
-                <wp:docPr id="227" name="image5.png"/>
+                <wp:docPr id="232" name="image5.png"/>
                 <a:graphic>
                   <a:graphicData uri="http://schemas.openxmlformats.org/drawingml/2006/picture">
                     <pic:pic>
@@ -1965,15 +2008,15 @@
               <wp:anchor allowOverlap="1" behindDoc="0" distB="0" distT="0" distL="114300" distR="114300" hidden="0" layoutInCell="1" locked="0" relativeHeight="0" simplePos="0">
                 <wp:simplePos x="0" y="0"/>
                 <wp:positionH relativeFrom="page">
-                  <wp:posOffset>3165158</wp:posOffset>
+                  <wp:posOffset>3160078</wp:posOffset>
                 </wp:positionH>
                 <wp:positionV relativeFrom="page">
-                  <wp:posOffset>9398953</wp:posOffset>
+                  <wp:posOffset>9393873</wp:posOffset>
                 </wp:positionV>
-                <wp:extent cx="3676650" cy="384810"/>
+                <wp:extent cx="3686175" cy="394335"/>
                 <wp:effectExtent b="0" l="0" r="0" t="0"/>
                 <wp:wrapNone/>
-                <wp:docPr id="225" name=""/>
+                <wp:docPr id="230" name=""/>
                 <a:graphic>
                   <a:graphicData uri="http://schemas.microsoft.com/office/word/2010/wordprocessingShape">
                     <wps:wsp>
@@ -2064,15 +2107,15 @@
               <wp:anchor allowOverlap="1" behindDoc="0" distB="0" distT="0" distL="114300" distR="114300" hidden="0" layoutInCell="1" locked="0" relativeHeight="0" simplePos="0">
                 <wp:simplePos x="0" y="0"/>
                 <wp:positionH relativeFrom="page">
-                  <wp:posOffset>3165158</wp:posOffset>
+                  <wp:posOffset>3160078</wp:posOffset>
                 </wp:positionH>
                 <wp:positionV relativeFrom="page">
-                  <wp:posOffset>9398953</wp:posOffset>
+                  <wp:posOffset>9393873</wp:posOffset>
                 </wp:positionV>
-                <wp:extent cx="3676650" cy="384810"/>
+                <wp:extent cx="3686175" cy="394335"/>
                 <wp:effectExtent b="0" l="0" r="0" t="0"/>
                 <wp:wrapNone/>
-                <wp:docPr id="225" name="image3.png"/>
+                <wp:docPr id="230" name="image3.png"/>
                 <a:graphic>
                   <a:graphicData uri="http://schemas.openxmlformats.org/drawingml/2006/picture">
                     <pic:pic>
@@ -2090,7 +2133,7 @@
                       <pic:spPr>
                         <a:xfrm>
                           <a:off x="0" y="0"/>
-                          <a:ext cx="3676650" cy="384810"/>
+                          <a:ext cx="3686175" cy="394335"/>
                         </a:xfrm>
                         <a:prstGeom prst="rect"/>
                         <a:ln/>
@@ -2115,15 +2158,15 @@
               <wp:anchor allowOverlap="1" behindDoc="0" distB="45720" distT="45720" distL="114300" distR="114300" hidden="0" layoutInCell="1" locked="0" relativeHeight="0" simplePos="0">
                 <wp:simplePos x="0" y="0"/>
                 <wp:positionH relativeFrom="column">
-                  <wp:posOffset>2243773</wp:posOffset>
+                  <wp:posOffset>2238693</wp:posOffset>
                 </wp:positionH>
                 <wp:positionV relativeFrom="paragraph">
-                  <wp:posOffset>-7936</wp:posOffset>
+                  <wp:posOffset>-12381</wp:posOffset>
                 </wp:positionV>
-                <wp:extent cx="2379980" cy="873760"/>
+                <wp:extent cx="2389505" cy="883285"/>
                 <wp:effectExtent b="0" l="0" r="0" t="0"/>
                 <wp:wrapSquare wrapText="bothSides" distB="45720" distT="45720" distL="114300" distR="114300"/>
-                <wp:docPr id="224" name=""/>
+                <wp:docPr id="229" name=""/>
                 <a:graphic>
                   <a:graphicData uri="http://schemas.microsoft.com/office/word/2010/wordprocessingShape">
                     <wps:wsp>
@@ -2183,15 +2226,15 @@
               <wp:anchor allowOverlap="1" behindDoc="0" distB="45720" distT="45720" distL="114300" distR="114300" hidden="0" layoutInCell="1" locked="0" relativeHeight="0" simplePos="0">
                 <wp:simplePos x="0" y="0"/>
                 <wp:positionH relativeFrom="column">
-                  <wp:posOffset>2243773</wp:posOffset>
+                  <wp:posOffset>2238693</wp:posOffset>
                 </wp:positionH>
                 <wp:positionV relativeFrom="paragraph">
-                  <wp:posOffset>-7936</wp:posOffset>
+                  <wp:posOffset>-12381</wp:posOffset>
                 </wp:positionV>
-                <wp:extent cx="2379980" cy="873760"/>
+                <wp:extent cx="2389505" cy="883285"/>
                 <wp:effectExtent b="0" l="0" r="0" t="0"/>
                 <wp:wrapSquare wrapText="bothSides" distB="45720" distT="45720" distL="114300" distR="114300"/>
-                <wp:docPr id="224" name="image2.png"/>
+                <wp:docPr id="229" name="image2.png"/>
                 <a:graphic>
                   <a:graphicData uri="http://schemas.openxmlformats.org/drawingml/2006/picture">
                     <pic:pic>
@@ -2209,7 +2252,7 @@
                       <pic:spPr>
                         <a:xfrm>
                           <a:off x="0" y="0"/>
-                          <a:ext cx="2379980" cy="873760"/>
+                          <a:ext cx="2389505" cy="883285"/>
                         </a:xfrm>
                         <a:prstGeom prst="rect"/>
                         <a:ln/>
@@ -2235,15 +2278,15 @@
               <wp:anchor allowOverlap="1" behindDoc="0" distB="0" distT="0" distL="114300" distR="114300" hidden="0" layoutInCell="1" locked="0" relativeHeight="0" simplePos="0">
                 <wp:simplePos x="0" y="0"/>
                 <wp:positionH relativeFrom="page">
-                  <wp:posOffset>3165158</wp:posOffset>
+                  <wp:posOffset>3160078</wp:posOffset>
                 </wp:positionH>
                 <wp:positionV relativeFrom="page">
-                  <wp:posOffset>1860868</wp:posOffset>
+                  <wp:posOffset>1855788</wp:posOffset>
                 </wp:positionV>
-                <wp:extent cx="3801110" cy="1089025"/>
+                <wp:extent cx="3810635" cy="1098550"/>
                 <wp:effectExtent b="0" l="0" r="0" t="0"/>
                 <wp:wrapNone/>
-                <wp:docPr id="223" name=""/>
+                <wp:docPr id="228" name=""/>
                 <a:graphic>
                   <a:graphicData uri="http://schemas.microsoft.com/office/word/2010/wordprocessingShape">
                     <wps:wsp>
@@ -2334,15 +2377,15 @@
               <wp:anchor allowOverlap="1" behindDoc="0" distB="0" distT="0" distL="114300" distR="114300" hidden="0" layoutInCell="1" locked="0" relativeHeight="0" simplePos="0">
                 <wp:simplePos x="0" y="0"/>
                 <wp:positionH relativeFrom="page">
-                  <wp:posOffset>3165158</wp:posOffset>
+                  <wp:posOffset>3160078</wp:posOffset>
                 </wp:positionH>
                 <wp:positionV relativeFrom="page">
-                  <wp:posOffset>1860868</wp:posOffset>
+                  <wp:posOffset>1855788</wp:posOffset>
                 </wp:positionV>
-                <wp:extent cx="3801110" cy="1089025"/>
+                <wp:extent cx="3810635" cy="1098550"/>
                 <wp:effectExtent b="0" l="0" r="0" t="0"/>
                 <wp:wrapNone/>
-                <wp:docPr id="223" name="image1.png"/>
+                <wp:docPr id="228" name="image1.png"/>
                 <a:graphic>
                   <a:graphicData uri="http://schemas.openxmlformats.org/drawingml/2006/picture">
                     <pic:pic>
@@ -2360,7 +2403,7 @@
                       <pic:spPr>
                         <a:xfrm>
                           <a:off x="0" y="0"/>
-                          <a:ext cx="3801110" cy="1089025"/>
+                          <a:ext cx="3810635" cy="1098550"/>
                         </a:xfrm>
                         <a:prstGeom prst="rect"/>
                         <a:ln/>
@@ -2388,15 +2431,15 @@
               <wp:anchor allowOverlap="1" behindDoc="0" distB="45720" distT="45720" distL="114300" distR="114300" hidden="0" layoutInCell="1" locked="0" relativeHeight="0" simplePos="0">
                 <wp:simplePos x="0" y="0"/>
                 <wp:positionH relativeFrom="column">
-                  <wp:posOffset>2534603</wp:posOffset>
+                  <wp:posOffset>2529523</wp:posOffset>
                 </wp:positionH>
                 <wp:positionV relativeFrom="paragraph">
-                  <wp:posOffset>2010093</wp:posOffset>
+                  <wp:posOffset>2005013</wp:posOffset>
                 </wp:positionV>
-                <wp:extent cx="3015615" cy="1423670"/>
+                <wp:extent cx="3025140" cy="1433195"/>
                 <wp:effectExtent b="0" l="0" r="0" t="0"/>
                 <wp:wrapSquare wrapText="bothSides" distB="45720" distT="45720" distL="114300" distR="114300"/>
-                <wp:docPr id="226" name=""/>
+                <wp:docPr id="231" name=""/>
                 <a:graphic>
                   <a:graphicData uri="http://schemas.microsoft.com/office/word/2010/wordprocessingShape">
                     <wps:wsp>
@@ -2456,15 +2499,15 @@
               <wp:anchor allowOverlap="1" behindDoc="0" distB="45720" distT="45720" distL="114300" distR="114300" hidden="0" layoutInCell="1" locked="0" relativeHeight="0" simplePos="0">
                 <wp:simplePos x="0" y="0"/>
                 <wp:positionH relativeFrom="column">
-                  <wp:posOffset>2534603</wp:posOffset>
+                  <wp:posOffset>2529523</wp:posOffset>
                 </wp:positionH>
                 <wp:positionV relativeFrom="paragraph">
-                  <wp:posOffset>2010093</wp:posOffset>
+                  <wp:posOffset>2005013</wp:posOffset>
                 </wp:positionV>
-                <wp:extent cx="3015615" cy="1423670"/>
+                <wp:extent cx="3025140" cy="1433195"/>
                 <wp:effectExtent b="0" l="0" r="0" t="0"/>
                 <wp:wrapSquare wrapText="bothSides" distB="45720" distT="45720" distL="114300" distR="114300"/>
-                <wp:docPr id="226" name="image4.png"/>
+                <wp:docPr id="231" name="image4.png"/>
                 <a:graphic>
                   <a:graphicData uri="http://schemas.openxmlformats.org/drawingml/2006/picture">
                     <pic:pic>
@@ -2482,7 +2525,7 @@
                       <pic:spPr>
                         <a:xfrm>
                           <a:off x="0" y="0"/>
-                          <a:ext cx="3015615" cy="1423670"/>
+                          <a:ext cx="3025140" cy="1433195"/>
                         </a:xfrm>
                         <a:prstGeom prst="rect"/>
                         <a:ln/>
@@ -2582,9 +2625,7 @@
     <w:p>
       <w:pPr>
         <w:ind w:left="0" w:firstLine="0"/>
-        <w:rPr>
-          <w:rFonts w:ascii="Arial" w:cs="Arial" w:eastAsia="Arial" w:hAnsi="Arial"/>
-        </w:rPr>
+        <w:rPr/>
       </w:pPr>
       <w:bookmarkStart w:colFirst="0" w:colLast="0" w:name="_heading=h.bldw94ce4hsd" w:id="0"/>
       <w:bookmarkEnd w:id="0"/>
@@ -2592,6 +2633,355 @@
         <w:rPr>
           <w:rtl w:val="0"/>
         </w:rPr>
+        <w:t xml:space="preserve">Aqui para encontrar o maior número único e garantir a complexidade </w:t>
+      </w:r>
+      <w:r>
+        <w:rPr>
+          <w:b w:val="1"/>
+          <w:bCs w:val="1"/>
+          <w:rtl w:val="0"/>
+        </w:rPr>
+        <w:t xml:space="preserve">O(n)</w:t>
+      </w:r>
+      <w:r>
+        <w:rPr>
+          <w:rtl w:val="0"/>
+        </w:rPr>
+        <w:t xml:space="preserve">, separei o projeto em 3 grupos, primeiro com laços aninhados, segundo com hash table e um terceiro para testes e comparação entre os dois métodos.</w:t>
+      </w:r>
+    </w:p>
+    <w:p>
+      <w:pPr>
+        <w:ind w:left="0" w:firstLine="0"/>
+        <w:rPr/>
+      </w:pPr>
+      <w:r>
+        <w:rPr>
+          <w:b w:val="1"/>
+          <w:bCs w:val="1"/>
+          <w:rtl w:val="0"/>
+        </w:rPr>
+        <w:t xml:space="preserve">Explicações:</w:t>
+      </w:r>
+      <w:r>
+        <w:rPr>
+          <w:rtl w:val="0"/>
+        </w:rPr>
+      </w:r>
+    </w:p>
+    <w:p>
+      <w:pPr>
+        <w:numPr>
+          <w:ilvl w:val="0"/>
+          <w:numId w:val="2"/>
+        </w:numPr>
+        <w:ind w:left="420" w:hanging="420"/>
+        <w:rPr/>
+      </w:pPr>
+      <w:r>
+        <w:rPr>
+          <w:rtl w:val="0"/>
+        </w:rPr>
+        <w:t xml:space="preserve">Laços aninhados O(n²)</w:t>
+      </w:r>
+    </w:p>
+    <w:p>
+      <w:pPr>
+        <w:numPr>
+          <w:ilvl w:val="1"/>
+          <w:numId w:val="3"/>
+        </w:numPr>
+        <w:ind w:left="960" w:hanging="360"/>
+        <w:rPr/>
+      </w:pPr>
+      <w:r>
+        <w:rPr>
+          <w:rtl w:val="0"/>
+        </w:rPr>
+        <w:t xml:space="preserve">No 1 array é percorrido todos os itens que internamente tem um 2 array onde  encontrando os itens duplicados e a cada item duplicado somo +1 ao contador do item.</w:t>
+      </w:r>
+    </w:p>
+    <w:p>
+      <w:pPr>
+        <w:numPr>
+          <w:ilvl w:val="1"/>
+          <w:numId w:val="3"/>
+        </w:numPr>
+        <w:ind w:left="960" w:hanging="360"/>
+        <w:rPr/>
+      </w:pPr>
+      <w:r>
+        <w:rPr>
+          <w:rtl w:val="0"/>
+        </w:rPr>
+        <w:t xml:space="preserve">Então após o loop for, no if é verificado se o número de vezes que o item se repete = 1 e no if seguinte eu verifico se o valor atual do loop externo é vazio ou se é maior que o maior valor atual e então eu substituo ele.</w:t>
+      </w:r>
+    </w:p>
+    <w:p>
+      <w:pPr>
+        <w:numPr>
+          <w:ilvl w:val="1"/>
+          <w:numId w:val="3"/>
+        </w:numPr>
+        <w:ind w:left="960" w:hanging="360"/>
+        <w:rPr/>
+      </w:pPr>
+      <w:r>
+        <w:rPr>
+          <w:rtl w:val="0"/>
+        </w:rPr>
+        <w:t xml:space="preserve">Por fim, após percorrer todos os elementos do array no loop retorna o maior valor único encontrado</w:t>
+      </w:r>
+    </w:p>
+    <w:p>
+      <w:pPr>
+        <w:numPr>
+          <w:ilvl w:val="0"/>
+          <w:numId w:val="2"/>
+        </w:numPr>
+        <w:ind w:left="420" w:hanging="420"/>
+        <w:rPr/>
+      </w:pPr>
+      <w:r>
+        <w:rPr>
+          <w:rtl w:val="0"/>
+        </w:rPr>
+        <w:t xml:space="preserve">Hash Table O(n)</w:t>
+      </w:r>
+    </w:p>
+    <w:p>
+      <w:pPr>
+        <w:numPr>
+          <w:ilvl w:val="1"/>
+          <w:numId w:val="3"/>
+        </w:numPr>
+        <w:ind w:left="960" w:hanging="360"/>
+        <w:rPr/>
+      </w:pPr>
+      <w:r>
+        <w:rPr>
+          <w:rtl w:val="0"/>
+        </w:rPr>
+        <w:t xml:space="preserve">Criei uma classe padrão para inserir, buscar e calcular a posição de cada item na Hash Table.</w:t>
+      </w:r>
+    </w:p>
+    <w:p>
+      <w:pPr>
+        <w:numPr>
+          <w:ilvl w:val="1"/>
+          <w:numId w:val="3"/>
+        </w:numPr>
+        <w:ind w:left="960" w:hanging="360"/>
+        <w:rPr/>
+      </w:pPr>
+      <w:r>
+        <w:rPr>
+          <w:rtl w:val="0"/>
+        </w:rPr>
+        <w:t xml:space="preserve">Criei mais uma função onde:</w:t>
+      </w:r>
+    </w:p>
+    <w:p>
+      <w:pPr>
+        <w:numPr>
+          <w:ilvl w:val="2"/>
+          <w:numId w:val="3"/>
+        </w:numPr>
+        <w:ind w:left="1380" w:hanging="360"/>
+        <w:rPr/>
+      </w:pPr>
+      <w:r>
+        <w:rPr>
+          <w:rtl w:val="0"/>
+        </w:rPr>
+        <w:t xml:space="preserve">Obtenho a tabela gerada pela função HashTable</w:t>
+      </w:r>
+    </w:p>
+    <w:p>
+      <w:pPr>
+        <w:numPr>
+          <w:ilvl w:val="2"/>
+          <w:numId w:val="3"/>
+        </w:numPr>
+        <w:ind w:left="1380" w:hanging="360"/>
+        <w:rPr/>
+      </w:pPr>
+      <w:r>
+        <w:rPr>
+          <w:rtl w:val="0"/>
+        </w:rPr>
+        <w:t xml:space="preserve">No primeiro arrays, percorro para encontrar e somar número de ocorrências de cada item</w:t>
+      </w:r>
+    </w:p>
+    <w:p>
+      <w:pPr>
+        <w:numPr>
+          <w:ilvl w:val="2"/>
+          <w:numId w:val="3"/>
+        </w:numPr>
+        <w:ind w:left="1380" w:hanging="360"/>
+        <w:rPr/>
+      </w:pPr>
+      <w:r>
+        <w:rPr>
+          <w:rtl w:val="0"/>
+        </w:rPr>
+        <w:t xml:space="preserve">No segundo array percorro cada tabela dentro do grupo de tabelas gerado pelo HashTable e percorro cada tabela obtendo chave e valor, onde verifico se o valor=1 (nº ocorrências = 1)</w:t>
+      </w:r>
+    </w:p>
+    <w:p>
+      <w:pPr>
+        <w:numPr>
+          <w:ilvl w:val="2"/>
+          <w:numId w:val="3"/>
+        </w:numPr>
+        <w:ind w:left="1380" w:hanging="360"/>
+        <w:rPr/>
+      </w:pPr>
+      <w:r>
+        <w:rPr>
+          <w:rtl w:val="0"/>
+        </w:rPr>
+        <w:t xml:space="preserve">No último if verifico se o valor é </w:t>
+      </w:r>
+      <w:r>
+        <w:rPr>
+          <w:b w:val="1"/>
+          <w:bCs w:val="1"/>
+          <w:rtl w:val="0"/>
+        </w:rPr>
+        <w:t xml:space="preserve">None </w:t>
+      </w:r>
+      <w:r>
+        <w:rPr>
+          <w:rtl w:val="0"/>
+        </w:rPr>
+        <w:t xml:space="preserve">ou se o valor da chave atual é maior que o maior valor armazenado e então atualizo se a condição for verdadeira.</w:t>
+      </w:r>
+    </w:p>
+    <w:p>
+      <w:pPr>
+        <w:numPr>
+          <w:ilvl w:val="2"/>
+          <w:numId w:val="3"/>
+        </w:numPr>
+        <w:ind w:left="1380" w:hanging="360"/>
+        <w:rPr/>
+      </w:pPr>
+      <w:r>
+        <w:rPr>
+          <w:rtl w:val="0"/>
+        </w:rPr>
+        <w:t xml:space="preserve">Por fim, fora dos dois “loop for” eu retorno o maior valor encontrado.</w:t>
+        <w:br w:type="textWrapping"/>
+      </w:r>
+    </w:p>
+    <w:p>
+      <w:pPr>
+        <w:numPr>
+          <w:ilvl w:val="0"/>
+          <w:numId w:val="2"/>
+        </w:numPr>
+        <w:ind w:left="420" w:hanging="420"/>
+        <w:rPr/>
+      </w:pPr>
+      <w:r>
+        <w:rPr>
+          <w:rtl w:val="0"/>
+        </w:rPr>
+        <w:t xml:space="preserve">Testes</w:t>
+      </w:r>
+    </w:p>
+    <w:p>
+      <w:pPr>
+        <w:numPr>
+          <w:ilvl w:val="1"/>
+          <w:numId w:val="3"/>
+        </w:numPr>
+        <w:ind w:left="960" w:hanging="360"/>
+        <w:rPr>
+          <w:rFonts w:ascii="Arial" w:cs="Arial" w:eastAsia="Arial" w:hAnsi="Arial"/>
+          <w:u w:val="none"/>
+        </w:rPr>
+      </w:pPr>
+      <w:r>
+        <w:rPr>
+          <w:u w:val="none"/>
+          <w:rtl w:val="0"/>
+        </w:rPr>
+        <w:t xml:space="preserve">Criei 5 listas aleatórias de 5 a 20 itens contendo </w:t>
+      </w:r>
+      <w:r>
+        <w:rPr>
+          <w:rtl w:val="0"/>
+        </w:rPr>
+        <w:t xml:space="preserve">números</w:t>
+      </w:r>
+      <w:r>
+        <w:rPr>
+          <w:u w:val="none"/>
+          <w:rtl w:val="0"/>
+        </w:rPr>
+        <w:t xml:space="preserve"> de 1 a 10</w:t>
+      </w:r>
+      <w:r>
+        <w:rPr>
+          <w:rtl w:val="0"/>
+        </w:rPr>
+      </w:r>
+    </w:p>
+    <w:p>
+      <w:pPr>
+        <w:numPr>
+          <w:ilvl w:val="1"/>
+          <w:numId w:val="3"/>
+        </w:numPr>
+        <w:ind w:left="960" w:hanging="360"/>
+        <w:rPr>
+          <w:rFonts w:ascii="Arial" w:cs="Arial" w:eastAsia="Arial" w:hAnsi="Arial"/>
+          <w:u w:val="none"/>
+        </w:rPr>
+      </w:pPr>
+      <w:r>
+        <w:rPr>
+          <w:u w:val="none"/>
+          <w:rtl w:val="0"/>
+        </w:rPr>
+        <w:t xml:space="preserve">Percorro todas as 5 listas e para cada uma das listas executo a função de laços </w:t>
+      </w:r>
+      <w:r>
+        <w:rPr>
+          <w:rtl w:val="0"/>
+        </w:rPr>
+        <w:t xml:space="preserve">aninhados</w:t>
+      </w:r>
+      <w:r>
+        <w:rPr>
+          <w:u w:val="none"/>
+          <w:rtl w:val="0"/>
+        </w:rPr>
+        <w:t xml:space="preserve"> e HashTable, exibindo em tela o maior valor encontrado para cada uma das funções.</w:t>
+      </w:r>
+      <w:r>
+        <w:rPr>
+          <w:rtl w:val="0"/>
+        </w:rPr>
+      </w:r>
+    </w:p>
+    <w:p>
+      <w:pPr>
+        <w:rPr/>
+        <w:sectPr>
+          <w:pgSz w:h="16838" w:w="11906" w:orient="portrait"/>
+          <w:pgMar w:bottom="851" w:top="851" w:left="851" w:right="851" w:header="709" w:footer="709"/>
+          <w:pgNumType w:start="0"/>
+          <w:titlePg w:val="1"/>
+        </w:sectPr>
+      </w:pPr>
+      <w:r>
+        <w:rPr>
+          <w:rtl w:val="0"/>
+        </w:rPr>
       </w:r>
     </w:p>
     <w:p>
@@ -2617,9 +3007,447 @@
     <w:p>
       <w:pPr>
         <w:ind w:left="0" w:firstLine="0"/>
-        <w:rPr>
-          <w:rFonts w:ascii="Arial" w:cs="Arial" w:eastAsia="Arial" w:hAnsi="Arial"/>
-        </w:rPr>
+        <w:rPr/>
+      </w:pPr>
+      <w:r>
+        <w:rPr>
+          <w:rtl w:val="0"/>
+        </w:rPr>
+        <w:t xml:space="preserve">Aqui para encontrar os elementos em comum entre dois arrays (comum + HashTable) e garantir a complexidade </w:t>
+      </w:r>
+      <w:r>
+        <w:rPr>
+          <w:b w:val="1"/>
+          <w:bCs w:val="1"/>
+          <w:rtl w:val="0"/>
+        </w:rPr>
+        <w:t xml:space="preserve">O(n)</w:t>
+      </w:r>
+      <w:r>
+        <w:rPr>
+          <w:rtl w:val="0"/>
+        </w:rPr>
+        <w:t xml:space="preserve">, separei o projeto em 3 grupos, primeiro com a class HashTable + function para popular ela com um array enviado, segundo com a função que verifica elementos em comum entre dois arrays e um terceiro para testes e retorno de lista com elemento em comum.</w:t>
+      </w:r>
+    </w:p>
+    <w:p>
+      <w:pPr>
+        <w:ind w:left="0" w:firstLine="0"/>
+        <w:rPr/>
+      </w:pPr>
+      <w:r>
+        <w:rPr>
+          <w:b w:val="1"/>
+          <w:bCs w:val="1"/>
+          <w:rtl w:val="0"/>
+        </w:rPr>
+        <w:t xml:space="preserve">Explicações:</w:t>
+      </w:r>
+      <w:r>
+        <w:rPr>
+          <w:rtl w:val="0"/>
+        </w:rPr>
+      </w:r>
+    </w:p>
+    <w:p>
+      <w:pPr>
+        <w:numPr>
+          <w:ilvl w:val="0"/>
+          <w:numId w:val="2"/>
+        </w:numPr>
+        <w:ind w:left="420" w:hanging="420"/>
+        <w:rPr/>
+      </w:pPr>
+      <w:r>
+        <w:rPr>
+          <w:rtl w:val="0"/>
+        </w:rPr>
+        <w:t xml:space="preserve">Hash Table O(n)</w:t>
+      </w:r>
+    </w:p>
+    <w:p>
+      <w:pPr>
+        <w:numPr>
+          <w:ilvl w:val="1"/>
+          <w:numId w:val="3"/>
+        </w:numPr>
+        <w:ind w:left="960" w:hanging="360"/>
+        <w:rPr/>
+      </w:pPr>
+      <w:r>
+        <w:rPr>
+          <w:rtl w:val="0"/>
+        </w:rPr>
+        <w:t xml:space="preserve">Criei uma classe padrão para inserir, buscar e calcular a posição de cada item na Hash Table.</w:t>
+      </w:r>
+    </w:p>
+    <w:p>
+      <w:pPr>
+        <w:numPr>
+          <w:ilvl w:val="1"/>
+          <w:numId w:val="3"/>
+        </w:numPr>
+        <w:ind w:left="960" w:hanging="360"/>
+        <w:rPr/>
+      </w:pPr>
+      <w:r>
+        <w:rPr>
+          <w:rtl w:val="0"/>
+        </w:rPr>
+        <w:t xml:space="preserve">Criei mais uma função onde:</w:t>
+      </w:r>
+    </w:p>
+    <w:p>
+      <w:pPr>
+        <w:numPr>
+          <w:ilvl w:val="2"/>
+          <w:numId w:val="3"/>
+        </w:numPr>
+        <w:ind w:left="1380" w:hanging="360"/>
+        <w:rPr/>
+      </w:pPr>
+      <w:r>
+        <w:rPr>
+          <w:rtl w:val="0"/>
+        </w:rPr>
+        <w:t xml:space="preserve">Obtenho a tabela gerada pela função HashTable</w:t>
+      </w:r>
+    </w:p>
+    <w:p>
+      <w:pPr>
+        <w:numPr>
+          <w:ilvl w:val="2"/>
+          <w:numId w:val="3"/>
+        </w:numPr>
+        <w:ind w:left="1380" w:hanging="360"/>
+        <w:rPr/>
+      </w:pPr>
+      <w:r>
+        <w:rPr>
+          <w:rtl w:val="0"/>
+        </w:rPr>
+        <w:t xml:space="preserve">No primeiro arrays, percorro para encontrar e somar número de ocorrências de cada item</w:t>
+      </w:r>
+    </w:p>
+    <w:p>
+      <w:pPr>
+        <w:numPr>
+          <w:ilvl w:val="2"/>
+          <w:numId w:val="3"/>
+        </w:numPr>
+        <w:ind w:left="1380" w:hanging="360"/>
+        <w:rPr/>
+      </w:pPr>
+      <w:r>
+        <w:rPr>
+          <w:rtl w:val="0"/>
+        </w:rPr>
+        <w:t xml:space="preserve">No segundo array percorro cada tabela dentro do grupo de tabelas gerado pelo HashTable e percorro cada tabela obtendo chave e valor, onde verifico se o valor=1 (nº ocorrências = 1)</w:t>
+      </w:r>
+    </w:p>
+    <w:p>
+      <w:pPr>
+        <w:numPr>
+          <w:ilvl w:val="2"/>
+          <w:numId w:val="3"/>
+        </w:numPr>
+        <w:ind w:left="1380" w:hanging="360"/>
+        <w:rPr/>
+      </w:pPr>
+      <w:r>
+        <w:rPr>
+          <w:rtl w:val="0"/>
+        </w:rPr>
+        <w:t xml:space="preserve">No último if verifico se o valor é None ou se o valor da chave atual é maior que o maior valor armazenado e então atualizo se a condição for verdadeira.</w:t>
+      </w:r>
+    </w:p>
+    <w:p>
+      <w:pPr>
+        <w:numPr>
+          <w:ilvl w:val="2"/>
+          <w:numId w:val="3"/>
+        </w:numPr>
+        <w:ind w:left="1380" w:hanging="360"/>
+        <w:rPr/>
+      </w:pPr>
+      <w:r>
+        <w:rPr>
+          <w:rtl w:val="0"/>
+        </w:rPr>
+        <w:t xml:space="preserve">Por fim, fora dos dois “loop for” eu retorno o maior valor encontrado.</w:t>
+      </w:r>
+    </w:p>
+    <w:p>
+      <w:pPr>
+        <w:numPr>
+          <w:ilvl w:val="0"/>
+          <w:numId w:val="2"/>
+        </w:numPr>
+        <w:ind w:left="420" w:hanging="420"/>
+        <w:rPr/>
+      </w:pPr>
+      <w:sdt>
+        <w:sdtPr>
+          <w:id w:val="731621763"/>
+          <w:tag w:val="goog_rdk_0"/>
+        </w:sdtPr>
+        <w:sdtContent>
+          <w:r>
+            <w:rPr>
+              <w:rFonts w:ascii="Arial Unicode MS" w:cs="Arial Unicode MS" w:eastAsia="Arial Unicode MS" w:hAnsi="Arial Unicode MS"/>
+              <w:rtl w:val="0"/>
+            </w:rPr>
+            <w:t xml:space="preserve">Function Intersection → </w:t>
+          </w:r>
+        </w:sdtContent>
+      </w:sdt>
+      <w:r>
+        <w:rPr>
+          <w:b w:val="1"/>
+          <w:bCs w:val="1"/>
+          <w:rtl w:val="0"/>
+        </w:rPr>
+        <w:t xml:space="preserve">encontra elementos em comum, ordena</w:t>
+      </w:r>
+      <w:r>
+        <w:rPr>
+          <w:rtl w:val="0"/>
+        </w:rPr>
+      </w:r>
+    </w:p>
+    <w:p>
+      <w:pPr>
+        <w:numPr>
+          <w:ilvl w:val="1"/>
+          <w:numId w:val="3"/>
+        </w:numPr>
+        <w:ind w:left="960" w:hanging="360"/>
+        <w:rPr/>
+      </w:pPr>
+      <w:r>
+        <w:rPr>
+          <w:rtl w:val="0"/>
+        </w:rPr>
+        <w:t xml:space="preserve">Populo o HashTable com o primeiro array</w:t>
+      </w:r>
+    </w:p>
+    <w:p>
+      <w:pPr>
+        <w:numPr>
+          <w:ilvl w:val="1"/>
+          <w:numId w:val="3"/>
+        </w:numPr>
+        <w:ind w:left="960" w:hanging="360"/>
+        <w:rPr/>
+      </w:pPr>
+      <w:r>
+        <w:rPr>
+          <w:rtl w:val="0"/>
+        </w:rPr>
+        <w:t xml:space="preserve">No loop for percorro todo o array2 e dentro dele busco o valor atual percorrido dentro do HashTable com array1</w:t>
+      </w:r>
+    </w:p>
+    <w:p>
+      <w:pPr>
+        <w:numPr>
+          <w:ilvl w:val="1"/>
+          <w:numId w:val="3"/>
+        </w:numPr>
+        <w:ind w:left="960" w:hanging="360"/>
+        <w:rPr/>
+      </w:pPr>
+      <w:r>
+        <w:rPr>
+          <w:rtl w:val="0"/>
+        </w:rPr>
+        <w:t xml:space="preserve">Verifico com if se o valor obtido é diferente de None e se valor &gt;0 e então eu adiciono a lista de </w:t>
+      </w:r>
+      <w:r>
+        <w:rPr>
+          <w:b w:val="1"/>
+          <w:bCs w:val="1"/>
+          <w:rtl w:val="0"/>
+        </w:rPr>
+        <w:t xml:space="preserve">elementos_comuns </w:t>
+      </w:r>
+      <w:r>
+        <w:rPr>
+          <w:rtl w:val="0"/>
+        </w:rPr>
+        <w:t xml:space="preserve">e atualizo o HashTable para não buscar se houver outro valor igual</w:t>
+      </w:r>
+    </w:p>
+    <w:p>
+      <w:pPr>
+        <w:numPr>
+          <w:ilvl w:val="1"/>
+          <w:numId w:val="3"/>
+        </w:numPr>
+        <w:ind w:left="960" w:hanging="360"/>
+        <w:rPr/>
+      </w:pPr>
+      <w:r>
+        <w:rPr>
+          <w:rtl w:val="0"/>
+        </w:rPr>
+        <w:t xml:space="preserve">Então ordeno a lista (</w:t>
+      </w:r>
+      <w:r>
+        <w:rPr>
+          <w:b w:val="1"/>
+          <w:bCs w:val="1"/>
+          <w:rtl w:val="0"/>
+        </w:rPr>
+        <w:t xml:space="preserve">elementos_comuns</w:t>
+      </w:r>
+      <w:r>
+        <w:rPr>
+          <w:rtl w:val="0"/>
+        </w:rPr>
+        <w:t xml:space="preserve">) obtida e retorno ela.</w:t>
+      </w:r>
+    </w:p>
+    <w:p>
+      <w:pPr>
+        <w:numPr>
+          <w:ilvl w:val="0"/>
+          <w:numId w:val="2"/>
+        </w:numPr>
+        <w:ind w:left="420" w:hanging="420"/>
+        <w:rPr/>
+      </w:pPr>
+      <w:bookmarkStart w:colFirst="0" w:colLast="0" w:name="_heading=h.j8ph1da3vtym" w:id="1"/>
+      <w:bookmarkEnd w:id="1"/>
+      <w:sdt>
+        <w:sdtPr>
+          <w:id w:val="731954319"/>
+          <w:tag w:val="goog_rdk_1"/>
+        </w:sdtPr>
+        <w:sdtContent>
+          <w:r>
+            <w:rPr>
+              <w:rFonts w:ascii="Arial Unicode MS" w:cs="Arial Unicode MS" w:eastAsia="Arial Unicode MS" w:hAnsi="Arial Unicode MS"/>
+              <w:rtl w:val="0"/>
+            </w:rPr>
+            <w:t xml:space="preserve">Testes → </w:t>
+          </w:r>
+        </w:sdtContent>
+      </w:sdt>
+      <w:r>
+        <w:rPr>
+          <w:b w:val="1"/>
+          <w:bCs w:val="1"/>
+          <w:rtl w:val="0"/>
+        </w:rPr>
+        <w:t xml:space="preserve">validação prática com grandes volumes de dados</w:t>
+      </w:r>
+      <w:r>
+        <w:rPr>
+          <w:rtl w:val="0"/>
+        </w:rPr>
+      </w:r>
+    </w:p>
+    <w:p>
+      <w:pPr>
+        <w:numPr>
+          <w:ilvl w:val="1"/>
+          <w:numId w:val="3"/>
+        </w:numPr>
+        <w:ind w:left="960" w:hanging="360"/>
+        <w:rPr>
+          <w:rFonts w:ascii="Arial" w:cs="Arial" w:eastAsia="Arial" w:hAnsi="Arial"/>
+          <w:u w:val="none"/>
+        </w:rPr>
+      </w:pPr>
+      <w:r>
+        <w:rPr>
+          <w:u w:val="none"/>
+          <w:rtl w:val="0"/>
+        </w:rPr>
+        <w:t xml:space="preserve">Criei 5 listas aleatórias de 50 mil a 100 mil itens contendo números de 1 a mil</w:t>
+      </w:r>
+      <w:r>
+        <w:rPr>
+          <w:rtl w:val="0"/>
+        </w:rPr>
+      </w:r>
+    </w:p>
+    <w:p>
+      <w:pPr>
+        <w:numPr>
+          <w:ilvl w:val="1"/>
+          <w:numId w:val="3"/>
+        </w:numPr>
+        <w:ind w:left="960" w:hanging="360"/>
+        <w:rPr>
+          <w:rFonts w:ascii="Arial" w:cs="Arial" w:eastAsia="Arial" w:hAnsi="Arial"/>
+          <w:u w:val="none"/>
+        </w:rPr>
+      </w:pPr>
+      <w:r>
+        <w:rPr>
+          <w:u w:val="none"/>
+          <w:rtl w:val="0"/>
+        </w:rPr>
+        <w:t xml:space="preserve">Percorro todas as 5 listas e para cada uma das listas executo a função </w:t>
+      </w:r>
+      <w:r>
+        <w:rPr>
+          <w:rtl w:val="0"/>
+        </w:rPr>
+        <w:t xml:space="preserve">Intersection </w:t>
+      </w:r>
+      <w:r>
+        <w:rPr>
+          <w:u w:val="none"/>
+          <w:rtl w:val="0"/>
+        </w:rPr>
+        <w:t xml:space="preserve">que retorna os itens em comum </w:t>
+      </w:r>
+      <w:r>
+        <w:rPr>
+          <w:rtl w:val="0"/>
+        </w:rPr>
+        <w:t xml:space="preserve">nas duas</w:t>
+      </w:r>
+      <w:r>
+        <w:rPr>
+          <w:u w:val="none"/>
+          <w:rtl w:val="0"/>
+        </w:rPr>
+        <w:t xml:space="preserve"> listas, exibindo em tela um array planificado(string) com os </w:t>
+      </w:r>
+      <w:r>
+        <w:rPr>
+          <w:rtl w:val="0"/>
+        </w:rPr>
+        <w:t xml:space="preserve">elementos</w:t>
+      </w:r>
+      <w:r>
+        <w:rPr>
+          <w:u w:val="none"/>
+          <w:rtl w:val="0"/>
+        </w:rPr>
+        <w:t xml:space="preserve"> em comum.</w:t>
+      </w:r>
+      <w:r>
+        <w:rPr>
+          <w:rtl w:val="0"/>
+        </w:rPr>
+      </w:r>
+    </w:p>
+    <w:p>
+      <w:pPr>
+        <w:pStyle w:val="Heading1"/>
+        <w:ind w:left="1080" w:hanging="360"/>
+        <w:rPr/>
+        <w:sectPr>
+          <w:type w:val="nextPage"/>
+          <w:pgSz w:h="16838" w:w="11906" w:orient="portrait"/>
+          <w:pgMar w:bottom="851" w:top="851" w:left="851" w:right="851" w:header="709" w:footer="709"/>
+          <w:pgNumType w:start="0"/>
+          <w:titlePg w:val="1"/>
+        </w:sectPr>
       </w:pPr>
       <w:r>
         <w:rPr>
@@ -2649,9 +3477,750 @@
     </w:p>
     <w:p>
       <w:pPr>
-        <w:rPr>
-          <w:rFonts w:ascii="Arial" w:cs="Arial" w:eastAsia="Arial" w:hAnsi="Arial"/>
-        </w:rPr>
+        <w:rPr/>
+      </w:pPr>
+      <w:r>
+        <w:rPr>
+          <w:rtl w:val="0"/>
+        </w:rPr>
+        <w:t xml:space="preserve">Aqui para encontrar o primeiro valor duplicado e garantir a complexidade </w:t>
+      </w:r>
+      <w:r>
+        <w:rPr>
+          <w:b w:val="1"/>
+          <w:bCs w:val="1"/>
+          <w:rtl w:val="0"/>
+        </w:rPr>
+        <w:t xml:space="preserve">O(n)</w:t>
+      </w:r>
+      <w:r>
+        <w:rPr>
+          <w:rtl w:val="0"/>
+        </w:rPr>
+        <w:t xml:space="preserve">, separei o projeto em 3 grupos, primeiro com a class HashTable + function para gerar palavras aleatórias  , segundo com a função que verifica o primeiro elemento duplicado e um terceiro para testes e impressão do item encontrado na segunda função.</w:t>
+      </w:r>
+    </w:p>
+    <w:p>
+      <w:pPr>
+        <w:rPr/>
+      </w:pPr>
+      <w:r>
+        <w:rPr>
+          <w:b w:val="1"/>
+          <w:bCs w:val="1"/>
+          <w:rtl w:val="0"/>
+        </w:rPr>
+        <w:t xml:space="preserve">Explicações:</w:t>
+      </w:r>
+      <w:r>
+        <w:rPr>
+          <w:rtl w:val="0"/>
+        </w:rPr>
+      </w:r>
+    </w:p>
+    <w:p>
+      <w:pPr>
+        <w:numPr>
+          <w:ilvl w:val="0"/>
+          <w:numId w:val="2"/>
+        </w:numPr>
+        <w:ind w:left="420"/>
+      </w:pPr>
+      <w:r>
+        <w:rPr>
+          <w:rtl w:val="0"/>
+        </w:rPr>
+        <w:t xml:space="preserve">Hash Table O(n)</w:t>
+      </w:r>
+    </w:p>
+    <w:p>
+      <w:pPr>
+        <w:keepNext w:val="0"/>
+        <w:keepLines w:val="0"/>
+        <w:pageBreakBefore w:val="0"/>
+        <w:widowControl w:val="1"/>
+        <w:numPr>
+          <w:ilvl w:val="1"/>
+          <w:numId w:val="3"/>
+        </w:numPr>
+        <w:pBdr>
+          <w:top w:space="0" w:sz="0" w:val="nil"/>
+          <w:left w:space="0" w:sz="0" w:val="nil"/>
+          <w:bottom w:space="0" w:sz="0" w:val="nil"/>
+          <w:right w:space="0" w:sz="0" w:val="nil"/>
+          <w:between w:space="0" w:sz="0" w:val="nil"/>
+        </w:pBdr>
+        <w:shd w:fill="auto" w:val="clear"/>
+        <w:spacing w:after="0" w:before="0" w:line="259" w:lineRule="auto"/>
+        <w:ind w:left="960" w:right="0" w:hanging="360"/>
+        <w:jc w:val="left"/>
+      </w:pPr>
+      <w:r>
+        <w:rPr>
+          <w:rtl w:val="0"/>
+        </w:rPr>
+        <w:t xml:space="preserve">Criei uma classe padrão para inserir, buscar e calcular a posição de cada item na Hash Table</w:t>
+      </w:r>
+    </w:p>
+    <w:p>
+      <w:pPr>
+        <w:keepNext w:val="0"/>
+        <w:keepLines w:val="0"/>
+        <w:pageBreakBefore w:val="0"/>
+        <w:widowControl w:val="1"/>
+        <w:numPr>
+          <w:ilvl w:val="1"/>
+          <w:numId w:val="3"/>
+        </w:numPr>
+        <w:pBdr>
+          <w:top w:space="0" w:sz="0" w:val="nil"/>
+          <w:left w:space="0" w:sz="0" w:val="nil"/>
+          <w:bottom w:space="0" w:sz="0" w:val="nil"/>
+          <w:right w:space="0" w:sz="0" w:val="nil"/>
+          <w:between w:space="0" w:sz="0" w:val="nil"/>
+        </w:pBdr>
+        <w:shd w:fill="auto" w:val="clear"/>
+        <w:spacing w:after="0" w:before="0" w:line="259" w:lineRule="auto"/>
+        <w:ind w:left="960" w:right="0" w:hanging="360"/>
+        <w:jc w:val="left"/>
+      </w:pPr>
+      <w:r>
+        <w:rPr>
+          <w:rtl w:val="0"/>
+        </w:rPr>
+        <w:t xml:space="preserve">Criei mais uma função onde:</w:t>
+      </w:r>
+    </w:p>
+    <w:p>
+      <w:pPr>
+        <w:keepNext w:val="0"/>
+        <w:keepLines w:val="0"/>
+        <w:pageBreakBefore w:val="0"/>
+        <w:widowControl w:val="1"/>
+        <w:numPr>
+          <w:ilvl w:val="2"/>
+          <w:numId w:val="3"/>
+        </w:numPr>
+        <w:pBdr>
+          <w:top w:space="0" w:sz="0" w:val="nil"/>
+          <w:left w:space="0" w:sz="0" w:val="nil"/>
+          <w:bottom w:space="0" w:sz="0" w:val="nil"/>
+          <w:right w:space="0" w:sz="0" w:val="nil"/>
+          <w:between w:space="0" w:sz="0" w:val="nil"/>
+        </w:pBdr>
+        <w:shd w:fill="auto" w:val="clear"/>
+        <w:spacing w:after="0" w:before="0" w:line="259" w:lineRule="auto"/>
+        <w:ind w:left="1380" w:right="0" w:hanging="360"/>
+        <w:jc w:val="left"/>
+      </w:pPr>
+      <w:r>
+        <w:rPr>
+          <w:rtl w:val="0"/>
+        </w:rPr>
+        <w:t xml:space="preserve">Obtenho a tabela gerada pela função HashTable</w:t>
+      </w:r>
+    </w:p>
+    <w:p>
+      <w:pPr>
+        <w:keepNext w:val="0"/>
+        <w:keepLines w:val="0"/>
+        <w:pageBreakBefore w:val="0"/>
+        <w:widowControl w:val="1"/>
+        <w:numPr>
+          <w:ilvl w:val="2"/>
+          <w:numId w:val="3"/>
+        </w:numPr>
+        <w:pBdr>
+          <w:top w:space="0" w:sz="0" w:val="nil"/>
+          <w:left w:space="0" w:sz="0" w:val="nil"/>
+          <w:bottom w:space="0" w:sz="0" w:val="nil"/>
+          <w:right w:space="0" w:sz="0" w:val="nil"/>
+          <w:between w:space="0" w:sz="0" w:val="nil"/>
+        </w:pBdr>
+        <w:shd w:fill="auto" w:val="clear"/>
+        <w:spacing w:after="0" w:before="0" w:line="259" w:lineRule="auto"/>
+        <w:ind w:left="1380" w:right="0" w:hanging="360"/>
+        <w:jc w:val="left"/>
+      </w:pPr>
+      <w:r>
+        <w:rPr>
+          <w:rtl w:val="0"/>
+        </w:rPr>
+        <w:t xml:space="preserve">No primeiro arrays, percorro para encontrar e somar número de ocorrências de cada item</w:t>
+      </w:r>
+    </w:p>
+    <w:p>
+      <w:pPr>
+        <w:keepNext w:val="0"/>
+        <w:keepLines w:val="0"/>
+        <w:pageBreakBefore w:val="0"/>
+        <w:widowControl w:val="1"/>
+        <w:numPr>
+          <w:ilvl w:val="2"/>
+          <w:numId w:val="3"/>
+        </w:numPr>
+        <w:pBdr>
+          <w:top w:space="0" w:sz="0" w:val="nil"/>
+          <w:left w:space="0" w:sz="0" w:val="nil"/>
+          <w:bottom w:space="0" w:sz="0" w:val="nil"/>
+          <w:right w:space="0" w:sz="0" w:val="nil"/>
+          <w:between w:space="0" w:sz="0" w:val="nil"/>
+        </w:pBdr>
+        <w:shd w:fill="auto" w:val="clear"/>
+        <w:spacing w:after="0" w:before="0" w:line="259" w:lineRule="auto"/>
+        <w:ind w:left="1380" w:right="0" w:hanging="360"/>
+        <w:jc w:val="left"/>
+      </w:pPr>
+      <w:r>
+        <w:rPr>
+          <w:rtl w:val="0"/>
+        </w:rPr>
+        <w:t xml:space="preserve">No segundo array percorro cada tabela dentro do grupo de tabelas gerado pelo HashTable e percorro cada tabela obtendo chave e valor, onde verifico se o valor=1 (nº ocorrências = 1)</w:t>
+      </w:r>
+    </w:p>
+    <w:p>
+      <w:pPr>
+        <w:keepNext w:val="0"/>
+        <w:keepLines w:val="0"/>
+        <w:pageBreakBefore w:val="0"/>
+        <w:widowControl w:val="1"/>
+        <w:numPr>
+          <w:ilvl w:val="2"/>
+          <w:numId w:val="3"/>
+        </w:numPr>
+        <w:pBdr>
+          <w:top w:space="0" w:sz="0" w:val="nil"/>
+          <w:left w:space="0" w:sz="0" w:val="nil"/>
+          <w:bottom w:space="0" w:sz="0" w:val="nil"/>
+          <w:right w:space="0" w:sz="0" w:val="nil"/>
+          <w:between w:space="0" w:sz="0" w:val="nil"/>
+        </w:pBdr>
+        <w:shd w:fill="auto" w:val="clear"/>
+        <w:spacing w:after="0" w:before="0" w:line="259" w:lineRule="auto"/>
+        <w:ind w:left="1380" w:right="0" w:hanging="360"/>
+        <w:jc w:val="left"/>
+      </w:pPr>
+      <w:r>
+        <w:rPr>
+          <w:rtl w:val="0"/>
+        </w:rPr>
+        <w:t xml:space="preserve">No último if verifico se o valor é None ou se o valor da chave atual é maior que o maior valor armazenado e então atualizo se a condição for verdadeira.</w:t>
+      </w:r>
+    </w:p>
+    <w:p>
+      <w:pPr>
+        <w:keepNext w:val="0"/>
+        <w:keepLines w:val="0"/>
+        <w:pageBreakBefore w:val="0"/>
+        <w:widowControl w:val="1"/>
+        <w:numPr>
+          <w:ilvl w:val="2"/>
+          <w:numId w:val="3"/>
+        </w:numPr>
+        <w:pBdr>
+          <w:top w:space="0" w:sz="0" w:val="nil"/>
+          <w:left w:space="0" w:sz="0" w:val="nil"/>
+          <w:bottom w:space="0" w:sz="0" w:val="nil"/>
+          <w:right w:space="0" w:sz="0" w:val="nil"/>
+          <w:between w:space="0" w:sz="0" w:val="nil"/>
+        </w:pBdr>
+        <w:shd w:fill="auto" w:val="clear"/>
+        <w:spacing w:after="0" w:before="0" w:line="259" w:lineRule="auto"/>
+        <w:ind w:left="1380" w:right="0" w:hanging="360"/>
+        <w:jc w:val="left"/>
+      </w:pPr>
+      <w:r>
+        <w:rPr>
+          <w:rtl w:val="0"/>
+        </w:rPr>
+        <w:t xml:space="preserve">Por fim, fora dos dois “loop for” eu retorno o maior valor encontrado.</w:t>
+      </w:r>
+    </w:p>
+    <w:p>
+      <w:pPr>
+        <w:numPr>
+          <w:ilvl w:val="0"/>
+          <w:numId w:val="2"/>
+        </w:numPr>
+        <w:ind w:left="420"/>
+      </w:pPr>
+      <w:r>
+        <w:rPr>
+          <w:rtl w:val="0"/>
+        </w:rPr>
+        <w:t xml:space="preserve">Function </w:t>
+      </w:r>
+      <w:r>
+        <w:rPr>
+          <w:b w:val="1"/>
+          <w:bCs w:val="1"/>
+          <w:rtl w:val="0"/>
+        </w:rPr>
+        <w:t xml:space="preserve">firstDuplicatedValue</w:t>
+      </w:r>
+      <w:sdt>
+        <w:sdtPr>
+          <w:id w:val="1873843400"/>
+          <w:tag w:val="goog_rdk_2"/>
+        </w:sdtPr>
+        <w:sdtContent>
+          <w:r>
+            <w:rPr>
+              <w:rFonts w:ascii="Arial Unicode MS" w:cs="Arial Unicode MS" w:eastAsia="Arial Unicode MS" w:hAnsi="Arial Unicode MS"/>
+              <w:rtl w:val="0"/>
+            </w:rPr>
+            <w:t xml:space="preserve"> → </w:t>
+          </w:r>
+        </w:sdtContent>
+      </w:sdt>
+      <w:r>
+        <w:rPr>
+          <w:b w:val="1"/>
+          <w:bCs w:val="1"/>
+          <w:rtl w:val="0"/>
+        </w:rPr>
+        <w:t xml:space="preserve">encontra a primeira string duplicada</w:t>
+      </w:r>
+      <w:r>
+        <w:rPr>
+          <w:rtl w:val="0"/>
+        </w:rPr>
+      </w:r>
+    </w:p>
+    <w:p>
+      <w:pPr>
+        <w:keepNext w:val="0"/>
+        <w:keepLines w:val="0"/>
+        <w:pageBreakBefore w:val="0"/>
+        <w:widowControl w:val="1"/>
+        <w:numPr>
+          <w:ilvl w:val="1"/>
+          <w:numId w:val="3"/>
+        </w:numPr>
+        <w:pBdr>
+          <w:top w:space="0" w:sz="0" w:val="nil"/>
+          <w:left w:space="0" w:sz="0" w:val="nil"/>
+          <w:bottom w:space="0" w:sz="0" w:val="nil"/>
+          <w:right w:space="0" w:sz="0" w:val="nil"/>
+          <w:between w:space="0" w:sz="0" w:val="nil"/>
+        </w:pBdr>
+        <w:shd w:fill="auto" w:val="clear"/>
+        <w:spacing w:after="0" w:before="0" w:line="259" w:lineRule="auto"/>
+        <w:ind w:left="960" w:right="0" w:hanging="360"/>
+        <w:jc w:val="left"/>
+      </w:pPr>
+      <w:r>
+        <w:rPr>
+          <w:rtl w:val="0"/>
+        </w:rPr>
+        <w:t xml:space="preserve">Populo o HashTable vazio do tamanho do meu array</w:t>
+      </w:r>
+    </w:p>
+    <w:p>
+      <w:pPr>
+        <w:keepNext w:val="0"/>
+        <w:keepLines w:val="0"/>
+        <w:pageBreakBefore w:val="0"/>
+        <w:widowControl w:val="1"/>
+        <w:numPr>
+          <w:ilvl w:val="1"/>
+          <w:numId w:val="3"/>
+        </w:numPr>
+        <w:pBdr>
+          <w:top w:space="0" w:sz="0" w:val="nil"/>
+          <w:left w:space="0" w:sz="0" w:val="nil"/>
+          <w:bottom w:space="0" w:sz="0" w:val="nil"/>
+          <w:right w:space="0" w:sz="0" w:val="nil"/>
+          <w:between w:space="0" w:sz="0" w:val="nil"/>
+        </w:pBdr>
+        <w:shd w:fill="auto" w:val="clear"/>
+        <w:spacing w:after="0" w:before="0" w:line="259" w:lineRule="auto"/>
+        <w:ind w:left="960" w:right="0" w:hanging="360"/>
+        <w:jc w:val="left"/>
+      </w:pPr>
+      <w:r>
+        <w:rPr>
+          <w:rtl w:val="0"/>
+        </w:rPr>
+        <w:t xml:space="preserve">No loop for percorro todo o array e dentro dele busco o valor atual percorrido dentro do HashTable</w:t>
+      </w:r>
+    </w:p>
+    <w:p>
+      <w:pPr>
+        <w:keepNext w:val="0"/>
+        <w:keepLines w:val="0"/>
+        <w:pageBreakBefore w:val="0"/>
+        <w:widowControl w:val="1"/>
+        <w:numPr>
+          <w:ilvl w:val="1"/>
+          <w:numId w:val="3"/>
+        </w:numPr>
+        <w:pBdr>
+          <w:top w:space="0" w:sz="0" w:val="nil"/>
+          <w:left w:space="0" w:sz="0" w:val="nil"/>
+          <w:bottom w:space="0" w:sz="0" w:val="nil"/>
+          <w:right w:space="0" w:sz="0" w:val="nil"/>
+          <w:between w:space="0" w:sz="0" w:val="nil"/>
+        </w:pBdr>
+        <w:shd w:fill="auto" w:val="clear"/>
+        <w:spacing w:after="0" w:before="0" w:line="259" w:lineRule="auto"/>
+        <w:ind w:left="960" w:right="0" w:hanging="360"/>
+        <w:jc w:val="left"/>
+      </w:pPr>
+      <w:r>
+        <w:rPr>
+          <w:rtl w:val="0"/>
+        </w:rPr>
+        <w:t xml:space="preserve">Verifico se o valor obtido é diferente de </w:t>
+      </w:r>
+      <w:r>
+        <w:rPr>
+          <w:b w:val="1"/>
+          <w:bCs w:val="1"/>
+          <w:rtl w:val="0"/>
+        </w:rPr>
+        <w:t xml:space="preserve">None</w:t>
+      </w:r>
+      <w:r>
+        <w:rPr>
+          <w:rtl w:val="0"/>
+        </w:rPr>
+        <w:t xml:space="preserve">, se verdadeiro, então eu já encontrei meu valor duplicado</w:t>
+      </w:r>
+    </w:p>
+    <w:p>
+      <w:pPr>
+        <w:keepNext w:val="0"/>
+        <w:keepLines w:val="0"/>
+        <w:pageBreakBefore w:val="0"/>
+        <w:widowControl w:val="1"/>
+        <w:numPr>
+          <w:ilvl w:val="1"/>
+          <w:numId w:val="3"/>
+        </w:numPr>
+        <w:pBdr>
+          <w:top w:space="0" w:sz="0" w:val="nil"/>
+          <w:left w:space="0" w:sz="0" w:val="nil"/>
+          <w:bottom w:space="0" w:sz="0" w:val="nil"/>
+          <w:right w:space="0" w:sz="0" w:val="nil"/>
+          <w:between w:space="0" w:sz="0" w:val="nil"/>
+        </w:pBdr>
+        <w:shd w:fill="auto" w:val="clear"/>
+        <w:spacing w:after="0" w:before="0" w:line="259" w:lineRule="auto"/>
+        <w:ind w:left="960" w:right="0" w:hanging="360"/>
+        <w:jc w:val="left"/>
+      </w:pPr>
+      <w:r>
+        <w:rPr>
+          <w:rtl w:val="0"/>
+        </w:rPr>
+        <w:t xml:space="preserve">Senão adiciona na HashTable o valor atual de leitura </w:t>
+      </w:r>
+    </w:p>
+    <w:p>
+      <w:pPr>
+        <w:keepNext w:val="0"/>
+        <w:keepLines w:val="0"/>
+        <w:pageBreakBefore w:val="0"/>
+        <w:widowControl w:val="1"/>
+        <w:numPr>
+          <w:ilvl w:val="1"/>
+          <w:numId w:val="3"/>
+        </w:numPr>
+        <w:pBdr>
+          <w:top w:space="0" w:sz="0" w:val="nil"/>
+          <w:left w:space="0" w:sz="0" w:val="nil"/>
+          <w:bottom w:space="0" w:sz="0" w:val="nil"/>
+          <w:right w:space="0" w:sz="0" w:val="nil"/>
+          <w:between w:space="0" w:sz="0" w:val="nil"/>
+        </w:pBdr>
+        <w:shd w:fill="auto" w:val="clear"/>
+        <w:spacing w:after="0" w:before="0" w:line="259" w:lineRule="auto"/>
+        <w:ind w:left="960" w:right="0" w:hanging="360"/>
+        <w:jc w:val="left"/>
+      </w:pPr>
+      <w:r>
+        <w:rPr>
+          <w:rtl w:val="0"/>
+        </w:rPr>
+        <w:t xml:space="preserve">Por fim retorno o item duplicado que foi encontrado.</w:t>
+      </w:r>
+    </w:p>
+    <w:p>
+      <w:pPr>
+        <w:numPr>
+          <w:ilvl w:val="0"/>
+          <w:numId w:val="2"/>
+        </w:numPr>
+        <w:ind w:left="420"/>
+      </w:pPr>
+      <w:bookmarkStart w:colFirst="0" w:colLast="0" w:name="_heading=h.j8ph1da3vtym" w:id="1"/>
+      <w:bookmarkEnd w:id="1"/>
+      <w:sdt>
+        <w:sdtPr>
+          <w:id w:val="1483672584"/>
+          <w:tag w:val="goog_rdk_3"/>
+        </w:sdtPr>
+        <w:sdtContent>
+          <w:r>
+            <w:rPr>
+              <w:rFonts w:ascii="Arial Unicode MS" w:cs="Arial Unicode MS" w:eastAsia="Arial Unicode MS" w:hAnsi="Arial Unicode MS"/>
+              <w:rtl w:val="0"/>
+            </w:rPr>
+            <w:t xml:space="preserve">Testes → </w:t>
+          </w:r>
+        </w:sdtContent>
+      </w:sdt>
+      <w:r>
+        <w:rPr>
+          <w:b w:val="1"/>
+          <w:bCs w:val="1"/>
+          <w:rtl w:val="0"/>
+        </w:rPr>
+        <w:t xml:space="preserve">validação prática com grandes volumes de dados</w:t>
+      </w:r>
+      <w:r>
+        <w:rPr>
+          <w:rtl w:val="0"/>
+        </w:rPr>
+      </w:r>
+    </w:p>
+    <w:p>
+      <w:pPr>
+        <w:keepNext w:val="0"/>
+        <w:keepLines w:val="0"/>
+        <w:pageBreakBefore w:val="0"/>
+        <w:widowControl w:val="1"/>
+        <w:numPr>
+          <w:ilvl w:val="1"/>
+          <w:numId w:val="3"/>
+        </w:numPr>
+        <w:pBdr>
+          <w:top w:space="0" w:sz="0" w:val="nil"/>
+          <w:left w:space="0" w:sz="0" w:val="nil"/>
+          <w:bottom w:space="0" w:sz="0" w:val="nil"/>
+          <w:right w:space="0" w:sz="0" w:val="nil"/>
+          <w:between w:space="0" w:sz="0" w:val="nil"/>
+        </w:pBdr>
+        <w:shd w:fill="auto" w:val="clear"/>
+        <w:spacing w:after="0" w:before="0" w:line="259" w:lineRule="auto"/>
+        <w:ind w:left="960" w:right="0" w:hanging="360"/>
+        <w:jc w:val="left"/>
+      </w:pPr>
+      <w:r>
+        <w:rPr>
+          <w:rtl w:val="0"/>
+        </w:rPr>
+        <w:t xml:space="preserve">Primeiro loop for: percorro 5 vezes, gerando 5 listas e para cada uma das listas eu:</w:t>
+      </w:r>
+    </w:p>
+    <w:p>
+      <w:pPr>
+        <w:keepNext w:val="0"/>
+        <w:keepLines w:val="0"/>
+        <w:pageBreakBefore w:val="0"/>
+        <w:widowControl w:val="1"/>
+        <w:numPr>
+          <w:ilvl w:val="2"/>
+          <w:numId w:val="3"/>
+        </w:numPr>
+        <w:pBdr>
+          <w:top w:space="0" w:sz="0" w:val="nil"/>
+          <w:left w:space="0" w:sz="0" w:val="nil"/>
+          <w:bottom w:space="0" w:sz="0" w:val="nil"/>
+          <w:right w:space="0" w:sz="0" w:val="nil"/>
+          <w:between w:space="0" w:sz="0" w:val="nil"/>
+        </w:pBdr>
+        <w:shd w:fill="auto" w:val="clear"/>
+        <w:spacing w:after="0" w:before="0" w:line="259" w:lineRule="auto"/>
+        <w:ind w:left="1380" w:right="0" w:hanging="360"/>
+        <w:jc w:val="left"/>
+      </w:pPr>
+      <w:r>
+        <w:rPr>
+          <w:rtl w:val="0"/>
+        </w:rPr>
+        <w:t xml:space="preserve">É definido um tamanho aleatório de 5 a 15 palavras</w:t>
+      </w:r>
+    </w:p>
+    <w:p>
+      <w:pPr>
+        <w:keepNext w:val="0"/>
+        <w:keepLines w:val="0"/>
+        <w:pageBreakBefore w:val="0"/>
+        <w:widowControl w:val="1"/>
+        <w:numPr>
+          <w:ilvl w:val="2"/>
+          <w:numId w:val="3"/>
+        </w:numPr>
+        <w:pBdr>
+          <w:top w:space="0" w:sz="0" w:val="nil"/>
+          <w:left w:space="0" w:sz="0" w:val="nil"/>
+          <w:bottom w:space="0" w:sz="0" w:val="nil"/>
+          <w:right w:space="0" w:sz="0" w:val="nil"/>
+          <w:between w:space="0" w:sz="0" w:val="nil"/>
+        </w:pBdr>
+        <w:shd w:fill="auto" w:val="clear"/>
+        <w:spacing w:after="0" w:before="0" w:line="259" w:lineRule="auto"/>
+        <w:ind w:left="1380" w:right="0" w:hanging="360"/>
+        <w:jc w:val="left"/>
+      </w:pPr>
+      <w:r>
+        <w:rPr>
+          <w:rtl w:val="0"/>
+        </w:rPr>
+        <w:t xml:space="preserve">Um lista com palavras aleatórias de 3  a 10 caracteres</w:t>
+      </w:r>
+    </w:p>
+    <w:p>
+      <w:pPr>
+        <w:keepNext w:val="0"/>
+        <w:keepLines w:val="0"/>
+        <w:pageBreakBefore w:val="0"/>
+        <w:widowControl w:val="1"/>
+        <w:numPr>
+          <w:ilvl w:val="2"/>
+          <w:numId w:val="3"/>
+        </w:numPr>
+        <w:pBdr>
+          <w:top w:space="0" w:sz="0" w:val="nil"/>
+          <w:left w:space="0" w:sz="0" w:val="nil"/>
+          <w:bottom w:space="0" w:sz="0" w:val="nil"/>
+          <w:right w:space="0" w:sz="0" w:val="nil"/>
+          <w:between w:space="0" w:sz="0" w:val="nil"/>
+        </w:pBdr>
+        <w:shd w:fill="auto" w:val="clear"/>
+        <w:spacing w:after="0" w:before="0" w:line="259" w:lineRule="auto"/>
+        <w:ind w:left="1380" w:right="0" w:hanging="360"/>
+        <w:jc w:val="left"/>
+        <w:rPr>
+          <w:u w:val="none"/>
+        </w:rPr>
+      </w:pPr>
+      <w:r>
+        <w:rPr>
+          <w:rtl w:val="0"/>
+        </w:rPr>
+        <w:t xml:space="preserve">Crio um índice aleatório</w:t>
+      </w:r>
+    </w:p>
+    <w:p>
+      <w:pPr>
+        <w:keepNext w:val="0"/>
+        <w:keepLines w:val="0"/>
+        <w:pageBreakBefore w:val="0"/>
+        <w:widowControl w:val="1"/>
+        <w:numPr>
+          <w:ilvl w:val="2"/>
+          <w:numId w:val="3"/>
+        </w:numPr>
+        <w:pBdr>
+          <w:top w:space="0" w:sz="0" w:val="nil"/>
+          <w:left w:space="0" w:sz="0" w:val="nil"/>
+          <w:bottom w:space="0" w:sz="0" w:val="nil"/>
+          <w:right w:space="0" w:sz="0" w:val="nil"/>
+          <w:between w:space="0" w:sz="0" w:val="nil"/>
+        </w:pBdr>
+        <w:shd w:fill="auto" w:val="clear"/>
+        <w:spacing w:after="0" w:before="0" w:line="259" w:lineRule="auto"/>
+        <w:ind w:left="1380" w:right="0" w:hanging="360"/>
+        <w:jc w:val="left"/>
+        <w:rPr>
+          <w:u w:val="none"/>
+        </w:rPr>
+      </w:pPr>
+      <w:r>
+        <w:rPr>
+          <w:rtl w:val="0"/>
+        </w:rPr>
+        <w:t xml:space="preserve">Adiciono um novo item na lista = ao que possui o mesmo índice aleatório gerado</w:t>
+      </w:r>
+    </w:p>
+    <w:p>
+      <w:pPr>
+        <w:keepNext w:val="0"/>
+        <w:keepLines w:val="0"/>
+        <w:pageBreakBefore w:val="0"/>
+        <w:widowControl w:val="1"/>
+        <w:numPr>
+          <w:ilvl w:val="2"/>
+          <w:numId w:val="3"/>
+        </w:numPr>
+        <w:pBdr>
+          <w:top w:space="0" w:sz="0" w:val="nil"/>
+          <w:left w:space="0" w:sz="0" w:val="nil"/>
+          <w:bottom w:space="0" w:sz="0" w:val="nil"/>
+          <w:right w:space="0" w:sz="0" w:val="nil"/>
+          <w:between w:space="0" w:sz="0" w:val="nil"/>
+        </w:pBdr>
+        <w:shd w:fill="auto" w:val="clear"/>
+        <w:spacing w:after="0" w:before="0" w:line="259" w:lineRule="auto"/>
+        <w:ind w:left="1380" w:right="0" w:hanging="360"/>
+        <w:jc w:val="left"/>
+        <w:rPr>
+          <w:u w:val="none"/>
+        </w:rPr>
+      </w:pPr>
+      <w:r>
+        <w:rPr>
+          <w:rtl w:val="0"/>
+        </w:rPr>
+        <w:t xml:space="preserve">Adiciono a lista ao array de listas</w:t>
+      </w:r>
+    </w:p>
+    <w:p>
+      <w:pPr>
+        <w:keepNext w:val="0"/>
+        <w:keepLines w:val="0"/>
+        <w:pageBreakBefore w:val="0"/>
+        <w:widowControl w:val="1"/>
+        <w:numPr>
+          <w:ilvl w:val="1"/>
+          <w:numId w:val="3"/>
+        </w:numPr>
+        <w:pBdr>
+          <w:top w:space="0" w:sz="0" w:val="nil"/>
+          <w:left w:space="0" w:sz="0" w:val="nil"/>
+          <w:bottom w:space="0" w:sz="0" w:val="nil"/>
+          <w:right w:space="0" w:sz="0" w:val="nil"/>
+          <w:between w:space="0" w:sz="0" w:val="nil"/>
+        </w:pBdr>
+        <w:shd w:fill="auto" w:val="clear"/>
+        <w:spacing w:after="0" w:before="0" w:line="259" w:lineRule="auto"/>
+        <w:ind w:left="960" w:right="0" w:hanging="360"/>
+        <w:jc w:val="left"/>
+      </w:pPr>
+      <w:r>
+        <w:rPr>
+          <w:rtl w:val="0"/>
+        </w:rPr>
+        <w:t xml:space="preserve">Percorro todas as 5 listas e para cada uma das listas executo a função </w:t>
+      </w:r>
+      <w:r>
+        <w:rPr>
+          <w:b w:val="1"/>
+          <w:bCs w:val="1"/>
+          <w:rtl w:val="0"/>
+        </w:rPr>
+        <w:t xml:space="preserve">firstDuplicatedValue</w:t>
+      </w:r>
+      <w:r>
+        <w:rPr>
+          <w:rtl w:val="0"/>
+        </w:rPr>
+        <w:t xml:space="preserve"> que retorna os primeiro item duplicado e exibo em tel o valor encontrado.</w:t>
+      </w:r>
+    </w:p>
+    <w:p>
+      <w:pPr>
+        <w:pStyle w:val="Heading1"/>
+        <w:ind w:left="1080" w:hanging="360"/>
+        <w:rPr/>
+        <w:sectPr>
+          <w:type w:val="nextPage"/>
+          <w:pgSz w:h="16838" w:w="11906" w:orient="portrait"/>
+          <w:pgMar w:bottom="851" w:top="851" w:left="851" w:right="851" w:header="709" w:footer="709"/>
+        </w:sectPr>
       </w:pPr>
       <w:r>
         <w:rPr>
@@ -2681,99 +4250,115 @@
     </w:p>
     <w:p>
       <w:pPr>
-        <w:rPr>
-          <w:rFonts w:ascii="Arial" w:cs="Arial" w:eastAsia="Arial" w:hAnsi="Arial"/>
-        </w:rPr>
-      </w:pPr>
-      <w:r>
-        <w:rPr>
-          <w:rFonts w:ascii="Arial" w:cs="Arial" w:eastAsia="Arial" w:hAnsi="Arial"/>
-          <w:rtl w:val="0"/>
-        </w:rPr>
-        <w:t xml:space="preserve">Aqui busco identificar a letra ausente do alfabeto em uma string previamente informada.</w:t>
-      </w:r>
-    </w:p>
-    <w:p>
-      <w:pPr>
-        <w:rPr>
-          <w:rFonts w:ascii="Arial" w:cs="Arial" w:eastAsia="Arial" w:hAnsi="Arial"/>
-        </w:rPr>
-      </w:pPr>
-      <w:r>
-        <w:rPr>
-          <w:rFonts w:ascii="Arial" w:cs="Arial" w:eastAsia="Arial" w:hAnsi="Arial"/>
+        <w:rPr/>
+      </w:pPr>
+      <w:r>
+        <w:rPr>
           <w:b w:val="1"/>
           <w:bCs w:val="1"/>
           <w:rtl w:val="0"/>
         </w:rPr>
-        <w:t xml:space="preserve">Explicação:</w:t>
-      </w:r>
-      <w:r>
-        <w:rPr>
-          <w:rtl w:val="0"/>
-        </w:rPr>
-      </w:r>
-    </w:p>
-    <w:p>
-      <w:pPr>
-        <w:numPr>
-          <w:ilvl w:val="0"/>
-          <w:numId w:val="2"/>
-        </w:numPr>
-        <w:ind w:left="720" w:hanging="360"/>
-        <w:rPr>
-          <w:rFonts w:ascii="Arial" w:cs="Arial" w:eastAsia="Arial" w:hAnsi="Arial"/>
-          <w:u w:val="none"/>
-        </w:rPr>
-      </w:pPr>
-      <w:r>
-        <w:rPr>
-          <w:rFonts w:ascii="Arial" w:cs="Arial" w:eastAsia="Arial" w:hAnsi="Arial"/>
-          <w:rtl w:val="0"/>
-        </w:rPr>
-        <w:t xml:space="preserve">Criei uma função para verificar o que foi pedido acima.</w:t>
-      </w:r>
-      <w:r>
-        <w:rPr>
-          <w:rtl w:val="0"/>
-        </w:rPr>
-      </w:r>
-    </w:p>
-    <w:p>
-      <w:pPr>
-        <w:numPr>
-          <w:ilvl w:val="0"/>
-          <w:numId w:val="2"/>
-        </w:numPr>
-        <w:ind w:left="720" w:hanging="360"/>
-        <w:rPr>
-          <w:rFonts w:ascii="Arial" w:cs="Arial" w:eastAsia="Arial" w:hAnsi="Arial"/>
-          <w:u w:val="none"/>
-        </w:rPr>
-      </w:pPr>
-      <w:r>
-        <w:rPr>
-          <w:rFonts w:ascii="Arial" w:cs="Arial" w:eastAsia="Arial" w:hAnsi="Arial"/>
-          <w:rtl w:val="0"/>
-        </w:rPr>
-        <w:t xml:space="preserve">Criei uma array alfabeto com sub array </w:t>
-      </w:r>
-      <w:r>
-        <w:rPr>
-          <w:rFonts w:ascii="Arial" w:cs="Arial" w:eastAsia="Arial" w:hAnsi="Arial"/>
+        <w:t xml:space="preserve">Complexidade</w:t>
+      </w:r>
+      <w:r>
+        <w:rPr>
+          <w:rtl w:val="0"/>
+        </w:rPr>
+        <w:t xml:space="preserve">:</w:t>
+      </w:r>
+      <w:r>
+        <w:rPr>
           <w:b w:val="1"/>
           <w:bCs w:val="1"/>
           <w:rtl w:val="0"/>
         </w:rPr>
-        <w:t xml:space="preserve">[letra, </w:t>
-      </w:r>
-      <w:r>
-        <w:rPr>
+        <w:t xml:space="preserve">O(n)</w:t>
+      </w:r>
+      <w:r>
+        <w:rPr>
+          <w:rtl w:val="0"/>
+        </w:rPr>
+        <w:t xml:space="preserve">, pois o algoritmo percorre cada letra do texto apensa uma vez.</w:t>
+      </w:r>
+    </w:p>
+    <w:p>
+      <w:pPr>
+        <w:rPr>
+          <w:rFonts w:ascii="Arial" w:cs="Arial" w:eastAsia="Arial" w:hAnsi="Arial"/>
+        </w:rPr>
+      </w:pPr>
+      <w:r>
+        <w:rPr>
+          <w:rFonts w:ascii="Arial" w:cs="Arial" w:eastAsia="Arial" w:hAnsi="Arial"/>
+          <w:rtl w:val="0"/>
+        </w:rPr>
+        <w:t xml:space="preserve">Aqui busco identificar a letra ausente do alfabeto em uma string previamente informada.</w:t>
+      </w:r>
+    </w:p>
+    <w:p>
+      <w:pPr>
+        <w:rPr>
+          <w:rFonts w:ascii="Arial" w:cs="Arial" w:eastAsia="Arial" w:hAnsi="Arial"/>
+        </w:rPr>
+      </w:pPr>
+      <w:r>
+        <w:rPr>
+          <w:rFonts w:ascii="Arial" w:cs="Arial" w:eastAsia="Arial" w:hAnsi="Arial"/>
           <w:b w:val="1"/>
           <w:bCs w:val="1"/>
           <w:rtl w:val="0"/>
         </w:rPr>
-        <w:t xml:space="preserve">encontrada</w:t>
+        <w:t xml:space="preserve">Explicação:</w:t>
+      </w:r>
+      <w:r>
+        <w:rPr>
+          <w:rtl w:val="0"/>
+        </w:rPr>
+      </w:r>
+    </w:p>
+    <w:p>
+      <w:pPr>
+        <w:numPr>
+          <w:ilvl w:val="0"/>
+          <w:numId w:val="4"/>
+        </w:numPr>
+        <w:ind w:left="720" w:hanging="360"/>
+        <w:rPr>
+          <w:rFonts w:ascii="Arial" w:cs="Arial" w:eastAsia="Arial" w:hAnsi="Arial"/>
+          <w:u w:val="none"/>
+        </w:rPr>
+      </w:pPr>
+      <w:r>
+        <w:rPr>
+          <w:rFonts w:ascii="Arial" w:cs="Arial" w:eastAsia="Arial" w:hAnsi="Arial"/>
+          <w:rtl w:val="0"/>
+        </w:rPr>
+        <w:t xml:space="preserve">Criei uma função para verificar o que foi pedido acima.</w:t>
+      </w:r>
+      <w:r>
+        <w:rPr>
+          <w:rtl w:val="0"/>
+        </w:rPr>
+      </w:r>
+    </w:p>
+    <w:p>
+      <w:pPr>
+        <w:numPr>
+          <w:ilvl w:val="0"/>
+          <w:numId w:val="4"/>
+        </w:numPr>
+        <w:ind w:left="720" w:hanging="360"/>
+        <w:rPr>
+          <w:rFonts w:ascii="Arial" w:cs="Arial" w:eastAsia="Arial" w:hAnsi="Arial"/>
+          <w:u w:val="none"/>
+        </w:rPr>
+      </w:pPr>
+      <w:r>
+        <w:rPr>
+          <w:rFonts w:ascii="Arial" w:cs="Arial" w:eastAsia="Arial" w:hAnsi="Arial"/>
+          <w:rtl w:val="0"/>
+        </w:rPr>
+        <w:t xml:space="preserve">Criei uma array alfabeto com sub array </w:t>
       </w:r>
       <w:r>
         <w:rPr>
@@ -2782,55 +4367,15 @@
           <w:bCs w:val="1"/>
           <w:rtl w:val="0"/>
         </w:rPr>
-        <w:t xml:space="preserve">(True/False)]</w:t>
-      </w:r>
-      <w:r>
-        <w:rPr>
-          <w:rFonts w:ascii="Arial" w:cs="Arial" w:eastAsia="Arial" w:hAnsi="Arial"/>
-          <w:rtl w:val="0"/>
-        </w:rPr>
-        <w:t xml:space="preserve">, onde cada letra tem o valor default False e após ser encontrada seu valor é alterado para True.</w:t>
-      </w:r>
-      <w:r>
-        <w:rPr>
-          <w:rtl w:val="0"/>
-        </w:rPr>
-      </w:r>
-    </w:p>
-    <w:p>
-      <w:pPr>
-        <w:numPr>
-          <w:ilvl w:val="0"/>
-          <w:numId w:val="2"/>
-        </w:numPr>
-        <w:ind w:left="720" w:hanging="360"/>
-        <w:rPr>
-          <w:rFonts w:ascii="Arial" w:cs="Arial" w:eastAsia="Arial" w:hAnsi="Arial"/>
-          <w:u w:val="none"/>
-        </w:rPr>
-      </w:pPr>
-      <w:r>
-        <w:rPr>
-          <w:rFonts w:ascii="Arial" w:cs="Arial" w:eastAsia="Arial" w:hAnsi="Arial"/>
-          <w:rtl w:val="0"/>
-        </w:rPr>
-        <w:t xml:space="preserve">No “loop for” seguinte percorro a string informada, caractere por caractere, e então verifico se é uma letra de </w:t>
-      </w:r>
-      <w:r>
-        <w:rPr>
-          <w:rFonts w:ascii="Arial" w:cs="Arial" w:eastAsia="Arial" w:hAnsi="Arial"/>
+        <w:t xml:space="preserve">[letra, </w:t>
+      </w:r>
+      <w:r>
+        <w:rPr>
           <w:b w:val="1"/>
           <w:bCs w:val="1"/>
           <w:rtl w:val="0"/>
         </w:rPr>
-        <w:t xml:space="preserve">a até z</w:t>
-      </w:r>
-      <w:r>
-        <w:rPr>
-          <w:rFonts w:ascii="Arial" w:cs="Arial" w:eastAsia="Arial" w:hAnsi="Arial"/>
-          <w:rtl w:val="0"/>
-        </w:rPr>
-        <w:t xml:space="preserve">, se a condição for verdadeira, então altero o valor default do sub array para True </w:t>
+        <w:t xml:space="preserve">encontrada</w:t>
       </w:r>
       <w:r>
         <w:rPr>
@@ -2839,14 +4384,14 @@
           <w:bCs w:val="1"/>
           <w:rtl w:val="0"/>
         </w:rPr>
-        <w:t xml:space="preserve">[letra, True]</w:t>
-      </w:r>
-      <w:r>
-        <w:rPr>
-          <w:rFonts w:ascii="Arial" w:cs="Arial" w:eastAsia="Arial" w:hAnsi="Arial"/>
-          <w:rtl w:val="0"/>
-        </w:rPr>
-        <w:t xml:space="preserve">.</w:t>
+        <w:t xml:space="preserve">(True/False)]</w:t>
+      </w:r>
+      <w:r>
+        <w:rPr>
+          <w:rFonts w:ascii="Arial" w:cs="Arial" w:eastAsia="Arial" w:hAnsi="Arial"/>
+          <w:rtl w:val="0"/>
+        </w:rPr>
+        <w:t xml:space="preserve">, onde cada letra tem o valor default False e após ser encontrada seu valor é alterado para True.</w:t>
       </w:r>
       <w:r>
         <w:rPr>
@@ -2858,7 +4403,7 @@
       <w:pPr>
         <w:numPr>
           <w:ilvl w:val="0"/>
-          <w:numId w:val="2"/>
+          <w:numId w:val="4"/>
         </w:numPr>
         <w:ind w:left="720" w:hanging="360"/>
         <w:rPr>
@@ -2871,7 +4416,7 @@
           <w:rFonts w:ascii="Arial" w:cs="Arial" w:eastAsia="Arial" w:hAnsi="Arial"/>
           <w:rtl w:val="0"/>
         </w:rPr>
-        <w:t xml:space="preserve">Percorro o segundo “loop for” para criar dois arrays </w:t>
+        <w:t xml:space="preserve">No “loop for” seguinte percorro a string informada, caractere por caractere, e então verifico se é uma letra de </w:t>
       </w:r>
       <w:r>
         <w:rPr>
@@ -2880,14 +4425,14 @@
           <w:bCs w:val="1"/>
           <w:rtl w:val="0"/>
         </w:rPr>
-        <w:t xml:space="preserve">[letras_encontradas]</w:t>
-      </w:r>
-      <w:r>
-        <w:rPr>
-          <w:rFonts w:ascii="Arial" w:cs="Arial" w:eastAsia="Arial" w:hAnsi="Arial"/>
-          <w:rtl w:val="0"/>
-        </w:rPr>
-        <w:t xml:space="preserve"> e</w:t>
+        <w:t xml:space="preserve">a até z</w:t>
+      </w:r>
+      <w:r>
+        <w:rPr>
+          <w:rFonts w:ascii="Arial" w:cs="Arial" w:eastAsia="Arial" w:hAnsi="Arial"/>
+          <w:rtl w:val="0"/>
+        </w:rPr>
+        <w:t xml:space="preserve">, se a condição for verdadeira, então altero o valor default do sub array para True </w:t>
       </w:r>
       <w:r>
         <w:rPr>
@@ -2896,14 +4441,14 @@
           <w:bCs w:val="1"/>
           <w:rtl w:val="0"/>
         </w:rPr>
-        <w:t xml:space="preserve"> [letras_nao_encontradas]</w:t>
-      </w:r>
-      <w:r>
-        <w:rPr>
-          <w:rFonts w:ascii="Arial" w:cs="Arial" w:eastAsia="Arial" w:hAnsi="Arial"/>
-          <w:rtl w:val="0"/>
-        </w:rPr>
-        <w:t xml:space="preserve"> verificando se a posição 2 no sub array é True ou False.</w:t>
+        <w:t xml:space="preserve">[letra, True]</w:t>
+      </w:r>
+      <w:r>
+        <w:rPr>
+          <w:rFonts w:ascii="Arial" w:cs="Arial" w:eastAsia="Arial" w:hAnsi="Arial"/>
+          <w:rtl w:val="0"/>
+        </w:rPr>
+        <w:t xml:space="preserve">.</w:t>
       </w:r>
       <w:r>
         <w:rPr>
@@ -2915,7 +4460,7 @@
       <w:pPr>
         <w:numPr>
           <w:ilvl w:val="0"/>
-          <w:numId w:val="2"/>
+          <w:numId w:val="4"/>
         </w:numPr>
         <w:ind w:left="720" w:hanging="360"/>
         <w:rPr>
@@ -2928,7 +4473,7 @@
           <w:rFonts w:ascii="Arial" w:cs="Arial" w:eastAsia="Arial" w:hAnsi="Arial"/>
           <w:rtl w:val="0"/>
         </w:rPr>
-        <w:t xml:space="preserve">Retorno os dois arrays resultantes e planifico eles, separados os valores por </w:t>
+        <w:t xml:space="preserve">Percorro o segundo “loop for” para criar dois arrays </w:t>
       </w:r>
       <w:r>
         <w:rPr>
@@ -2937,6 +4482,63 @@
           <w:bCs w:val="1"/>
           <w:rtl w:val="0"/>
         </w:rPr>
+        <w:t xml:space="preserve">[letras_encontradas]</w:t>
+      </w:r>
+      <w:r>
+        <w:rPr>
+          <w:rFonts w:ascii="Arial" w:cs="Arial" w:eastAsia="Arial" w:hAnsi="Arial"/>
+          <w:rtl w:val="0"/>
+        </w:rPr>
+        <w:t xml:space="preserve"> e</w:t>
+      </w:r>
+      <w:r>
+        <w:rPr>
+          <w:rFonts w:ascii="Arial" w:cs="Arial" w:eastAsia="Arial" w:hAnsi="Arial"/>
+          <w:b w:val="1"/>
+          <w:bCs w:val="1"/>
+          <w:rtl w:val="0"/>
+        </w:rPr>
+        <w:t xml:space="preserve"> [letras_nao_encontradas]</w:t>
+      </w:r>
+      <w:r>
+        <w:rPr>
+          <w:rFonts w:ascii="Arial" w:cs="Arial" w:eastAsia="Arial" w:hAnsi="Arial"/>
+          <w:rtl w:val="0"/>
+        </w:rPr>
+        <w:t xml:space="preserve"> verificando se a posição 2 no sub array é True ou False.</w:t>
+      </w:r>
+      <w:r>
+        <w:rPr>
+          <w:rtl w:val="0"/>
+        </w:rPr>
+      </w:r>
+    </w:p>
+    <w:p>
+      <w:pPr>
+        <w:numPr>
+          <w:ilvl w:val="0"/>
+          <w:numId w:val="4"/>
+        </w:numPr>
+        <w:ind w:left="720" w:hanging="360"/>
+        <w:rPr>
+          <w:rFonts w:ascii="Arial" w:cs="Arial" w:eastAsia="Arial" w:hAnsi="Arial"/>
+          <w:u w:val="none"/>
+        </w:rPr>
+      </w:pPr>
+      <w:r>
+        <w:rPr>
+          <w:rFonts w:ascii="Arial" w:cs="Arial" w:eastAsia="Arial" w:hAnsi="Arial"/>
+          <w:rtl w:val="0"/>
+        </w:rPr>
+        <w:t xml:space="preserve">Retorno os dois arrays resultantes e planifico eles, separados os valores por </w:t>
+      </w:r>
+      <w:r>
+        <w:rPr>
+          <w:rFonts w:ascii="Arial" w:cs="Arial" w:eastAsia="Arial" w:hAnsi="Arial"/>
+          <w:b w:val="1"/>
+          <w:bCs w:val="1"/>
+          <w:rtl w:val="0"/>
+        </w:rPr>
         <w:t xml:space="preserve">“,”</w:t>
       </w:r>
       <w:r>
@@ -2956,7 +4558,7 @@
       <w:pPr>
         <w:numPr>
           <w:ilvl w:val="0"/>
-          <w:numId w:val="2"/>
+          <w:numId w:val="4"/>
         </w:numPr>
         <w:ind w:left="720" w:hanging="360"/>
         <w:rPr>
@@ -3049,7 +4651,7 @@
       <w:pPr>
         <w:numPr>
           <w:ilvl w:val="0"/>
-          <w:numId w:val="3"/>
+          <w:numId w:val="5"/>
         </w:numPr>
         <w:ind w:left="720" w:hanging="360"/>
         <w:rPr>
@@ -3074,7 +4676,7 @@
       <w:pPr>
         <w:numPr>
           <w:ilvl w:val="0"/>
-          <w:numId w:val="3"/>
+          <w:numId w:val="5"/>
         </w:numPr>
         <w:ind w:left="720" w:hanging="360"/>
         <w:rPr>
@@ -3131,7 +4733,7 @@
       <w:pPr>
         <w:numPr>
           <w:ilvl w:val="0"/>
-          <w:numId w:val="3"/>
+          <w:numId w:val="5"/>
         </w:numPr>
         <w:ind w:left="720" w:hanging="360"/>
         <w:rPr>
@@ -3156,7 +4758,7 @@
       <w:pPr>
         <w:numPr>
           <w:ilvl w:val="0"/>
-          <w:numId w:val="3"/>
+          <w:numId w:val="5"/>
         </w:numPr>
         <w:ind w:left="720" w:hanging="360"/>
         <w:rPr>
@@ -3181,7 +4783,7 @@
       <w:pPr>
         <w:numPr>
           <w:ilvl w:val="0"/>
-          <w:numId w:val="3"/>
+          <w:numId w:val="5"/>
         </w:numPr>
         <w:ind w:left="720" w:hanging="360"/>
         <w:rPr>
@@ -3206,7 +4808,7 @@
       <w:pPr>
         <w:numPr>
           <w:ilvl w:val="0"/>
-          <w:numId w:val="3"/>
+          <w:numId w:val="5"/>
         </w:numPr>
         <w:ind w:left="720" w:hanging="360"/>
         <w:rPr>
@@ -3249,28 +4851,108 @@
     </w:p>
     <w:p>
       <w:pPr>
-        <w:rPr>
-          <w:rFonts w:ascii="Arial" w:cs="Arial" w:eastAsia="Arial" w:hAnsi="Arial"/>
-        </w:rPr>
-      </w:pPr>
-      <w:r>
-        <w:rPr>
-          <w:rFonts w:ascii="Arial" w:cs="Arial" w:eastAsia="Arial" w:hAnsi="Arial"/>
-          <w:rtl w:val="0"/>
-        </w:rPr>
-        <w:t xml:space="preserve">O número de comparações tem a tendência de aumentar conforme </w:t>
-      </w:r>
-      <w:r>
-        <w:rPr>
-          <w:rFonts w:ascii="Arial" w:cs="Arial" w:eastAsia="Arial" w:hAnsi="Arial"/>
+        <w:rPr/>
+      </w:pPr>
+      <w:r>
+        <w:rPr>
           <w:b w:val="1"/>
           <w:bCs w:val="1"/>
           <w:rtl w:val="0"/>
         </w:rPr>
+        <w:t xml:space="preserve">Complexidade</w:t>
+      </w:r>
+      <w:r>
+        <w:rPr>
+          <w:rtl w:val="0"/>
+        </w:rPr>
+        <w:t xml:space="preserve">:</w:t>
+      </w:r>
+      <w:r>
+        <w:rPr>
+          <w:b w:val="1"/>
+          <w:bCs w:val="1"/>
+          <w:rtl w:val="0"/>
+        </w:rPr>
+        <w:t xml:space="preserve">O(n²)</w:t>
+      </w:r>
+      <w:r>
+        <w:rPr>
+          <w:rtl w:val="0"/>
+        </w:rPr>
+        <w:t xml:space="preserve">, pois o algoritmo como loop externo percorre a lista </w:t>
+      </w:r>
+      <w:r>
+        <w:rPr>
+          <w:b w:val="1"/>
+          <w:bCs w:val="1"/>
+          <w:rtl w:val="0"/>
+        </w:rPr>
         <w:t xml:space="preserve">n</w:t>
       </w:r>
       <w:r>
         <w:rPr>
+          <w:rtl w:val="0"/>
+        </w:rPr>
+        <w:t xml:space="preserve"> vezes e no loop interno mais </w:t>
+      </w:r>
+      <w:r>
+        <w:rPr>
+          <w:b w:val="1"/>
+          <w:bCs w:val="1"/>
+          <w:rtl w:val="0"/>
+        </w:rPr>
+        <w:t xml:space="preserve">n</w:t>
+      </w:r>
+      <w:r>
+        <w:rPr>
+          <w:rtl w:val="0"/>
+        </w:rPr>
+        <w:t xml:space="preserve"> vezes os elementos restantes, onde isso dá aproximadamente </w:t>
+      </w:r>
+      <w:r>
+        <w:rPr>
+          <w:b w:val="1"/>
+          <w:bCs w:val="1"/>
+          <w:rtl w:val="0"/>
+        </w:rPr>
+        <w:t xml:space="preserve">n * n = O(n²)</w:t>
+      </w:r>
+      <w:r>
+        <w:rPr>
+          <w:rtl w:val="0"/>
+        </w:rPr>
+        <w:t xml:space="preserve">.</w:t>
+      </w:r>
+      <w:r>
+        <w:rPr>
+          <w:rtl w:val="0"/>
+        </w:rPr>
+      </w:r>
+    </w:p>
+    <w:p>
+      <w:pPr>
+        <w:rPr>
+          <w:rFonts w:ascii="Arial" w:cs="Arial" w:eastAsia="Arial" w:hAnsi="Arial"/>
+        </w:rPr>
+      </w:pPr>
+      <w:r>
+        <w:rPr>
+          <w:rFonts w:ascii="Arial" w:cs="Arial" w:eastAsia="Arial" w:hAnsi="Arial"/>
+          <w:rtl w:val="0"/>
+        </w:rPr>
+        <w:t xml:space="preserve">O número de comparações tem a tendência de aumentar conforme </w:t>
+      </w:r>
+      <w:r>
+        <w:rPr>
+          <w:rFonts w:ascii="Arial" w:cs="Arial" w:eastAsia="Arial" w:hAnsi="Arial"/>
+          <w:b w:val="1"/>
+          <w:bCs w:val="1"/>
+          <w:rtl w:val="0"/>
+        </w:rPr>
+        <w:t xml:space="preserve">n</w:t>
+      </w:r>
+      <w:r>
+        <w:rPr>
           <w:rFonts w:ascii="Arial" w:cs="Arial" w:eastAsia="Arial" w:hAnsi="Arial"/>
           <w:rtl w:val="0"/>
         </w:rPr>
@@ -3303,6 +4985,23 @@
           <w:rtl w:val="0"/>
         </w:rPr>
         <w:t xml:space="preserve">As variações de tempos são muito pequenas.</w:t>
+      </w:r>
+    </w:p>
+    <w:p>
+      <w:pPr>
+        <w:pStyle w:val="Heading1"/>
+        <w:ind w:left="1080" w:hanging="360"/>
+        <w:rPr/>
+        <w:sectPr>
+          <w:type w:val="nextPage"/>
+          <w:pgSz w:h="16838" w:w="11906" w:orient="portrait"/>
+          <w:pgMar w:bottom="851" w:top="851" w:left="851" w:right="851" w:header="709" w:footer="709"/>
+        </w:sectPr>
+      </w:pPr>
+      <w:r>
+        <w:rPr>
+          <w:rtl w:val="0"/>
+        </w:rPr>
       </w:r>
     </w:p>
     <w:p>
@@ -3324,6 +5023,102 @@
         </w:rPr>
         <w:t xml:space="preserve">Questão</w:t>
       </w:r>
+    </w:p>
+    <w:p>
+      <w:pPr>
+        <w:rPr>
+          <w:b w:val="1"/>
+          <w:bCs w:val="1"/>
+        </w:rPr>
+      </w:pPr>
+      <w:r>
+        <w:rPr>
+          <w:b w:val="1"/>
+          <w:bCs w:val="1"/>
+          <w:rtl w:val="0"/>
+        </w:rPr>
+        <w:t xml:space="preserve">Complexidade</w:t>
+      </w:r>
+    </w:p>
+    <w:p>
+      <w:pPr>
+        <w:rPr/>
+      </w:pPr>
+      <w:r>
+        <w:rPr>
+          <w:b w:val="1"/>
+          <w:bCs w:val="1"/>
+          <w:rtl w:val="0"/>
+        </w:rPr>
+        <w:t xml:space="preserve">Melhor caso:</w:t>
+      </w:r>
+      <w:r>
+        <w:rPr>
+          <w:rtl w:val="0"/>
+        </w:rPr>
+        <w:t xml:space="preserve"> </w:t>
+      </w:r>
+      <w:r>
+        <w:rPr>
+          <w:b w:val="1"/>
+          <w:bCs w:val="1"/>
+          <w:rtl w:val="0"/>
+        </w:rPr>
+        <w:t xml:space="preserve">O(n)</w:t>
+      </w:r>
+      <w:sdt>
+        <w:sdtPr>
+          <w:id w:val="-1728710020"/>
+          <w:tag w:val="goog_rdk_4"/>
+        </w:sdtPr>
+        <w:sdtContent>
+          <w:r>
+            <w:rPr>
+              <w:rFonts w:ascii="Arial Unicode MS" w:cs="Arial Unicode MS" w:eastAsia="Arial Unicode MS" w:hAnsi="Arial Unicode MS"/>
+              <w:rtl w:val="0"/>
+            </w:rPr>
+            <w:t xml:space="preserve"> → lista quase ordenada, comparações mínimas, pois elementos já estão quase na posição correta.</w:t>
+            <w:br w:type="textWrapping"/>
+          </w:r>
+        </w:sdtContent>
+      </w:sdt>
+      <w:r>
+        <w:rPr>
+          <w:b w:val="1"/>
+          <w:bCs w:val="1"/>
+          <w:rtl w:val="0"/>
+        </w:rPr>
+        <w:t xml:space="preserve">Pior caso:</w:t>
+      </w:r>
+      <w:r>
+        <w:rPr>
+          <w:rtl w:val="0"/>
+        </w:rPr>
+        <w:t xml:space="preserve"> </w:t>
+      </w:r>
+      <w:r>
+        <w:rPr>
+          <w:b w:val="1"/>
+          <w:bCs w:val="1"/>
+          <w:rtl w:val="0"/>
+        </w:rPr>
+        <w:t xml:space="preserve">O(n²)</w:t>
+      </w:r>
+      <w:sdt>
+        <w:sdtPr>
+          <w:id w:val="-388659938"/>
+          <w:tag w:val="goog_rdk_5"/>
+        </w:sdtPr>
+        <w:sdtContent>
+          <w:r>
+            <w:rPr>
+              <w:rFonts w:ascii="Arial Unicode MS" w:cs="Arial Unicode MS" w:eastAsia="Arial Unicode MS" w:hAnsi="Arial Unicode MS"/>
+              <w:rtl w:val="0"/>
+            </w:rPr>
+            <w:t xml:space="preserve"> → lista inversamente ordenada, muitas comparações e deslocamentos, pois cada elemento precisa ser comparado e deslocado até a posição correta.</w:t>
+          </w:r>
+        </w:sdtContent>
+      </w:sdt>
     </w:p>
     <w:p>
       <w:pPr>
@@ -3447,7 +5242,7 @@
       <w:pPr>
         <w:numPr>
           <w:ilvl w:val="0"/>
-          <w:numId w:val="4"/>
+          <w:numId w:val="6"/>
         </w:numPr>
         <w:ind w:left="720" w:hanging="360"/>
         <w:rPr>
@@ -3472,7 +5267,7 @@
       <w:pPr>
         <w:numPr>
           <w:ilvl w:val="0"/>
-          <w:numId w:val="4"/>
+          <w:numId w:val="6"/>
         </w:numPr>
         <w:ind w:left="720" w:hanging="360"/>
         <w:rPr>
@@ -3497,7 +5292,7 @@
       <w:pPr>
         <w:numPr>
           <w:ilvl w:val="0"/>
-          <w:numId w:val="4"/>
+          <w:numId w:val="6"/>
         </w:numPr>
         <w:ind w:left="720" w:hanging="360"/>
         <w:rPr>
@@ -3522,7 +5317,7 @@
       <w:pPr>
         <w:numPr>
           <w:ilvl w:val="0"/>
-          <w:numId w:val="4"/>
+          <w:numId w:val="6"/>
         </w:numPr>
         <w:ind w:left="720" w:hanging="360"/>
         <w:rPr>
@@ -3547,7 +5342,7 @@
       <w:pPr>
         <w:numPr>
           <w:ilvl w:val="0"/>
-          <w:numId w:val="4"/>
+          <w:numId w:val="6"/>
         </w:numPr>
         <w:ind w:left="720" w:hanging="360"/>
         <w:rPr>
@@ -3572,7 +5367,7 @@
       <w:pPr>
         <w:numPr>
           <w:ilvl w:val="0"/>
-          <w:numId w:val="4"/>
+          <w:numId w:val="6"/>
         </w:numPr>
         <w:ind w:left="720" w:hanging="360"/>
         <w:rPr>
@@ -3597,7 +5392,7 @@
       <w:pPr>
         <w:numPr>
           <w:ilvl w:val="0"/>
-          <w:numId w:val="4"/>
+          <w:numId w:val="6"/>
         </w:numPr>
         <w:ind w:left="720" w:hanging="360"/>
         <w:rPr>
@@ -3671,7 +5466,7 @@
       <w:pPr>
         <w:numPr>
           <w:ilvl w:val="0"/>
-          <w:numId w:val="5"/>
+          <w:numId w:val="3"/>
         </w:numPr>
         <w:ind w:left="720" w:hanging="360"/>
         <w:rPr>
@@ -3696,7 +5491,7 @@
       <w:pPr>
         <w:numPr>
           <w:ilvl w:val="1"/>
-          <w:numId w:val="5"/>
+          <w:numId w:val="3"/>
         </w:numPr>
         <w:ind w:left="1170" w:hanging="360"/>
         <w:rPr>
@@ -3730,7 +5525,7 @@
       <w:pPr>
         <w:numPr>
           <w:ilvl w:val="1"/>
-          <w:numId w:val="5"/>
+          <w:numId w:val="3"/>
         </w:numPr>
         <w:ind w:left="1170" w:hanging="360"/>
         <w:rPr>
@@ -3764,7 +5559,7 @@
       <w:pPr>
         <w:numPr>
           <w:ilvl w:val="1"/>
-          <w:numId w:val="5"/>
+          <w:numId w:val="3"/>
         </w:numPr>
         <w:ind w:left="1170" w:hanging="360"/>
         <w:rPr>
@@ -3798,7 +5593,7 @@
       <w:pPr>
         <w:numPr>
           <w:ilvl w:val="1"/>
-          <w:numId w:val="5"/>
+          <w:numId w:val="3"/>
         </w:numPr>
         <w:ind w:left="1170" w:hanging="360"/>
         <w:rPr>
@@ -3826,7 +5621,7 @@
       <w:pPr>
         <w:numPr>
           <w:ilvl w:val="1"/>
-          <w:numId w:val="5"/>
+          <w:numId w:val="3"/>
         </w:numPr>
         <w:ind w:left="1170" w:hanging="360"/>
         <w:rPr>
@@ -3854,7 +5649,7 @@
       <w:pPr>
         <w:numPr>
           <w:ilvl w:val="1"/>
-          <w:numId w:val="5"/>
+          <w:numId w:val="3"/>
         </w:numPr>
         <w:ind w:left="1170" w:hanging="360"/>
         <w:rPr>
@@ -3882,7 +5677,7 @@
       <w:pPr>
         <w:numPr>
           <w:ilvl w:val="1"/>
-          <w:numId w:val="5"/>
+          <w:numId w:val="3"/>
         </w:numPr>
         <w:ind w:left="1170" w:hanging="360"/>
         <w:rPr>
@@ -3910,7 +5705,7 @@
       <w:pPr>
         <w:numPr>
           <w:ilvl w:val="1"/>
-          <w:numId w:val="5"/>
+          <w:numId w:val="3"/>
         </w:numPr>
         <w:ind w:left="1170" w:hanging="360"/>
         <w:rPr>
@@ -3938,7 +5733,7 @@
       <w:pPr>
         <w:numPr>
           <w:ilvl w:val="0"/>
-          <w:numId w:val="5"/>
+          <w:numId w:val="3"/>
         </w:numPr>
         <w:ind w:left="720" w:hanging="360"/>
         <w:rPr>
@@ -3976,7 +5771,7 @@
       <w:pPr>
         <w:numPr>
           <w:ilvl w:val="1"/>
-          <w:numId w:val="5"/>
+          <w:numId w:val="3"/>
         </w:numPr>
         <w:ind w:left="1170" w:hanging="360"/>
         <w:rPr>
@@ -4001,7 +5796,7 @@
       <w:pPr>
         <w:numPr>
           <w:ilvl w:val="1"/>
-          <w:numId w:val="5"/>
+          <w:numId w:val="3"/>
         </w:numPr>
         <w:ind w:left="1170" w:hanging="360"/>
         <w:rPr>
@@ -4026,7 +5821,7 @@
       <w:pPr>
         <w:numPr>
           <w:ilvl w:val="1"/>
-          <w:numId w:val="5"/>
+          <w:numId w:val="3"/>
         </w:numPr>
         <w:ind w:left="1170" w:hanging="360"/>
         <w:rPr>
@@ -4051,7 +5846,7 @@
       <w:pPr>
         <w:numPr>
           <w:ilvl w:val="1"/>
-          <w:numId w:val="5"/>
+          <w:numId w:val="3"/>
         </w:numPr>
         <w:ind w:left="1170" w:hanging="360"/>
         <w:rPr>
@@ -4076,7 +5871,7 @@
       <w:pPr>
         <w:numPr>
           <w:ilvl w:val="1"/>
-          <w:numId w:val="5"/>
+          <w:numId w:val="3"/>
         </w:numPr>
         <w:ind w:left="1170" w:hanging="360"/>
         <w:rPr>
@@ -4101,7 +5896,7 @@
       <w:pPr>
         <w:numPr>
           <w:ilvl w:val="1"/>
-          <w:numId w:val="5"/>
+          <w:numId w:val="3"/>
         </w:numPr>
         <w:ind w:left="1170" w:hanging="360"/>
         <w:rPr>
@@ -4126,7 +5921,7 @@
       <w:pPr>
         <w:numPr>
           <w:ilvl w:val="1"/>
-          <w:numId w:val="5"/>
+          <w:numId w:val="3"/>
         </w:numPr>
         <w:ind w:left="1170" w:hanging="360"/>
         <w:rPr>
@@ -4151,7 +5946,7 @@
       <w:pPr>
         <w:numPr>
           <w:ilvl w:val="1"/>
-          <w:numId w:val="5"/>
+          <w:numId w:val="3"/>
         </w:numPr>
         <w:ind w:left="1170" w:hanging="360"/>
         <w:rPr>
@@ -4176,7 +5971,7 @@
       <w:pPr>
         <w:numPr>
           <w:ilvl w:val="1"/>
-          <w:numId w:val="5"/>
+          <w:numId w:val="3"/>
         </w:numPr>
         <w:ind w:left="1170" w:hanging="360"/>
         <w:rPr>
@@ -4201,7 +5996,7 @@
       <w:pPr>
         <w:numPr>
           <w:ilvl w:val="1"/>
-          <w:numId w:val="5"/>
+          <w:numId w:val="3"/>
         </w:numPr>
         <w:ind w:left="1170" w:hanging="360"/>
         <w:rPr>
@@ -4226,7 +6021,7 @@
       <w:pPr>
         <w:numPr>
           <w:ilvl w:val="1"/>
-          <w:numId w:val="5"/>
+          <w:numId w:val="3"/>
         </w:numPr>
         <w:ind w:left="1170" w:hanging="360"/>
         <w:rPr>
@@ -4251,7 +6046,7 @@
       <w:pPr>
         <w:numPr>
           <w:ilvl w:val="1"/>
-          <w:numId w:val="5"/>
+          <w:numId w:val="3"/>
         </w:numPr>
         <w:ind w:left="1170" w:hanging="360"/>
         <w:rPr>
@@ -4276,7 +6071,7 @@
       <w:pPr>
         <w:numPr>
           <w:ilvl w:val="1"/>
-          <w:numId w:val="5"/>
+          <w:numId w:val="3"/>
         </w:numPr>
         <w:ind w:left="1170" w:hanging="360"/>
         <w:rPr>
@@ -4301,7 +6096,7 @@
       <w:pPr>
         <w:numPr>
           <w:ilvl w:val="1"/>
-          <w:numId w:val="5"/>
+          <w:numId w:val="3"/>
         </w:numPr>
         <w:ind w:left="1170" w:hanging="360"/>
         <w:rPr>
@@ -4326,7 +6121,7 @@
       <w:pPr>
         <w:numPr>
           <w:ilvl w:val="1"/>
-          <w:numId w:val="5"/>
+          <w:numId w:val="3"/>
         </w:numPr>
         <w:ind w:left="1170" w:hanging="360"/>
         <w:rPr>
@@ -4351,7 +6146,7 @@
       <w:pPr>
         <w:numPr>
           <w:ilvl w:val="1"/>
-          <w:numId w:val="5"/>
+          <w:numId w:val="3"/>
         </w:numPr>
         <w:ind w:left="1170" w:hanging="360"/>
         <w:rPr>
@@ -4376,7 +6171,7 @@
       <w:pPr>
         <w:numPr>
           <w:ilvl w:val="1"/>
-          <w:numId w:val="5"/>
+          <w:numId w:val="3"/>
         </w:numPr>
         <w:ind w:left="1170" w:hanging="360"/>
         <w:rPr>
@@ -4453,7 +6248,7 @@
       <w:pPr>
         <w:numPr>
           <w:ilvl w:val="0"/>
-          <w:numId w:val="6"/>
+          <w:numId w:val="7"/>
         </w:numPr>
         <w:ind w:left="720" w:hanging="360"/>
         <w:rPr>
@@ -4478,7 +6273,7 @@
       <w:pPr>
         <w:numPr>
           <w:ilvl w:val="1"/>
-          <w:numId w:val="6"/>
+          <w:numId w:val="7"/>
         </w:numPr>
         <w:ind w:left="1200" w:hanging="360"/>
         <w:rPr>
@@ -4512,7 +6307,7 @@
       <w:pPr>
         <w:numPr>
           <w:ilvl w:val="1"/>
-          <w:numId w:val="6"/>
+          <w:numId w:val="7"/>
         </w:numPr>
         <w:ind w:left="1200" w:hanging="360"/>
         <w:rPr>
@@ -4546,7 +6341,7 @@
       <w:pPr>
         <w:numPr>
           <w:ilvl w:val="1"/>
-          <w:numId w:val="6"/>
+          <w:numId w:val="7"/>
         </w:numPr>
         <w:ind w:left="1200" w:hanging="360"/>
         <w:rPr>
@@ -4580,7 +6375,7 @@
       <w:pPr>
         <w:numPr>
           <w:ilvl w:val="1"/>
-          <w:numId w:val="6"/>
+          <w:numId w:val="7"/>
         </w:numPr>
         <w:ind w:left="1200" w:hanging="360"/>
         <w:rPr>
@@ -4614,7 +6409,7 @@
       <w:pPr>
         <w:numPr>
           <w:ilvl w:val="1"/>
-          <w:numId w:val="6"/>
+          <w:numId w:val="7"/>
         </w:numPr>
         <w:ind w:left="1200" w:hanging="360"/>
         <w:rPr>
@@ -4656,7 +6451,7 @@
       <w:pPr>
         <w:numPr>
           <w:ilvl w:val="1"/>
-          <w:numId w:val="6"/>
+          <w:numId w:val="7"/>
         </w:numPr>
         <w:ind w:left="1200" w:hanging="360"/>
         <w:rPr>
@@ -4690,7 +6485,7 @@
       <w:pPr>
         <w:numPr>
           <w:ilvl w:val="1"/>
-          <w:numId w:val="6"/>
+          <w:numId w:val="7"/>
         </w:numPr>
         <w:ind w:left="1200" w:hanging="360"/>
         <w:rPr>
@@ -4724,7 +6519,7 @@
       <w:pPr>
         <w:numPr>
           <w:ilvl w:val="1"/>
-          <w:numId w:val="6"/>
+          <w:numId w:val="7"/>
         </w:numPr>
         <w:ind w:left="1200" w:hanging="360"/>
         <w:rPr>
@@ -4846,7 +6641,7 @@
       <w:pPr>
         <w:numPr>
           <w:ilvl w:val="0"/>
-          <w:numId w:val="6"/>
+          <w:numId w:val="7"/>
         </w:numPr>
         <w:ind w:left="720" w:hanging="360"/>
         <w:rPr>
@@ -4871,7 +6666,7 @@
       <w:pPr>
         <w:numPr>
           <w:ilvl w:val="1"/>
-          <w:numId w:val="5"/>
+          <w:numId w:val="3"/>
         </w:numPr>
         <w:ind w:left="1170" w:hanging="360"/>
         <w:rPr>
@@ -4905,7 +6700,7 @@
       <w:pPr>
         <w:numPr>
           <w:ilvl w:val="1"/>
-          <w:numId w:val="5"/>
+          <w:numId w:val="3"/>
         </w:numPr>
         <w:ind w:left="1170" w:hanging="360"/>
         <w:rPr>
@@ -4939,7 +6734,7 @@
       <w:pPr>
         <w:numPr>
           <w:ilvl w:val="1"/>
-          <w:numId w:val="5"/>
+          <w:numId w:val="3"/>
         </w:numPr>
         <w:ind w:left="1170" w:hanging="360"/>
         <w:rPr>
@@ -4973,7 +6768,7 @@
       <w:pPr>
         <w:numPr>
           <w:ilvl w:val="1"/>
-          <w:numId w:val="5"/>
+          <w:numId w:val="3"/>
         </w:numPr>
         <w:ind w:left="1170" w:hanging="360"/>
         <w:rPr>
@@ -5001,7 +6796,7 @@
       <w:pPr>
         <w:numPr>
           <w:ilvl w:val="1"/>
-          <w:numId w:val="5"/>
+          <w:numId w:val="3"/>
         </w:numPr>
         <w:ind w:left="1170" w:hanging="360"/>
         <w:rPr>
@@ -5029,7 +6824,7 @@
       <w:pPr>
         <w:numPr>
           <w:ilvl w:val="1"/>
-          <w:numId w:val="5"/>
+          <w:numId w:val="3"/>
         </w:numPr>
         <w:ind w:left="1170" w:hanging="360"/>
         <w:rPr>
@@ -5057,7 +6852,7 @@
       <w:pPr>
         <w:numPr>
           <w:ilvl w:val="1"/>
-          <w:numId w:val="5"/>
+          <w:numId w:val="3"/>
         </w:numPr>
         <w:ind w:left="1170" w:hanging="360"/>
         <w:rPr>
@@ -5085,7 +6880,7 @@
       <w:pPr>
         <w:numPr>
           <w:ilvl w:val="1"/>
-          <w:numId w:val="5"/>
+          <w:numId w:val="3"/>
         </w:numPr>
         <w:ind w:left="1170" w:hanging="360"/>
         <w:rPr>
@@ -5113,7 +6908,7 @@
       <w:pPr>
         <w:numPr>
           <w:ilvl w:val="0"/>
-          <w:numId w:val="5"/>
+          <w:numId w:val="3"/>
         </w:numPr>
         <w:ind w:left="720" w:hanging="360"/>
         <w:rPr>
@@ -5151,7 +6946,7 @@
       <w:pPr>
         <w:numPr>
           <w:ilvl w:val="1"/>
-          <w:numId w:val="5"/>
+          <w:numId w:val="3"/>
         </w:numPr>
         <w:ind w:left="1170" w:hanging="360"/>
         <w:rPr>
@@ -5176,15 +6971,15 @@
       <w:pPr>
         <w:numPr>
           <w:ilvl w:val="1"/>
-          <w:numId w:val="5"/>
+          <w:numId w:val="3"/>
         </w:numPr>
         <w:ind w:left="1170" w:hanging="360"/>
         <w:rPr>
           <w:rFonts w:ascii="Arial" w:cs="Arial" w:eastAsia="Arial" w:hAnsi="Arial"/>
         </w:rPr>
       </w:pPr>
-      <w:bookmarkStart w:colFirst="0" w:colLast="0" w:name="_heading=h.76wvd85fg65y" w:id="1"/>
-      <w:bookmarkEnd w:id="1"/>
+      <w:bookmarkStart w:colFirst="0" w:colLast="0" w:name="_heading=h.76wvd85fg65y" w:id="2"/>
+      <w:bookmarkEnd w:id="2"/>
       <w:r>
         <w:rPr>
           <w:rFonts w:ascii="Arial" w:cs="Arial" w:eastAsia="Arial" w:hAnsi="Arial"/>
@@ -5203,7 +6998,7 @@
           <w:rFonts w:ascii="Arial" w:cs="Arial" w:eastAsia="Arial" w:hAnsi="Arial"/>
           <w:rtl w:val="0"/>
         </w:rPr>
-        <w:t xml:space="preserve"> empilho e depois desempilho a string e </w:t>
+        <w:t xml:space="preserve"> empilho e depois eu desempilho a string e </w:t>
       </w:r>
       <w:r>
         <w:rPr>
@@ -5260,10 +7055,9 @@
       </w:r>
     </w:p>
     <w:sectPr>
+      <w:type w:val="nextPage"/>
       <w:pgSz w:h="16838" w:w="11906" w:orient="portrait"/>
       <w:pgMar w:bottom="851" w:top="851" w:left="851" w:right="851" w:header="709" w:footer="709"/>
-      <w:pgNumType w:start="0"/>
-      <w:titlePg w:val="1"/>
     </w:sectPr>
   </w:body>
 </w:document>
@@ -5370,34 +7164,34 @@
       <w:lvlText w:val="●"/>
       <w:lvlJc w:val="left"/>
       <w:pPr>
-        <w:ind w:left="720" w:hanging="360"/>
+        <w:ind w:left="420" w:hanging="420"/>
       </w:pPr>
       <w:rPr>
-        <w:u w:val="none"/>
+        <w:rFonts w:ascii="Noto Sans Symbols" w:cs="Noto Sans Symbols" w:eastAsia="Noto Sans Symbols" w:hAnsi="Noto Sans Symbols"/>
       </w:rPr>
     </w:lvl>
     <w:lvl w:ilvl="1">
       <w:start w:val="1"/>
       <w:numFmt w:val="bullet"/>
-      <w:lvlText w:val="○"/>
+      <w:lvlText w:val="■"/>
       <w:lvlJc w:val="left"/>
       <w:pPr>
-        <w:ind w:left="1440" w:hanging="360"/>
+        <w:ind w:left="840" w:hanging="420"/>
       </w:pPr>
       <w:rPr>
-        <w:u w:val="none"/>
+        <w:rFonts w:ascii="Noto Sans Symbols" w:cs="Noto Sans Symbols" w:eastAsia="Noto Sans Symbols" w:hAnsi="Noto Sans Symbols"/>
       </w:rPr>
     </w:lvl>
     <w:lvl w:ilvl="2">
       <w:start w:val="1"/>
       <w:numFmt w:val="bullet"/>
-      <w:lvlText w:val="■"/>
+      <w:lvlText w:val="◆"/>
       <w:lvlJc w:val="left"/>
       <w:pPr>
-        <w:ind w:left="2160" w:hanging="360"/>
+        <w:ind w:left="1260" w:hanging="420"/>
       </w:pPr>
       <w:rPr>
-        <w:u w:val="none"/>
+        <w:rFonts w:ascii="Noto Sans Symbols" w:cs="Noto Sans Symbols" w:eastAsia="Noto Sans Symbols" w:hAnsi="Noto Sans Symbols"/>
       </w:rPr>
     </w:lvl>
     <w:lvl w:ilvl="3">
@@ -5406,34 +7200,34 @@
       <w:lvlText w:val="●"/>
       <w:lvlJc w:val="left"/>
       <w:pPr>
-        <w:ind w:left="2880" w:hanging="360"/>
+        <w:ind w:left="1680" w:hanging="420"/>
       </w:pPr>
       <w:rPr>
-        <w:u w:val="none"/>
+        <w:rFonts w:ascii="Noto Sans Symbols" w:cs="Noto Sans Symbols" w:eastAsia="Noto Sans Symbols" w:hAnsi="Noto Sans Symbols"/>
       </w:rPr>
     </w:lvl>
     <w:lvl w:ilvl="4">
       <w:start w:val="1"/>
       <w:numFmt w:val="bullet"/>
-      <w:lvlText w:val="○"/>
+      <w:lvlText w:val="■"/>
       <w:lvlJc w:val="left"/>
       <w:pPr>
-        <w:ind w:left="3600" w:hanging="360"/>
+        <w:ind w:left="2100" w:hanging="420"/>
       </w:pPr>
       <w:rPr>
-        <w:u w:val="none"/>
+        <w:rFonts w:ascii="Noto Sans Symbols" w:cs="Noto Sans Symbols" w:eastAsia="Noto Sans Symbols" w:hAnsi="Noto Sans Symbols"/>
       </w:rPr>
     </w:lvl>
     <w:lvl w:ilvl="5">
       <w:start w:val="1"/>
       <w:numFmt w:val="bullet"/>
-      <w:lvlText w:val="■"/>
+      <w:lvlText w:val="◆"/>
       <w:lvlJc w:val="left"/>
       <w:pPr>
-        <w:ind w:left="4320" w:hanging="360"/>
+        <w:ind w:left="2520" w:hanging="420"/>
       </w:pPr>
       <w:rPr>
-        <w:u w:val="none"/>
+        <w:rFonts w:ascii="Noto Sans Symbols" w:cs="Noto Sans Symbols" w:eastAsia="Noto Sans Symbols" w:hAnsi="Noto Sans Symbols"/>
       </w:rPr>
     </w:lvl>
     <w:lvl w:ilvl="6">
@@ -5442,34 +7236,34 @@
       <w:lvlText w:val="●"/>
       <w:lvlJc w:val="left"/>
       <w:pPr>
-        <w:ind w:left="5040" w:hanging="360"/>
+        <w:ind w:left="2940" w:hanging="420"/>
       </w:pPr>
       <w:rPr>
-        <w:u w:val="none"/>
+        <w:rFonts w:ascii="Noto Sans Symbols" w:cs="Noto Sans Symbols" w:eastAsia="Noto Sans Symbols" w:hAnsi="Noto Sans Symbols"/>
       </w:rPr>
     </w:lvl>
     <w:lvl w:ilvl="7">
       <w:start w:val="1"/>
       <w:numFmt w:val="bullet"/>
-      <w:lvlText w:val="○"/>
+      <w:lvlText w:val="■"/>
       <w:lvlJc w:val="left"/>
       <w:pPr>
-        <w:ind w:left="5760" w:hanging="360"/>
+        <w:ind w:left="3360" w:hanging="420"/>
       </w:pPr>
       <w:rPr>
-        <w:u w:val="none"/>
+        <w:rFonts w:ascii="Noto Sans Symbols" w:cs="Noto Sans Symbols" w:eastAsia="Noto Sans Symbols" w:hAnsi="Noto Sans Symbols"/>
       </w:rPr>
     </w:lvl>
     <w:lvl w:ilvl="8">
       <w:start w:val="1"/>
       <w:numFmt w:val="bullet"/>
-      <w:lvlText w:val="■"/>
+      <w:lvlText w:val="◆"/>
       <w:lvlJc w:val="left"/>
       <w:pPr>
-        <w:ind w:left="6480" w:hanging="360"/>
+        <w:ind w:left="3780" w:hanging="420"/>
       </w:pPr>
       <w:rPr>
-        <w:u w:val="none"/>
+        <w:rFonts w:ascii="Noto Sans Symbols" w:cs="Noto Sans Symbols" w:eastAsia="Noto Sans Symbols" w:hAnsi="Noto Sans Symbols"/>
       </w:rPr>
     </w:lvl>
   </w:abstractNum>
@@ -5804,6 +7598,116 @@
     </w:lvl>
   </w:abstractNum>
   <w:abstractNum w:abstractNumId="6">
+    <w:lvl w:ilvl="0">
+      <w:start w:val="1"/>
+      <w:numFmt w:val="bullet"/>
+      <w:lvlText w:val="●"/>
+      <w:lvlJc w:val="left"/>
+      <w:pPr>
+        <w:ind w:left="720" w:hanging="360"/>
+      </w:pPr>
+      <w:rPr>
+        <w:u w:val="none"/>
+      </w:rPr>
+    </w:lvl>
+    <w:lvl w:ilvl="1">
+      <w:start w:val="1"/>
+      <w:numFmt w:val="bullet"/>
+      <w:lvlText w:val="○"/>
+      <w:lvlJc w:val="left"/>
+      <w:pPr>
+        <w:ind w:left="1440" w:hanging="360"/>
+      </w:pPr>
+      <w:rPr>
+        <w:u w:val="none"/>
+      </w:rPr>
+    </w:lvl>
+    <w:lvl w:ilvl="2">
+      <w:start w:val="1"/>
+      <w:numFmt w:val="bullet"/>
+      <w:lvlText w:val="■"/>
+      <w:lvlJc w:val="left"/>
+      <w:pPr>
+        <w:ind w:left="2160" w:hanging="360"/>
+      </w:pPr>
+      <w:rPr>
+        <w:u w:val="none"/>
+      </w:rPr>
+    </w:lvl>
+    <w:lvl w:ilvl="3">
+      <w:start w:val="1"/>
+      <w:numFmt w:val="bullet"/>
+      <w:lvlText w:val="●"/>
+      <w:lvlJc w:val="left"/>
+      <w:pPr>
+        <w:ind w:left="2880" w:hanging="360"/>
+      </w:pPr>
+      <w:rPr>
+        <w:u w:val="none"/>
+      </w:rPr>
+    </w:lvl>
+    <w:lvl w:ilvl="4">
+      <w:start w:val="1"/>
+      <w:numFmt w:val="bullet"/>
+      <w:lvlText w:val="○"/>
+      <w:lvlJc w:val="left"/>
+      <w:pPr>
+        <w:ind w:left="3600" w:hanging="360"/>
+      </w:pPr>
+      <w:rPr>
+        <w:u w:val="none"/>
+      </w:rPr>
+    </w:lvl>
+    <w:lvl w:ilvl="5">
+      <w:start w:val="1"/>
+      <w:numFmt w:val="bullet"/>
+      <w:lvlText w:val="■"/>
+      <w:lvlJc w:val="left"/>
+      <w:pPr>
+        <w:ind w:left="4320" w:hanging="360"/>
+      </w:pPr>
+      <w:rPr>
+        <w:u w:val="none"/>
+      </w:rPr>
+    </w:lvl>
+    <w:lvl w:ilvl="6">
+      <w:start w:val="1"/>
+      <w:numFmt w:val="bullet"/>
+      <w:lvlText w:val="●"/>
+      <w:lvlJc w:val="left"/>
+      <w:pPr>
+        <w:ind w:left="5040" w:hanging="360"/>
+      </w:pPr>
+      <w:rPr>
+        <w:u w:val="none"/>
+      </w:rPr>
+    </w:lvl>
+    <w:lvl w:ilvl="7">
+      <w:start w:val="1"/>
+      <w:numFmt w:val="bullet"/>
+      <w:lvlText w:val="○"/>
+      <w:lvlJc w:val="left"/>
+      <w:pPr>
+        <w:ind w:left="5760" w:hanging="360"/>
+      </w:pPr>
+      <w:rPr>
+        <w:u w:val="none"/>
+      </w:rPr>
+    </w:lvl>
+    <w:lvl w:ilvl="8">
+      <w:start w:val="1"/>
+      <w:numFmt w:val="bullet"/>
+      <w:lvlText w:val="■"/>
+      <w:lvlJc w:val="left"/>
+      <w:pPr>
+        <w:ind w:left="6480" w:hanging="360"/>
+      </w:pPr>
+      <w:rPr>
+        <w:u w:val="none"/>
+      </w:rPr>
+    </w:lvl>
+  </w:abstractNum>
+  <w:abstractNum w:abstractNumId="7">
     <w:lvl w:ilvl="0">
       <w:start w:val="1"/>
       <w:numFmt w:val="bullet"/>
@@ -5930,6 +7834,9 @@
   </w:num>
   <w:num w:numId="6">
     <w:abstractNumId w:val="6"/>
+  </w:num>
+  <w:num w:numId="7">
+    <w:abstractNumId w:val="7"/>
   </w:num>
 </w:numbering>
 </file>
@@ -6641,7 +8548,7 @@
 
 <file path=customXML/item1.xml><?xml version="1.0" encoding="utf-8"?>
 <go:gDocsCustomXmlDataStorage xmlns:go="http://customooxmlschemas.google.com/" xmlns:r="http://schemas.openxmlformats.org/officeDocument/2006/relationships" uri="GoogleDocsCustomDataVersion2">
-  <go:docsCustomData xmlns:go="http://customooxmlschemas.google.com/" roundtripDataSignature="AMtx7mgpbfxI5OXOSryKj+VrsUNDQYYuXg==">CgMxLjAyDmguYmxkdzk0Y2U0aHNkMg5oLjc2d3ZkODVmZzY1eTgAciExR0tVZkU2OUMzZlM1LU82SDc4RXhFRjZLSGg2RDBMVS0=</go:docsCustomData>
+  <go:docsCustomData xmlns:go="http://customooxmlschemas.google.com/" roundtripDataSignature="AMtx7mgKGmeBf6kSz44pi6NwDWIogKjcvA==">CgMxLjAaHQoBMBIYChYIB0ISEhBBcmlhbCBVbmljb2RlIE1TGh0KATESGAoWCAdCEhIQQXJpYWwgVW5pY29kZSBNUxodCgEyEhgKFggHQhISEEFyaWFsIFVuaWNvZGUgTVMaHQoBMxIYChYIB0ISEhBBcmlhbCBVbmljb2RlIE1TGh0KATQSGAoWCAdCEhIQQXJpYWwgVW5pY29kZSBNUxodCgE1EhgKFggHQhISEEFyaWFsIFVuaWNvZGUgTVMyDmguYmxkdzk0Y2U0aHNkMg5oLmo4cGgxZGEzdnR5bTIOaC5qOHBoMWRhM3Z0eW0yDmguNzZ3dmQ4NWZnNjV5OAByITFHS1VmRTY5QzNmUzUtTzZINzhFeEVGNktIaDZEMExVLQ==</go:docsCustomData>
 </go:gDocsCustomXmlDataStorage>
 </file>
 
